--- a/temp_Proposal/11_Handoff/ICEBREAKER_아티스트_작업전달서.docx
+++ b/temp_Proposal/11_Handoff/ICEBREAKER_아티스트_작업전달서.docx
@@ -315,6 +315,125 @@
                 <w:sz w:val="19"/>
                 <w:lang w:val="en-US" w:eastAsia="ko-KR"/>
               </w:rPr>
+              <w:t>실행 기준</w:t>
+            </w:r>
+          </w:p>
+        </w:tc>
+        <w:tc>
+          <w:tcPr>
+            <w:tcW w:type="dxa" w:w="3180"/>
+            <w:vAlign w:val="center"/>
+            <w:tcMar>
+              <w:top w:w="80" w:type="dxa"/>
+              <w:start w:w="120" w:type="dxa"/>
+              <w:bottom w:w="80" w:type="dxa"/>
+              <w:end w:w="120" w:type="dxa"/>
+            </w:tcMar>
+          </w:tcPr>
+          <w:p>
+            <w:pPr>
+              <w:spacing w:after="0"/>
+              <w:jc w:val="left"/>
+            </w:pPr>
+            <w:r>
+              <w:rPr>
+                <w:rFonts w:ascii="Noto Sans KR" w:hAnsi="Noto Sans KR" w:eastAsia="Noto Sans KR" w:cs="Noto Sans KR" w:hint="eastAsia"/>
+                <w:b w:val="0"/>
+                <w:color w:val="000000"/>
+                <w:sz w:val="19"/>
+                <w:lang w:val="en-US" w:eastAsia="ko-KR"/>
+              </w:rPr>
+              <w:t>800×72 / 960×540</w:t>
+            </w:r>
+          </w:p>
+        </w:tc>
+        <w:tc>
+          <w:tcPr>
+            <w:tcW w:type="dxa" w:w="1500"/>
+            <w:vAlign w:val="center"/>
+            <w:tcMar>
+              <w:top w:w="80" w:type="dxa"/>
+              <w:start w:w="120" w:type="dxa"/>
+              <w:bottom w:w="80" w:type="dxa"/>
+              <w:end w:w="120" w:type="dxa"/>
+            </w:tcMar>
+            <w:shd w:fill="E8EEF5" w:val="clear"/>
+          </w:tcPr>
+          <w:p>
+            <w:pPr>
+              <w:spacing w:after="0"/>
+              <w:jc w:val="left"/>
+            </w:pPr>
+            <w:r>
+              <w:rPr>
+                <w:rFonts w:ascii="Noto Sans KR" w:hAnsi="Noto Sans KR" w:eastAsia="Noto Sans KR" w:cs="Noto Sans KR" w:hint="eastAsia"/>
+                <w:b/>
+                <w:color w:val="0B2545"/>
+                <w:sz w:val="19"/>
+                <w:lang w:val="en-US" w:eastAsia="ko-KR"/>
+              </w:rPr>
+              <w:t>원본 기준</w:t>
+            </w:r>
+          </w:p>
+        </w:tc>
+        <w:tc>
+          <w:tcPr>
+            <w:tcW w:type="dxa" w:w="3180"/>
+            <w:vAlign w:val="center"/>
+            <w:tcMar>
+              <w:top w:w="80" w:type="dxa"/>
+              <w:start w:w="120" w:type="dxa"/>
+              <w:bottom w:w="80" w:type="dxa"/>
+              <w:end w:w="120" w:type="dxa"/>
+            </w:tcMar>
+          </w:tcPr>
+          <w:p>
+            <w:pPr>
+              <w:spacing w:after="0"/>
+              <w:jc w:val="left"/>
+            </w:pPr>
+            <w:r>
+              <w:rPr>
+                <w:rFonts w:ascii="Noto Sans KR" w:hAnsi="Noto Sans KR" w:eastAsia="Noto Sans KR" w:cs="Noto Sans KR" w:hint="eastAsia"/>
+                <w:b w:val="0"/>
+                <w:color w:val="000000"/>
+                <w:sz w:val="19"/>
+                <w:lang w:val="en-US" w:eastAsia="ko-KR"/>
+              </w:rPr>
+              <w:t>2× 제작·레이어 유지</w:t>
+            </w:r>
+          </w:p>
+        </w:tc>
+      </w:tr>
+      <w:tr>
+        <w:trPr>
+          <w:cantSplit/>
+        </w:trPr>
+        <w:tc>
+          <w:tcPr>
+            <w:tcW w:type="dxa" w:w="1500"/>
+            <w:vAlign w:val="center"/>
+            <w:tcMar>
+              <w:top w:w="80" w:type="dxa"/>
+              <w:start w:w="120" w:type="dxa"/>
+              <w:bottom w:w="80" w:type="dxa"/>
+              <w:end w:w="120" w:type="dxa"/>
+            </w:tcMar>
+            <w:shd w:fill="E8EEF5" w:val="clear"/>
+          </w:tcPr>
+          <w:p>
+            <w:pPr>
+              <w:spacing w:after="0"/>
+              <w:jc w:val="left"/>
+            </w:pPr>
+            <w:r>
+              <w:rPr>
+                <w:rFonts w:ascii="Noto Sans KR" w:hAnsi="Noto Sans KR" w:eastAsia="Noto Sans KR" w:cs="Noto Sans KR" w:hint="eastAsia"/>
+                <w:b/>
+                <w:color w:val="0B2545"/>
+                <w:sz w:val="19"/>
+                <w:lang w:val="en-US" w:eastAsia="ko-KR"/>
+              </w:rPr>
               <w:t>자율 범위</w:t>
             </w:r>
           </w:p>
@@ -400,7 +519,7 @@
                 <w:sz w:val="19"/>
                 <w:lang w:val="en-US" w:eastAsia="ko-KR"/>
               </w:rPr>
-              <w:t>해상도·상태 수·파일 규격</w:t>
+              <w:t>화면 역할·상태 수·파일 규격</w:t>
             </w:r>
           </w:p>
         </w:tc>
@@ -462,7 +581,7 @@
                 <w:sz w:val="23"/>
                 <w:lang w:val="en-US" w:eastAsia="ko-KR"/>
               </w:rPr>
-              <w:t>공용 온보딩 PPT를 본 뒤 720×480 쇄빙 화면과 480×56 축소 런처 콘셉트 마스터 2장을 실제 크기로 제작해 01_preview에 올립니다.</w:t>
+              <w:t>공용 온보딩 PPT를 본 뒤 확장 화면 1920×1080과 축소 런처 1600×144의 2× 콘셉트 마스터를 만들고, 960×540·800×72로 줄인 1× 합성본도 01_preview에 올립니다.</w:t>
             </w:r>
           </w:p>
         </w:tc>
@@ -568,7 +687,7 @@
           <w:sz w:val="22"/>
           <w:lang w:val="en-US" w:eastAsia="ko-KR"/>
         </w:rPr>
-        <w:t>업무 중에는 480×56 축소 게임 바에서 자금·목적지·정비·쇄빙 시작을 확인합니다.</w:t>
+        <w:t>업무 중에는 800×72 축소 게임 바에서 자금·목적지·정비·쇄빙 시작을 확인합니다.</w:t>
       </w:r>
     </w:p>
     <w:p>
@@ -583,7 +702,7 @@
           <w:sz w:val="22"/>
           <w:lang w:val="en-US" w:eastAsia="ko-KR"/>
         </w:rPr>
-        <w:t>쇄빙을 시작하면 720×480으로 확장되고 최대 20개의 얼음을 60초 동안 클릭·홀드로 부숩니다.</w:t>
+        <w:t>쇄빙을 시작하면 960×540으로 확장되고 최대 20개의 얼음을 60초 동안 클릭·홀드로 부숩니다.</w:t>
       </w:r>
     </w:p>
     <w:p>
@@ -640,6 +759,7 @@
       <w:tr>
         <w:trPr>
           <w:cantSplit/>
+          <w:tblHeader w:val="true"/>
           <w:cantSplit/>
         </w:trPr>
         <w:tc>
@@ -765,13 +885,13 @@
                 <w:sz w:val="21"/>
                 <w:lang w:val="en-US" w:eastAsia="ko-KR"/>
               </w:rPr>
-              <w:t>480×56 / 720×480 실제 크기</w:t>
+              <w:t>800×72 / 960×540 실행 기준</w:t>
               <w:br/>
-              <w:t>배·얼음·목적지·화물의 판독 순서</w:t>
+              <w:t>2× 원본·레이어·부품 분리</w:t>
+              <w:br/>
+              <w:t>배·얼음·목적지·화물 판독 순서</w:t>
               <w:br/>
               <w:t>T1~T3와 필수 상태 수</w:t>
-              <w:br/>
-              <w:t>차가운 바다 + 따뜻한 목적지</w:t>
               <w:br/>
               <w:t>PNG·알파·파일명·피벗 규격</w:t>
             </w:r>
@@ -898,7 +1018,7 @@
                 <w:sz w:val="23"/>
                 <w:lang w:val="en-US" w:eastAsia="ko-KR"/>
               </w:rPr>
-              <w:t>확대 원본보다 1× 합성본을 먼저 봅니다. ‘예쁜가’보다 ‘5초 안에 읽히는가’를 우선합니다.</w:t>
+              <w:t>2× 원본과 함께 1× 합성본을 봅니다. ‘예쁜가’보다 ‘5초 안에 읽히는가’, ‘크기를 바꿔도 재사용 가능한가’를 우선합니다.</w:t>
             </w:r>
           </w:p>
         </w:tc>
@@ -1396,7 +1516,7 @@
                 <w:sz w:val="15"/>
                 <w:lang w:val="en-US" w:eastAsia="ko-KR"/>
               </w:rPr>
-              <w:t>720×480 합성에서 겹쳐도 구분·알파 정리</w:t>
+              <w:t>960×540 합성에서 겹쳐도 구분·알파 정리</w:t>
             </w:r>
           </w:p>
         </w:tc>
@@ -1518,7 +1638,7 @@
                 <w:sz w:val="15"/>
                 <w:lang w:val="en-US" w:eastAsia="ko-KR"/>
               </w:rPr>
-              <w:t>ART-00·UI 와이어</w:t>
+              <w:t>ART-00·최신 UI 와이어</w:t>
             </w:r>
           </w:p>
         </w:tc>
@@ -1546,7 +1666,7 @@
                 <w:sz w:val="15"/>
                 <w:lang w:val="en-US" w:eastAsia="ko-KR"/>
               </w:rPr>
-              <w:t>480×56/720×480에서 잘림 없이 상태 구분</w:t>
+              <w:t>800×72/960×540에서 잘림 없이 상태 구분</w:t>
             </w:r>
           </w:p>
         </w:tc>
@@ -2312,7 +2432,622 @@
         <w:pStyle w:val="Heading1"/>
       </w:pPr>
       <w:r>
-        <w:t>5. 스프라이트 시트 규격</w:t>
+        <w:t>5. 크기 변경에 버티는 제작 규칙</w:t>
+      </w:r>
+    </w:p>
+    <w:tbl>
+      <w:tblPr>
+        <w:tblStyle w:val="TableGrid"/>
+        <w:tblW w:type="dxa" w:w="9360"/>
+        <w:tblLayout w:type="fixed"/>
+        <w:tblLook w:firstColumn="1" w:firstRow="1" w:lastColumn="0" w:lastRow="0" w:noHBand="0" w:noVBand="1" w:val="04A0"/>
+        <w:jc w:val="left"/>
+        <w:tblInd w:w="0" w:type="dxa"/>
+      </w:tblPr>
+      <w:tblGrid>
+        <w:gridCol w:w="2300"/>
+        <w:gridCol w:w="2100"/>
+        <w:gridCol w:w="4960"/>
+      </w:tblGrid>
+      <w:tr>
+        <w:trPr>
+          <w:cantSplit/>
+          <w:tblHeader w:val="true"/>
+          <w:cantSplit/>
+        </w:trPr>
+        <w:tc>
+          <w:tcPr>
+            <w:tcW w:type="dxa" w:w="2300"/>
+            <w:vAlign w:val="center"/>
+            <w:tcMar>
+              <w:top w:w="80" w:type="dxa"/>
+              <w:start w:w="120" w:type="dxa"/>
+              <w:bottom w:w="80" w:type="dxa"/>
+              <w:end w:w="120" w:type="dxa"/>
+            </w:tcMar>
+            <w:shd w:fill="E8EEF5" w:val="clear"/>
+          </w:tcPr>
+          <w:p>
+            <w:pPr>
+              <w:spacing w:before="0" w:after="0" w:line="259" w:lineRule="auto"/>
+              <w:jc w:val="center"/>
+            </w:pPr>
+            <w:r>
+              <w:rPr>
+                <w:rFonts w:ascii="Noto Sans KR" w:hAnsi="Noto Sans KR" w:eastAsia="Noto Sans KR" w:cs="Noto Sans KR" w:hint="eastAsia"/>
+                <w:b/>
+                <w:color w:val="0B2545"/>
+                <w:sz w:val="19"/>
+                <w:lang w:val="en-US" w:eastAsia="ko-KR"/>
+              </w:rPr>
+              <w:t>대상</w:t>
+            </w:r>
+          </w:p>
+        </w:tc>
+        <w:tc>
+          <w:tcPr>
+            <w:tcW w:type="dxa" w:w="2100"/>
+            <w:vAlign w:val="center"/>
+            <w:tcMar>
+              <w:top w:w="80" w:type="dxa"/>
+              <w:start w:w="120" w:type="dxa"/>
+              <w:bottom w:w="80" w:type="dxa"/>
+              <w:end w:w="120" w:type="dxa"/>
+            </w:tcMar>
+            <w:shd w:fill="E8EEF5" w:val="clear"/>
+          </w:tcPr>
+          <w:p>
+            <w:pPr>
+              <w:spacing w:before="0" w:after="0" w:line="259" w:lineRule="auto"/>
+              <w:jc w:val="center"/>
+            </w:pPr>
+            <w:r>
+              <w:rPr>
+                <w:rFonts w:ascii="Noto Sans KR" w:hAnsi="Noto Sans KR" w:eastAsia="Noto Sans KR" w:cs="Noto Sans KR" w:hint="eastAsia"/>
+                <w:b/>
+                <w:color w:val="0B2545"/>
+                <w:sz w:val="19"/>
+                <w:lang w:val="en-US" w:eastAsia="ko-KR"/>
+              </w:rPr>
+              <w:t>실행 기준</w:t>
+            </w:r>
+          </w:p>
+        </w:tc>
+        <w:tc>
+          <w:tcPr>
+            <w:tcW w:type="dxa" w:w="4960"/>
+            <w:vAlign w:val="center"/>
+            <w:tcMar>
+              <w:top w:w="80" w:type="dxa"/>
+              <w:start w:w="120" w:type="dxa"/>
+              <w:bottom w:w="80" w:type="dxa"/>
+              <w:end w:w="120" w:type="dxa"/>
+            </w:tcMar>
+            <w:shd w:fill="E8EEF5" w:val="clear"/>
+          </w:tcPr>
+          <w:p>
+            <w:pPr>
+              <w:spacing w:before="0" w:after="0" w:line="259" w:lineRule="auto"/>
+              <w:jc w:val="center"/>
+            </w:pPr>
+            <w:r>
+              <w:rPr>
+                <w:rFonts w:ascii="Noto Sans KR" w:hAnsi="Noto Sans KR" w:eastAsia="Noto Sans KR" w:cs="Noto Sans KR" w:hint="eastAsia"/>
+                <w:b/>
+                <w:color w:val="0B2545"/>
+                <w:sz w:val="19"/>
+                <w:lang w:val="en-US" w:eastAsia="ko-KR"/>
+              </w:rPr>
+              <w:t>제작·납품 기준</w:t>
+            </w:r>
+          </w:p>
+        </w:tc>
+      </w:tr>
+      <w:tr>
+        <w:trPr>
+          <w:cantSplit/>
+        </w:trPr>
+        <w:tc>
+          <w:tcPr>
+            <w:tcW w:type="dxa" w:w="2300"/>
+            <w:vAlign w:val="center"/>
+            <w:tcMar>
+              <w:top w:w="80" w:type="dxa"/>
+              <w:start w:w="120" w:type="dxa"/>
+              <w:bottom w:w="80" w:type="dxa"/>
+              <w:end w:w="120" w:type="dxa"/>
+            </w:tcMar>
+          </w:tcPr>
+          <w:p>
+            <w:pPr>
+              <w:spacing w:before="0" w:after="0" w:line="259" w:lineRule="auto"/>
+              <w:jc w:val="left"/>
+            </w:pPr>
+            <w:r>
+              <w:rPr>
+                <w:rFonts w:ascii="Noto Sans KR" w:hAnsi="Noto Sans KR" w:eastAsia="Noto Sans KR" w:cs="Noto Sans KR" w:hint="eastAsia"/>
+                <w:b w:val="0"/>
+                <w:color w:val="000000"/>
+                <w:sz w:val="18"/>
+                <w:lang w:val="en-US" w:eastAsia="ko-KR"/>
+              </w:rPr>
+              <w:t>축소 게임 바</w:t>
+            </w:r>
+          </w:p>
+        </w:tc>
+        <w:tc>
+          <w:tcPr>
+            <w:tcW w:type="dxa" w:w="2100"/>
+            <w:vAlign w:val="center"/>
+            <w:tcMar>
+              <w:top w:w="80" w:type="dxa"/>
+              <w:start w:w="120" w:type="dxa"/>
+              <w:bottom w:w="80" w:type="dxa"/>
+              <w:end w:w="120" w:type="dxa"/>
+            </w:tcMar>
+          </w:tcPr>
+          <w:p>
+            <w:pPr>
+              <w:spacing w:before="0" w:after="0" w:line="259" w:lineRule="auto"/>
+              <w:jc w:val="center"/>
+            </w:pPr>
+            <w:r>
+              <w:rPr>
+                <w:rFonts w:ascii="Noto Sans KR" w:hAnsi="Noto Sans KR" w:eastAsia="Noto Sans KR" w:cs="Noto Sans KR" w:hint="eastAsia"/>
+                <w:b w:val="0"/>
+                <w:color w:val="000000"/>
+                <w:sz w:val="18"/>
+                <w:lang w:val="en-US" w:eastAsia="ko-KR"/>
+              </w:rPr>
+              <w:t>800×72</w:t>
+            </w:r>
+          </w:p>
+        </w:tc>
+        <w:tc>
+          <w:tcPr>
+            <w:tcW w:type="dxa" w:w="4960"/>
+            <w:vAlign w:val="center"/>
+            <w:tcMar>
+              <w:top w:w="80" w:type="dxa"/>
+              <w:start w:w="120" w:type="dxa"/>
+              <w:bottom w:w="80" w:type="dxa"/>
+              <w:end w:w="120" w:type="dxa"/>
+            </w:tcMar>
+          </w:tcPr>
+          <w:p>
+            <w:pPr>
+              <w:spacing w:before="0" w:after="0" w:line="259" w:lineRule="auto"/>
+              <w:jc w:val="left"/>
+            </w:pPr>
+            <w:r>
+              <w:rPr>
+                <w:rFonts w:ascii="Noto Sans KR" w:hAnsi="Noto Sans KR" w:eastAsia="Noto Sans KR" w:cs="Noto Sans KR" w:hint="eastAsia"/>
+                <w:b w:val="0"/>
+                <w:color w:val="000000"/>
+                <w:sz w:val="18"/>
+                <w:lang w:val="en-US" w:eastAsia="ko-KR"/>
+              </w:rPr>
+              <w:t>1600×144 목업·UI 원본</w:t>
+            </w:r>
+          </w:p>
+        </w:tc>
+      </w:tr>
+      <w:tr>
+        <w:trPr>
+          <w:cantSplit/>
+        </w:trPr>
+        <w:tc>
+          <w:tcPr>
+            <w:tcW w:type="dxa" w:w="2300"/>
+            <w:vAlign w:val="center"/>
+            <w:tcMar>
+              <w:top w:w="80" w:type="dxa"/>
+              <w:start w:w="120" w:type="dxa"/>
+              <w:bottom w:w="80" w:type="dxa"/>
+              <w:end w:w="120" w:type="dxa"/>
+            </w:tcMar>
+          </w:tcPr>
+          <w:p>
+            <w:pPr>
+              <w:spacing w:before="0" w:after="0" w:line="259" w:lineRule="auto"/>
+              <w:jc w:val="left"/>
+            </w:pPr>
+            <w:r>
+              <w:rPr>
+                <w:rFonts w:ascii="Noto Sans KR" w:hAnsi="Noto Sans KR" w:eastAsia="Noto Sans KR" w:cs="Noto Sans KR" w:hint="eastAsia"/>
+                <w:b w:val="0"/>
+                <w:color w:val="000000"/>
+                <w:sz w:val="18"/>
+                <w:lang w:val="en-US" w:eastAsia="ko-KR"/>
+              </w:rPr>
+              <w:t>확장 화면</w:t>
+            </w:r>
+          </w:p>
+        </w:tc>
+        <w:tc>
+          <w:tcPr>
+            <w:tcW w:type="dxa" w:w="2100"/>
+            <w:vAlign w:val="center"/>
+            <w:tcMar>
+              <w:top w:w="80" w:type="dxa"/>
+              <w:start w:w="120" w:type="dxa"/>
+              <w:bottom w:w="80" w:type="dxa"/>
+              <w:end w:w="120" w:type="dxa"/>
+            </w:tcMar>
+          </w:tcPr>
+          <w:p>
+            <w:pPr>
+              <w:spacing w:before="0" w:after="0" w:line="259" w:lineRule="auto"/>
+              <w:jc w:val="center"/>
+            </w:pPr>
+            <w:r>
+              <w:rPr>
+                <w:rFonts w:ascii="Noto Sans KR" w:hAnsi="Noto Sans KR" w:eastAsia="Noto Sans KR" w:cs="Noto Sans KR" w:hint="eastAsia"/>
+                <w:b w:val="0"/>
+                <w:color w:val="000000"/>
+                <w:sz w:val="18"/>
+                <w:lang w:val="en-US" w:eastAsia="ko-KR"/>
+              </w:rPr>
+              <w:t>960×540</w:t>
+            </w:r>
+          </w:p>
+        </w:tc>
+        <w:tc>
+          <w:tcPr>
+            <w:tcW w:type="dxa" w:w="4960"/>
+            <w:vAlign w:val="center"/>
+            <w:tcMar>
+              <w:top w:w="80" w:type="dxa"/>
+              <w:start w:w="120" w:type="dxa"/>
+              <w:bottom w:w="80" w:type="dxa"/>
+              <w:end w:w="120" w:type="dxa"/>
+            </w:tcMar>
+          </w:tcPr>
+          <w:p>
+            <w:pPr>
+              <w:spacing w:before="0" w:after="0" w:line="259" w:lineRule="auto"/>
+              <w:jc w:val="left"/>
+            </w:pPr>
+            <w:r>
+              <w:rPr>
+                <w:rFonts w:ascii="Noto Sans KR" w:hAnsi="Noto Sans KR" w:eastAsia="Noto Sans KR" w:cs="Noto Sans KR" w:hint="eastAsia"/>
+                <w:b w:val="0"/>
+                <w:color w:val="000000"/>
+                <w:sz w:val="18"/>
+                <w:lang w:val="en-US" w:eastAsia="ko-KR"/>
+              </w:rPr>
+              <w:t>1920×1080 목업·UI 원본</w:t>
+            </w:r>
+          </w:p>
+        </w:tc>
+      </w:tr>
+      <w:tr>
+        <w:trPr>
+          <w:cantSplit/>
+        </w:trPr>
+        <w:tc>
+          <w:tcPr>
+            <w:tcW w:type="dxa" w:w="2300"/>
+            <w:vAlign w:val="center"/>
+            <w:tcMar>
+              <w:top w:w="80" w:type="dxa"/>
+              <w:start w:w="120" w:type="dxa"/>
+              <w:bottom w:w="80" w:type="dxa"/>
+              <w:end w:w="120" w:type="dxa"/>
+            </w:tcMar>
+          </w:tcPr>
+          <w:p>
+            <w:pPr>
+              <w:spacing w:before="0" w:after="0" w:line="259" w:lineRule="auto"/>
+              <w:jc w:val="left"/>
+            </w:pPr>
+            <w:r>
+              <w:rPr>
+                <w:rFonts w:ascii="Noto Sans KR" w:hAnsi="Noto Sans KR" w:eastAsia="Noto Sans KR" w:cs="Noto Sans KR" w:hint="eastAsia"/>
+                <w:b w:val="0"/>
+                <w:color w:val="000000"/>
+                <w:sz w:val="18"/>
+                <w:lang w:val="en-US" w:eastAsia="ko-KR"/>
+              </w:rPr>
+              <w:t>확장 배경</w:t>
+            </w:r>
+          </w:p>
+        </w:tc>
+        <w:tc>
+          <w:tcPr>
+            <w:tcW w:type="dxa" w:w="2100"/>
+            <w:vAlign w:val="center"/>
+            <w:tcMar>
+              <w:top w:w="80" w:type="dxa"/>
+              <w:start w:w="120" w:type="dxa"/>
+              <w:bottom w:w="80" w:type="dxa"/>
+              <w:end w:w="120" w:type="dxa"/>
+            </w:tcMar>
+          </w:tcPr>
+          <w:p>
+            <w:pPr>
+              <w:spacing w:before="0" w:after="0" w:line="259" w:lineRule="auto"/>
+              <w:jc w:val="center"/>
+            </w:pPr>
+            <w:r>
+              <w:rPr>
+                <w:rFonts w:ascii="Noto Sans KR" w:hAnsi="Noto Sans KR" w:eastAsia="Noto Sans KR" w:cs="Noto Sans KR" w:hint="eastAsia"/>
+                <w:b w:val="0"/>
+                <w:color w:val="000000"/>
+                <w:sz w:val="18"/>
+                <w:lang w:val="en-US" w:eastAsia="ko-KR"/>
+              </w:rPr>
+              <w:t>960×540 크롭</w:t>
+            </w:r>
+          </w:p>
+        </w:tc>
+        <w:tc>
+          <w:tcPr>
+            <w:tcW w:type="dxa" w:w="4960"/>
+            <w:vAlign w:val="center"/>
+            <w:tcMar>
+              <w:top w:w="80" w:type="dxa"/>
+              <w:start w:w="120" w:type="dxa"/>
+              <w:bottom w:w="80" w:type="dxa"/>
+              <w:end w:w="120" w:type="dxa"/>
+            </w:tcMar>
+          </w:tcPr>
+          <w:p>
+            <w:pPr>
+              <w:spacing w:before="0" w:after="0" w:line="259" w:lineRule="auto"/>
+              <w:jc w:val="left"/>
+            </w:pPr>
+            <w:r>
+              <w:rPr>
+                <w:rFonts w:ascii="Noto Sans KR" w:hAnsi="Noto Sans KR" w:eastAsia="Noto Sans KR" w:cs="Noto Sans KR" w:hint="eastAsia"/>
+                <w:b w:val="0"/>
+                <w:color w:val="000000"/>
+                <w:sz w:val="18"/>
+                <w:lang w:val="en-US" w:eastAsia="ko-KR"/>
+              </w:rPr>
+              <w:t>2560×1440 레이어 원본 권장</w:t>
+            </w:r>
+          </w:p>
+        </w:tc>
+      </w:tr>
+      <w:tr>
+        <w:trPr>
+          <w:cantSplit/>
+        </w:trPr>
+        <w:tc>
+          <w:tcPr>
+            <w:tcW w:type="dxa" w:w="2300"/>
+            <w:vAlign w:val="center"/>
+            <w:tcMar>
+              <w:top w:w="80" w:type="dxa"/>
+              <w:start w:w="120" w:type="dxa"/>
+              <w:bottom w:w="80" w:type="dxa"/>
+              <w:end w:w="120" w:type="dxa"/>
+            </w:tcMar>
+          </w:tcPr>
+          <w:p>
+            <w:pPr>
+              <w:spacing w:before="0" w:after="0" w:line="259" w:lineRule="auto"/>
+              <w:jc w:val="left"/>
+            </w:pPr>
+            <w:r>
+              <w:rPr>
+                <w:rFonts w:ascii="Noto Sans KR" w:hAnsi="Noto Sans KR" w:eastAsia="Noto Sans KR" w:cs="Noto Sans KR" w:hint="eastAsia"/>
+                <w:b w:val="0"/>
+                <w:color w:val="000000"/>
+                <w:sz w:val="18"/>
+                <w:lang w:val="en-US" w:eastAsia="ko-KR"/>
+              </w:rPr>
+              <w:t>개별 스프라이트</w:t>
+            </w:r>
+          </w:p>
+        </w:tc>
+        <w:tc>
+          <w:tcPr>
+            <w:tcW w:type="dxa" w:w="2100"/>
+            <w:vAlign w:val="center"/>
+            <w:tcMar>
+              <w:top w:w="80" w:type="dxa"/>
+              <w:start w:w="120" w:type="dxa"/>
+              <w:bottom w:w="80" w:type="dxa"/>
+              <w:end w:w="120" w:type="dxa"/>
+            </w:tcMar>
+          </w:tcPr>
+          <w:p>
+            <w:pPr>
+              <w:spacing w:before="0" w:after="0" w:line="259" w:lineRule="auto"/>
+              <w:jc w:val="center"/>
+            </w:pPr>
+            <w:r>
+              <w:rPr>
+                <w:rFonts w:ascii="Noto Sans KR" w:hAnsi="Noto Sans KR" w:eastAsia="Noto Sans KR" w:cs="Noto Sans KR" w:hint="eastAsia"/>
+                <w:b w:val="0"/>
+                <w:color w:val="000000"/>
+                <w:sz w:val="18"/>
+                <w:lang w:val="en-US" w:eastAsia="ko-KR"/>
+              </w:rPr>
+              <w:t>Unity에서 조정</w:t>
+            </w:r>
+          </w:p>
+        </w:tc>
+        <w:tc>
+          <w:tcPr>
+            <w:tcW w:type="dxa" w:w="4960"/>
+            <w:vAlign w:val="center"/>
+            <w:tcMar>
+              <w:top w:w="80" w:type="dxa"/>
+              <w:start w:w="120" w:type="dxa"/>
+              <w:bottom w:w="80" w:type="dxa"/>
+              <w:end w:w="120" w:type="dxa"/>
+            </w:tcMar>
+          </w:tcPr>
+          <w:p>
+            <w:pPr>
+              <w:spacing w:before="0" w:after="0" w:line="259" w:lineRule="auto"/>
+              <w:jc w:val="left"/>
+            </w:pPr>
+            <w:r>
+              <w:rPr>
+                <w:rFonts w:ascii="Noto Sans KR" w:hAnsi="Noto Sans KR" w:eastAsia="Noto Sans KR" w:cs="Noto Sans KR" w:hint="eastAsia"/>
+                <w:b w:val="0"/>
+                <w:color w:val="000000"/>
+                <w:sz w:val="18"/>
+                <w:lang w:val="en-US" w:eastAsia="ko-KR"/>
+              </w:rPr>
+              <w:t>예상 표시 크기의 약 2×·고정 셀·피벗</w:t>
+            </w:r>
+          </w:p>
+        </w:tc>
+      </w:tr>
+    </w:tbl>
+    <w:p>
+      <w:pPr>
+        <w:pStyle w:val="ListBullet"/>
+        <w:spacing w:after="80" w:line="300" w:lineRule="auto"/>
+        <w:ind w:left="540" w:hanging="271"/>
+      </w:pPr>
+      <w:r>
+        <w:rPr>
+          <w:rFonts w:ascii="Noto Sans KR" w:hAnsi="Noto Sans KR" w:eastAsia="Noto Sans KR" w:cs="Noto Sans KR" w:hint="eastAsia"/>
+          <w:sz w:val="22"/>
+          <w:lang w:val="en-US" w:eastAsia="ko-KR"/>
+        </w:rPr>
+        <w:t>UI 전체를 한 장으로 합치지 않고 패널·버튼 배경·아이콘·진행 바로 나눕니다.</w:t>
+      </w:r>
+    </w:p>
+    <w:p>
+      <w:pPr>
+        <w:pStyle w:val="ListBullet"/>
+        <w:spacing w:after="80" w:line="300" w:lineRule="auto"/>
+        <w:ind w:left="540" w:hanging="271"/>
+      </w:pPr>
+      <w:r>
+        <w:rPr>
+          <w:rFonts w:ascii="Noto Sans KR" w:hAnsi="Noto Sans KR" w:eastAsia="Noto Sans KR" w:cs="Noto Sans KR" w:hint="eastAsia"/>
+          <w:sz w:val="22"/>
+          <w:lang w:val="en-US" w:eastAsia="ko-KR"/>
+        </w:rPr>
+        <w:t>패널과 버튼 배경은 Unity 9-slice가 가능하도록 모서리·테두리·가운데를 구분합니다.</w:t>
+      </w:r>
+    </w:p>
+    <w:p>
+      <w:pPr>
+        <w:pStyle w:val="ListBullet"/>
+        <w:spacing w:after="80" w:line="300" w:lineRule="auto"/>
+        <w:ind w:left="540" w:hanging="271"/>
+      </w:pPr>
+      <w:r>
+        <w:rPr>
+          <w:rFonts w:ascii="Noto Sans KR" w:hAnsi="Noto Sans KR" w:eastAsia="Noto Sans KR" w:cs="Noto Sans KR" w:hint="eastAsia"/>
+          <w:sz w:val="22"/>
+          <w:lang w:val="en-US" w:eastAsia="ko-KR"/>
+        </w:rPr>
+        <w:t>텍스트와 숫자는 PNG에 넣지 않습니다. Unity에서 별도로 배치합니다.</w:t>
+      </w:r>
+    </w:p>
+    <w:p>
+      <w:pPr>
+        <w:pStyle w:val="ListBullet"/>
+        <w:spacing w:after="80" w:line="300" w:lineRule="auto"/>
+        <w:ind w:left="540" w:hanging="271"/>
+      </w:pPr>
+      <w:r>
+        <w:rPr>
+          <w:rFonts w:ascii="Noto Sans KR" w:hAnsi="Noto Sans KR" w:eastAsia="Noto Sans KR" w:cs="Noto Sans KR" w:hint="eastAsia"/>
+          <w:sz w:val="22"/>
+          <w:lang w:val="en-US" w:eastAsia="ko-KR"/>
+        </w:rPr>
+        <w:t>배경은 바다·수평선·항구 레이어를 유지하고, 선박·장비도 배경에 합치지 않습니다.</w:t>
+      </w:r>
+    </w:p>
+    <w:p>
+      <w:pPr>
+        <w:pStyle w:val="ListBullet"/>
+        <w:spacing w:after="80" w:line="300" w:lineRule="auto"/>
+        <w:ind w:left="540" w:hanging="271"/>
+      </w:pPr>
+      <w:r>
+        <w:rPr>
+          <w:rFonts w:ascii="Noto Sans KR" w:hAnsi="Noto Sans KR" w:eastAsia="Noto Sans KR" w:cs="Noto Sans KR" w:hint="eastAsia"/>
+          <w:sz w:val="22"/>
+          <w:lang w:val="en-US" w:eastAsia="ko-KR"/>
+        </w:rPr>
+        <w:t>1.25×·1.5×용 별도 에셋은 만들지 않습니다. 같은 2× 원본을 재사용합니다.</w:t>
+      </w:r>
+    </w:p>
+    <w:tbl>
+      <w:tblPr>
+        <w:tblStyle w:val="TableGrid"/>
+        <w:tblW w:type="dxa" w:w="9360"/>
+        <w:jc w:val="left"/>
+        <w:tblLayout w:type="fixed"/>
+        <w:tblLook w:firstColumn="1" w:firstRow="1" w:lastColumn="0" w:lastRow="0" w:noHBand="0" w:noVBand="1" w:val="04A0"/>
+        <w:tblInd w:w="0" w:type="dxa"/>
+      </w:tblPr>
+      <w:tblGrid>
+        <w:gridCol w:w="9360"/>
+      </w:tblGrid>
+      <w:tr>
+        <w:trPr>
+          <w:cantSplit/>
+        </w:trPr>
+        <w:tc>
+          <w:tcPr>
+            <w:tcW w:type="dxa" w:w="9360"/>
+            <w:vAlign w:val="center"/>
+            <w:tcMar>
+              <w:top w:w="80" w:type="dxa"/>
+              <w:start w:w="120" w:type="dxa"/>
+              <w:bottom w:w="80" w:type="dxa"/>
+              <w:end w:w="120" w:type="dxa"/>
+            </w:tcMar>
+            <w:shd w:fill="F4F6F9" w:val="clear"/>
+          </w:tcPr>
+          <w:p>
+            <w:pPr>
+              <w:spacing w:after="60"/>
+            </w:pPr>
+            <w:r>
+              <w:rPr>
+                <w:rFonts w:ascii="Noto Sans KR" w:hAnsi="Noto Sans KR" w:eastAsia="Noto Sans KR" w:cs="Noto Sans KR" w:hint="eastAsia"/>
+                <w:b/>
+                <w:color w:val="F39A3D"/>
+                <w:sz w:val="21"/>
+                <w:lang w:val="en-US" w:eastAsia="ko-KR"/>
+              </w:rPr>
+              <w:t>P0와 미래 기능의 구분</w:t>
+              <w:br/>
+            </w:r>
+            <w:r>
+              <w:rPr>
+                <w:rFonts w:ascii="Noto Sans KR" w:hAnsi="Noto Sans KR" w:eastAsia="Noto Sans KR" w:cs="Noto Sans KR" w:hint="eastAsia"/>
+                <w:b/>
+                <w:color w:val="0B1F33"/>
+                <w:sz w:val="23"/>
+                <w:lang w:val="en-US" w:eastAsia="ko-KR"/>
+              </w:rPr>
+              <w:t>이번 게임잼은 800×72·960×540만 구현합니다. 창 크기 설정은 향후 후보이므로 아티스트가 크기별 화면을 추가 제작할 필요는 없습니다.</w:t>
+            </w:r>
+          </w:p>
+        </w:tc>
+      </w:tr>
+    </w:tbl>
+    <w:p>
+      <w:pPr>
+        <w:spacing w:after="0"/>
+      </w:pPr>
+    </w:p>
+    <w:p>
+      <w:r>
+        <w:br w:type="page"/>
+      </w:r>
+    </w:p>
+    <w:p>
+      <w:pPr>
+        <w:pStyle w:val="Heading1"/>
+      </w:pPr>
+      <w:r>
+        <w:t>6. 스프라이트 시트 규격</w:t>
       </w:r>
     </w:p>
     <w:p>
@@ -2332,7 +3067,7 @@
           <w:sz w:val="22"/>
           <w:lang w:val="en-US" w:eastAsia="ko-KR"/>
         </w:rPr>
-        <w:t>아티스트는 동일 셀과 고정 피벗으로 제작합니다.</w:t>
+        <w:t>아티스트는 프레임당 예상 표시 크기의 약 2×, 동일 셀과 고정 피벗으로 제작합니다.</w:t>
       </w:r>
     </w:p>
     <w:tbl>
@@ -2353,6 +3088,7 @@
       <w:tr>
         <w:trPr>
           <w:cantSplit/>
+          <w:tblHeader w:val="true"/>
           <w:cantSplit/>
         </w:trPr>
         <w:tc>
@@ -2942,11 +3678,16 @@
       </w:tr>
     </w:tbl>
     <w:p>
+      <w:r>
+        <w:br w:type="page"/>
+      </w:r>
+    </w:p>
+    <w:p>
       <w:pPr>
         <w:pStyle w:val="Heading1"/>
       </w:pPr>
       <w:r>
-        <w:t>6. Google Drive 납품</w:t>
+        <w:t>7. Google Drive 납품</w:t>
       </w:r>
     </w:p>
     <w:p>
@@ -2969,7 +3710,7 @@
           <w:sz w:val="22"/>
           <w:lang w:val="en-US" w:eastAsia="ko-KR"/>
         </w:rPr>
-        <w:t>실제 크기 합성본·리뷰용 JPG/PNG</w:t>
+        <w:t>960×540·800×72의 1× 합성본과 리뷰용 JPG/PNG</w:t>
       </w:r>
     </w:p>
     <w:p>
@@ -2992,7 +3733,7 @@
           <w:sz w:val="22"/>
           <w:lang w:val="en-US" w:eastAsia="ko-KR"/>
         </w:rPr>
-        <w:t>레이어를 유지한 Clip Studio/PSD 원본</w:t>
+        <w:t>레이어를 유지한 Clip Studio .clip 원본, 필요 시 PSD</w:t>
       </w:r>
     </w:p>
     <w:p>
@@ -3015,7 +3756,7 @@
           <w:sz w:val="22"/>
           <w:lang w:val="en-US" w:eastAsia="ko-KR"/>
         </w:rPr>
-        <w:t>Unity용 투명 PNG·스프라이트 시트·1×/2×</w:t>
+        <w:t>Unity용 2× 투명 PNG·스프라이트 시트</w:t>
       </w:r>
     </w:p>
     <w:p>
@@ -3113,7 +3854,7 @@
         <w:pStyle w:val="Heading1"/>
       </w:pPr>
       <w:r>
-        <w:t>7. 최종 체크와 읽을 문서</w:t>
+        <w:t>8. 최종 체크와 읽을 문서</w:t>
       </w:r>
     </w:p>
     <w:p>
@@ -3128,7 +3869,7 @@
           <w:sz w:val="22"/>
           <w:lang w:val="en-US" w:eastAsia="ko-KR"/>
         </w:rPr>
-        <w:t>원본 레이어 파일과 PNG 출력물이 모두 있다.</w:t>
+        <w:t>원본 .clip 레이어 파일과 2× PNG 출력물이 모두 있다.</w:t>
       </w:r>
     </w:p>
     <w:p>
@@ -3158,7 +3899,37 @@
           <w:sz w:val="22"/>
           <w:lang w:val="en-US" w:eastAsia="ko-KR"/>
         </w:rPr>
-        <w:t>1× 실제 크기에서 T1~T3·특수빙·UI 상태를 구분할 수 있다.</w:t>
+        <w:t>960×540·800×72의 1× 합성본에서 T1~T3·특수빙·UI 상태를 구분할 수 있다.</w:t>
+      </w:r>
+    </w:p>
+    <w:p>
+      <w:pPr>
+        <w:pStyle w:val="ListBullet"/>
+        <w:spacing w:after="80" w:line="300" w:lineRule="auto"/>
+        <w:ind w:left="540" w:hanging="271"/>
+      </w:pPr>
+      <w:r>
+        <w:rPr>
+          <w:rFonts w:ascii="Noto Sans KR" w:hAnsi="Noto Sans KR" w:eastAsia="Noto Sans KR" w:cs="Noto Sans KR" w:hint="eastAsia"/>
+          <w:sz w:val="22"/>
+          <w:lang w:val="en-US" w:eastAsia="ko-KR"/>
+        </w:rPr>
+        <w:t>UI 부품과 텍스트가 분리되어 있고 패널·버튼이 9-slice 가능하다.</w:t>
+      </w:r>
+    </w:p>
+    <w:p>
+      <w:pPr>
+        <w:pStyle w:val="ListBullet"/>
+        <w:spacing w:after="80" w:line="300" w:lineRule="auto"/>
+        <w:ind w:left="540" w:hanging="271"/>
+      </w:pPr>
+      <w:r>
+        <w:rPr>
+          <w:rFonts w:ascii="Noto Sans KR" w:hAnsi="Noto Sans KR" w:eastAsia="Noto Sans KR" w:cs="Noto Sans KR" w:hint="eastAsia"/>
+          <w:sz w:val="22"/>
+          <w:lang w:val="en-US" w:eastAsia="ko-KR"/>
+        </w:rPr>
+        <w:t>배경·선박·장비가 분리되어 크롭과 위치 조정이 가능하다.</w:t>
       </w:r>
     </w:p>
     <w:p>
@@ -3271,7 +4042,7 @@
           <w:sz w:val="22"/>
           <w:lang w:val="en-US" w:eastAsia="ko-KR"/>
         </w:rPr>
-        <w:t>04_UI_UX/ui_layout.md — 480×56·720×480 배치</w:t>
+        <w:t>04_UI_UX/ui_layout.md — 좌표 갱신 후 개발팀이 전달하는 최신 와이어만 사용</w:t>
       </w:r>
     </w:p>
     <w:p>
@@ -3340,7 +4111,7 @@
                 <w:sz w:val="23"/>
                 <w:lang w:val="en-US" w:eastAsia="ko-KR"/>
               </w:rPr>
-              <w:t>1× 합성본, 바뀐 파일 이름, 결정이 필요한 질문 1~3개만 보냅니다. 확대 원본만 보내지 않습니다.</w:t>
+              <w:t>2× 원본과 1× 합성본, 바뀐 파일 이름, 결정이 필요한 질문 1~3개를 보냅니다. 확대 원본만 보내지 않습니다.</w:t>
             </w:r>
           </w:p>
         </w:tc>

--- a/temp_Proposal/11_Handoff/ICEBREAKER_아티스트_작업전달서.docx
+++ b/temp_Proposal/11_Handoff/ICEBREAKER_아티스트_작업전달서.docx
@@ -8,7 +8,7 @@
       </w:pPr>
       <w:r>
         <w:rPr>
-          <w:rFonts w:ascii="Noto Sans KR" w:hAnsi="Noto Sans KR" w:eastAsia="Noto Sans KR" w:cs="Noto Sans KR" w:hint="eastAsia"/>
+          <w:rFonts w:ascii="Apple SD Gothic Neo" w:hAnsi="Apple SD Gothic Neo" w:eastAsia="Apple SD Gothic Neo" w:cs="Apple SD Gothic Neo" w:hint="eastAsia"/>
           <w:b/>
           <w:color w:val="F39A3D"/>
           <w:sz w:val="22"/>
@@ -71,7 +71,7 @@
             </w:pPr>
             <w:r>
               <w:rPr>
-                <w:rFonts w:ascii="Noto Sans KR" w:hAnsi="Noto Sans KR" w:eastAsia="Noto Sans KR" w:cs="Noto Sans KR" w:hint="eastAsia"/>
+                <w:rFonts w:ascii="Apple SD Gothic Neo" w:hAnsi="Apple SD Gothic Neo" w:eastAsia="Apple SD Gothic Neo" w:cs="Apple SD Gothic Neo" w:hint="eastAsia"/>
                 <w:b/>
                 <w:color w:val="0B2545"/>
                 <w:sz w:val="19"/>
@@ -99,7 +99,7 @@
             </w:pPr>
             <w:r>
               <w:rPr>
-                <w:rFonts w:ascii="Noto Sans KR" w:hAnsi="Noto Sans KR" w:eastAsia="Noto Sans KR" w:cs="Noto Sans KR" w:hint="eastAsia"/>
+                <w:rFonts w:ascii="Apple SD Gothic Neo" w:hAnsi="Apple SD Gothic Neo" w:eastAsia="Apple SD Gothic Neo" w:cs="Apple SD Gothic Neo" w:hint="eastAsia"/>
                 <w:b w:val="0"/>
                 <w:color w:val="000000"/>
                 <w:sz w:val="19"/>
@@ -128,7 +128,7 @@
             </w:pPr>
             <w:r>
               <w:rPr>
-                <w:rFonts w:ascii="Noto Sans KR" w:hAnsi="Noto Sans KR" w:eastAsia="Noto Sans KR" w:cs="Noto Sans KR" w:hint="eastAsia"/>
+                <w:rFonts w:ascii="Apple SD Gothic Neo" w:hAnsi="Apple SD Gothic Neo" w:eastAsia="Apple SD Gothic Neo" w:cs="Apple SD Gothic Neo" w:hint="eastAsia"/>
                 <w:b/>
                 <w:color w:val="0B2545"/>
                 <w:sz w:val="19"/>
@@ -156,7 +156,7 @@
             </w:pPr>
             <w:r>
               <w:rPr>
-                <w:rFonts w:ascii="Noto Sans KR" w:hAnsi="Noto Sans KR" w:eastAsia="Noto Sans KR" w:cs="Noto Sans KR" w:hint="eastAsia"/>
+                <w:rFonts w:ascii="Apple SD Gothic Neo" w:hAnsi="Apple SD Gothic Neo" w:eastAsia="Apple SD Gothic Neo" w:cs="Apple SD Gothic Neo" w:hint="eastAsia"/>
                 <w:b w:val="0"/>
                 <w:color w:val="000000"/>
                 <w:sz w:val="19"/>
@@ -190,7 +190,7 @@
             </w:pPr>
             <w:r>
               <w:rPr>
-                <w:rFonts w:ascii="Noto Sans KR" w:hAnsi="Noto Sans KR" w:eastAsia="Noto Sans KR" w:cs="Noto Sans KR" w:hint="eastAsia"/>
+                <w:rFonts w:ascii="Apple SD Gothic Neo" w:hAnsi="Apple SD Gothic Neo" w:eastAsia="Apple SD Gothic Neo" w:cs="Apple SD Gothic Neo" w:hint="eastAsia"/>
                 <w:b/>
                 <w:color w:val="0B2545"/>
                 <w:sz w:val="19"/>
@@ -218,7 +218,7 @@
             </w:pPr>
             <w:r>
               <w:rPr>
-                <w:rFonts w:ascii="Noto Sans KR" w:hAnsi="Noto Sans KR" w:eastAsia="Noto Sans KR" w:cs="Noto Sans KR" w:hint="eastAsia"/>
+                <w:rFonts w:ascii="Apple SD Gothic Neo" w:hAnsi="Apple SD Gothic Neo" w:eastAsia="Apple SD Gothic Neo" w:cs="Apple SD Gothic Neo" w:hint="eastAsia"/>
                 <w:b w:val="0"/>
                 <w:color w:val="000000"/>
                 <w:sz w:val="19"/>
@@ -247,7 +247,7 @@
             </w:pPr>
             <w:r>
               <w:rPr>
-                <w:rFonts w:ascii="Noto Sans KR" w:hAnsi="Noto Sans KR" w:eastAsia="Noto Sans KR" w:cs="Noto Sans KR" w:hint="eastAsia"/>
+                <w:rFonts w:ascii="Apple SD Gothic Neo" w:hAnsi="Apple SD Gothic Neo" w:eastAsia="Apple SD Gothic Neo" w:cs="Apple SD Gothic Neo" w:hint="eastAsia"/>
                 <w:b/>
                 <w:color w:val="0B2545"/>
                 <w:sz w:val="19"/>
@@ -275,7 +275,7 @@
             </w:pPr>
             <w:r>
               <w:rPr>
-                <w:rFonts w:ascii="Noto Sans KR" w:hAnsi="Noto Sans KR" w:eastAsia="Noto Sans KR" w:cs="Noto Sans KR" w:hint="eastAsia"/>
+                <w:rFonts w:ascii="Apple SD Gothic Neo" w:hAnsi="Apple SD Gothic Neo" w:eastAsia="Apple SD Gothic Neo" w:cs="Apple SD Gothic Neo" w:hint="eastAsia"/>
                 <w:b w:val="0"/>
                 <w:color w:val="000000"/>
                 <w:sz w:val="19"/>
@@ -309,7 +309,7 @@
             </w:pPr>
             <w:r>
               <w:rPr>
-                <w:rFonts w:ascii="Noto Sans KR" w:hAnsi="Noto Sans KR" w:eastAsia="Noto Sans KR" w:cs="Noto Sans KR" w:hint="eastAsia"/>
+                <w:rFonts w:ascii="Apple SD Gothic Neo" w:hAnsi="Apple SD Gothic Neo" w:eastAsia="Apple SD Gothic Neo" w:cs="Apple SD Gothic Neo" w:hint="eastAsia"/>
                 <w:b/>
                 <w:color w:val="0B2545"/>
                 <w:sz w:val="19"/>
@@ -337,7 +337,7 @@
             </w:pPr>
             <w:r>
               <w:rPr>
-                <w:rFonts w:ascii="Noto Sans KR" w:hAnsi="Noto Sans KR" w:eastAsia="Noto Sans KR" w:cs="Noto Sans KR" w:hint="eastAsia"/>
+                <w:rFonts w:ascii="Apple SD Gothic Neo" w:hAnsi="Apple SD Gothic Neo" w:eastAsia="Apple SD Gothic Neo" w:cs="Apple SD Gothic Neo" w:hint="eastAsia"/>
                 <w:b w:val="0"/>
                 <w:color w:val="000000"/>
                 <w:sz w:val="19"/>
@@ -366,7 +366,7 @@
             </w:pPr>
             <w:r>
               <w:rPr>
-                <w:rFonts w:ascii="Noto Sans KR" w:hAnsi="Noto Sans KR" w:eastAsia="Noto Sans KR" w:cs="Noto Sans KR" w:hint="eastAsia"/>
+                <w:rFonts w:ascii="Apple SD Gothic Neo" w:hAnsi="Apple SD Gothic Neo" w:eastAsia="Apple SD Gothic Neo" w:cs="Apple SD Gothic Neo" w:hint="eastAsia"/>
                 <w:b/>
                 <w:color w:val="0B2545"/>
                 <w:sz w:val="19"/>
@@ -394,7 +394,7 @@
             </w:pPr>
             <w:r>
               <w:rPr>
-                <w:rFonts w:ascii="Noto Sans KR" w:hAnsi="Noto Sans KR" w:eastAsia="Noto Sans KR" w:cs="Noto Sans KR" w:hint="eastAsia"/>
+                <w:rFonts w:ascii="Apple SD Gothic Neo" w:hAnsi="Apple SD Gothic Neo" w:eastAsia="Apple SD Gothic Neo" w:cs="Apple SD Gothic Neo" w:hint="eastAsia"/>
                 <w:b w:val="0"/>
                 <w:color w:val="000000"/>
                 <w:sz w:val="19"/>
@@ -428,7 +428,7 @@
             </w:pPr>
             <w:r>
               <w:rPr>
-                <w:rFonts w:ascii="Noto Sans KR" w:hAnsi="Noto Sans KR" w:eastAsia="Noto Sans KR" w:cs="Noto Sans KR" w:hint="eastAsia"/>
+                <w:rFonts w:ascii="Apple SD Gothic Neo" w:hAnsi="Apple SD Gothic Neo" w:eastAsia="Apple SD Gothic Neo" w:cs="Apple SD Gothic Neo" w:hint="eastAsia"/>
                 <w:b/>
                 <w:color w:val="0B2545"/>
                 <w:sz w:val="19"/>
@@ -456,7 +456,7 @@
             </w:pPr>
             <w:r>
               <w:rPr>
-                <w:rFonts w:ascii="Noto Sans KR" w:hAnsi="Noto Sans KR" w:eastAsia="Noto Sans KR" w:cs="Noto Sans KR" w:hint="eastAsia"/>
+                <w:rFonts w:ascii="Apple SD Gothic Neo" w:hAnsi="Apple SD Gothic Neo" w:eastAsia="Apple SD Gothic Neo" w:cs="Apple SD Gothic Neo" w:hint="eastAsia"/>
                 <w:b w:val="0"/>
                 <w:color w:val="000000"/>
                 <w:sz w:val="19"/>
@@ -485,7 +485,7 @@
             </w:pPr>
             <w:r>
               <w:rPr>
-                <w:rFonts w:ascii="Noto Sans KR" w:hAnsi="Noto Sans KR" w:eastAsia="Noto Sans KR" w:cs="Noto Sans KR" w:hint="eastAsia"/>
+                <w:rFonts w:ascii="Apple SD Gothic Neo" w:hAnsi="Apple SD Gothic Neo" w:eastAsia="Apple SD Gothic Neo" w:cs="Apple SD Gothic Neo" w:hint="eastAsia"/>
                 <w:b/>
                 <w:color w:val="0B2545"/>
                 <w:sz w:val="19"/>
@@ -513,7 +513,7 @@
             </w:pPr>
             <w:r>
               <w:rPr>
-                <w:rFonts w:ascii="Noto Sans KR" w:hAnsi="Noto Sans KR" w:eastAsia="Noto Sans KR" w:cs="Noto Sans KR" w:hint="eastAsia"/>
+                <w:rFonts w:ascii="Apple SD Gothic Neo" w:hAnsi="Apple SD Gothic Neo" w:eastAsia="Apple SD Gothic Neo" w:cs="Apple SD Gothic Neo" w:hint="eastAsia"/>
                 <w:b w:val="0"/>
                 <w:color w:val="000000"/>
                 <w:sz w:val="19"/>
@@ -564,7 +564,7 @@
             </w:pPr>
             <w:r>
               <w:rPr>
-                <w:rFonts w:ascii="Noto Sans KR" w:hAnsi="Noto Sans KR" w:eastAsia="Noto Sans KR" w:cs="Noto Sans KR" w:hint="eastAsia"/>
+                <w:rFonts w:ascii="Apple SD Gothic Neo" w:hAnsi="Apple SD Gothic Neo" w:eastAsia="Apple SD Gothic Neo" w:cs="Apple SD Gothic Neo" w:hint="eastAsia"/>
                 <w:b/>
                 <w:color w:val="F39A3D"/>
                 <w:sz w:val="21"/>
@@ -575,7 +575,7 @@
             </w:r>
             <w:r>
               <w:rPr>
-                <w:rFonts w:ascii="Noto Sans KR" w:hAnsi="Noto Sans KR" w:eastAsia="Noto Sans KR" w:cs="Noto Sans KR" w:hint="eastAsia"/>
+                <w:rFonts w:ascii="Apple SD Gothic Neo" w:hAnsi="Apple SD Gothic Neo" w:eastAsia="Apple SD Gothic Neo" w:cs="Apple SD Gothic Neo" w:hint="eastAsia"/>
                 <w:b/>
                 <w:color w:val="0B1F33"/>
                 <w:sz w:val="23"/>
@@ -595,7 +595,7 @@
     <w:p>
       <w:r>
         <w:rPr>
-          <w:rFonts w:ascii="Noto Sans KR" w:hAnsi="Noto Sans KR" w:eastAsia="Noto Sans KR" w:cs="Noto Sans KR" w:hint="eastAsia"/>
+          <w:rFonts w:ascii="Apple SD Gothic Neo" w:hAnsi="Apple SD Gothic Neo" w:eastAsia="Apple SD Gothic Neo" w:cs="Apple SD Gothic Neo" w:hint="eastAsia"/>
           <w:b/>
           <w:color w:val="58C9F2"/>
           <w:sz w:val="22"/>
@@ -605,7 +605,7 @@
       </w:r>
       <w:r>
         <w:rPr>
-          <w:rFonts w:ascii="Noto Sans KR" w:hAnsi="Noto Sans KR" w:eastAsia="Noto Sans KR" w:cs="Noto Sans KR" w:hint="eastAsia"/>
+          <w:rFonts w:ascii="Apple SD Gothic Neo" w:hAnsi="Apple SD Gothic Neo" w:eastAsia="Apple SD Gothic Neo" w:cs="Apple SD Gothic Neo" w:hint="eastAsia"/>
           <w:b/>
           <w:color w:val="0B1F33"/>
           <w:sz w:val="23"/>
@@ -620,7 +620,7 @@
       </w:pPr>
       <w:r>
         <w:rPr>
-          <w:rFonts w:ascii="Noto Sans KR" w:hAnsi="Noto Sans KR" w:eastAsia="Noto Sans KR" w:cs="Noto Sans KR" w:hint="eastAsia"/>
+          <w:rFonts w:ascii="Apple SD Gothic Neo" w:hAnsi="Apple SD Gothic Neo" w:eastAsia="Apple SD Gothic Neo" w:cs="Apple SD Gothic Neo" w:hint="eastAsia"/>
           <w:b/>
           <w:color w:val="F39A3D"/>
           <w:sz w:val="20"/>
@@ -630,7 +630,7 @@
       </w:r>
       <w:r>
         <w:rPr>
-          <w:rFonts w:ascii="Noto Sans KR" w:hAnsi="Noto Sans KR" w:eastAsia="Noto Sans KR" w:cs="Noto Sans KR" w:hint="eastAsia"/>
+          <w:rFonts w:ascii="Apple SD Gothic Neo" w:hAnsi="Apple SD Gothic Neo" w:eastAsia="Apple SD Gothic Neo" w:cs="Apple SD Gothic Neo" w:hint="eastAsia"/>
           <w:color w:val="5C6F7B"/>
           <w:sz w:val="20"/>
           <w:lang w:val="en-US" w:eastAsia="ko-KR"/>
@@ -644,7 +644,7 @@
       </w:pPr>
       <w:r>
         <w:rPr>
-          <w:rFonts w:ascii="Noto Sans KR" w:hAnsi="Noto Sans KR" w:eastAsia="Noto Sans KR" w:cs="Noto Sans KR" w:hint="eastAsia"/>
+          <w:rFonts w:ascii="Apple SD Gothic Neo" w:hAnsi="Apple SD Gothic Neo" w:eastAsia="Apple SD Gothic Neo" w:cs="Apple SD Gothic Neo" w:hint="eastAsia"/>
           <w:b/>
           <w:color w:val="58C9F2"/>
           <w:sz w:val="20"/>
@@ -654,7 +654,7 @@
       </w:r>
       <w:r>
         <w:rPr>
-          <w:rFonts w:ascii="Noto Sans KR" w:hAnsi="Noto Sans KR" w:eastAsia="Noto Sans KR" w:cs="Noto Sans KR" w:hint="eastAsia"/>
+          <w:rFonts w:ascii="Apple SD Gothic Neo" w:hAnsi="Apple SD Gothic Neo" w:eastAsia="Apple SD Gothic Neo" w:cs="Apple SD Gothic Neo" w:hint="eastAsia"/>
           <w:color w:val="5C6F7B"/>
           <w:sz w:val="20"/>
           <w:lang w:val="en-US" w:eastAsia="ko-KR"/>
@@ -683,7 +683,7 @@
       </w:pPr>
       <w:r>
         <w:rPr>
-          <w:rFonts w:ascii="Noto Sans KR" w:hAnsi="Noto Sans KR" w:eastAsia="Noto Sans KR" w:cs="Noto Sans KR" w:hint="eastAsia"/>
+          <w:rFonts w:ascii="Apple SD Gothic Neo" w:hAnsi="Apple SD Gothic Neo" w:eastAsia="Apple SD Gothic Neo" w:cs="Apple SD Gothic Neo" w:hint="eastAsia"/>
           <w:sz w:val="22"/>
           <w:lang w:val="en-US" w:eastAsia="ko-KR"/>
         </w:rPr>
@@ -698,7 +698,7 @@
       </w:pPr>
       <w:r>
         <w:rPr>
-          <w:rFonts w:ascii="Noto Sans KR" w:hAnsi="Noto Sans KR" w:eastAsia="Noto Sans KR" w:cs="Noto Sans KR" w:hint="eastAsia"/>
+          <w:rFonts w:ascii="Apple SD Gothic Neo" w:hAnsi="Apple SD Gothic Neo" w:eastAsia="Apple SD Gothic Neo" w:cs="Apple SD Gothic Neo" w:hint="eastAsia"/>
           <w:sz w:val="22"/>
           <w:lang w:val="en-US" w:eastAsia="ko-KR"/>
         </w:rPr>
@@ -713,7 +713,7 @@
       </w:pPr>
       <w:r>
         <w:rPr>
-          <w:rFonts w:ascii="Noto Sans KR" w:hAnsi="Noto Sans KR" w:eastAsia="Noto Sans KR" w:cs="Noto Sans KR" w:hint="eastAsia"/>
+          <w:rFonts w:ascii="Apple SD Gothic Neo" w:hAnsi="Apple SD Gothic Neo" w:eastAsia="Apple SD Gothic Neo" w:cs="Apple SD Gothic Neo" w:hint="eastAsia"/>
           <w:sz w:val="22"/>
           <w:lang w:val="en-US" w:eastAsia="ko-KR"/>
         </w:rPr>
@@ -728,7 +728,7 @@
       </w:pPr>
       <w:r>
         <w:rPr>
-          <w:rFonts w:ascii="Noto Sans KR" w:hAnsi="Noto Sans KR" w:eastAsia="Noto Sans KR" w:cs="Noto Sans KR" w:hint="eastAsia"/>
+          <w:rFonts w:ascii="Apple SD Gothic Neo" w:hAnsi="Apple SD Gothic Neo" w:eastAsia="Apple SD Gothic Neo" w:cs="Apple SD Gothic Neo" w:hint="eastAsia"/>
           <w:sz w:val="22"/>
           <w:lang w:val="en-US" w:eastAsia="ko-KR"/>
         </w:rPr>
@@ -781,7 +781,7 @@
             </w:pPr>
             <w:r>
               <w:rPr>
-                <w:rFonts w:ascii="Noto Sans KR" w:hAnsi="Noto Sans KR" w:eastAsia="Noto Sans KR" w:cs="Noto Sans KR" w:hint="eastAsia"/>
+                <w:rFonts w:ascii="Apple SD Gothic Neo" w:hAnsi="Apple SD Gothic Neo" w:eastAsia="Apple SD Gothic Neo" w:cs="Apple SD Gothic Neo" w:hint="eastAsia"/>
                 <w:b/>
                 <w:color w:val="1F4D78"/>
                 <w:sz w:val="20"/>
@@ -810,7 +810,7 @@
             </w:pPr>
             <w:r>
               <w:rPr>
-                <w:rFonts w:ascii="Noto Sans KR" w:hAnsi="Noto Sans KR" w:eastAsia="Noto Sans KR" w:cs="Noto Sans KR" w:hint="eastAsia"/>
+                <w:rFonts w:ascii="Apple SD Gothic Neo" w:hAnsi="Apple SD Gothic Neo" w:eastAsia="Apple SD Gothic Neo" w:cs="Apple SD Gothic Neo" w:hint="eastAsia"/>
                 <w:b/>
                 <w:color w:val="1F4D78"/>
                 <w:sz w:val="20"/>
@@ -843,7 +843,7 @@
             </w:pPr>
             <w:r>
               <w:rPr>
-                <w:rFonts w:ascii="Noto Sans KR" w:hAnsi="Noto Sans KR" w:eastAsia="Noto Sans KR" w:cs="Noto Sans KR" w:hint="eastAsia"/>
+                <w:rFonts w:ascii="Apple SD Gothic Neo" w:hAnsi="Apple SD Gothic Neo" w:eastAsia="Apple SD Gothic Neo" w:cs="Apple SD Gothic Neo" w:hint="eastAsia"/>
                 <w:b w:val="0"/>
                 <w:color w:val="000000"/>
                 <w:sz w:val="21"/>
@@ -879,7 +879,7 @@
             </w:pPr>
             <w:r>
               <w:rPr>
-                <w:rFonts w:ascii="Noto Sans KR" w:hAnsi="Noto Sans KR" w:eastAsia="Noto Sans KR" w:cs="Noto Sans KR" w:hint="eastAsia"/>
+                <w:rFonts w:ascii="Apple SD Gothic Neo" w:hAnsi="Apple SD Gothic Neo" w:eastAsia="Apple SD Gothic Neo" w:cs="Apple SD Gothic Neo" w:hint="eastAsia"/>
                 <w:b w:val="0"/>
                 <w:color w:val="000000"/>
                 <w:sz w:val="21"/>
@@ -915,7 +915,7 @@
       </w:pPr>
       <w:r>
         <w:rPr>
-          <w:rFonts w:ascii="Noto Sans KR" w:hAnsi="Noto Sans KR" w:eastAsia="Noto Sans KR" w:cs="Noto Sans KR" w:hint="eastAsia"/>
+          <w:rFonts w:ascii="Apple SD Gothic Neo" w:hAnsi="Apple SD Gothic Neo" w:eastAsia="Apple SD Gothic Neo" w:cs="Apple SD Gothic Neo" w:hint="eastAsia"/>
           <w:sz w:val="22"/>
           <w:lang w:val="en-US" w:eastAsia="ko-KR"/>
         </w:rPr>
@@ -930,7 +930,7 @@
       </w:pPr>
       <w:r>
         <w:rPr>
-          <w:rFonts w:ascii="Noto Sans KR" w:hAnsi="Noto Sans KR" w:eastAsia="Noto Sans KR" w:cs="Noto Sans KR" w:hint="eastAsia"/>
+          <w:rFonts w:ascii="Apple SD Gothic Neo" w:hAnsi="Apple SD Gothic Neo" w:eastAsia="Apple SD Gothic Neo" w:cs="Apple SD Gothic Neo" w:hint="eastAsia"/>
           <w:sz w:val="22"/>
           <w:lang w:val="en-US" w:eastAsia="ko-KR"/>
         </w:rPr>
@@ -945,7 +945,7 @@
       </w:pPr>
       <w:r>
         <w:rPr>
-          <w:rFonts w:ascii="Noto Sans KR" w:hAnsi="Noto Sans KR" w:eastAsia="Noto Sans KR" w:cs="Noto Sans KR" w:hint="eastAsia"/>
+          <w:rFonts w:ascii="Apple SD Gothic Neo" w:hAnsi="Apple SD Gothic Neo" w:eastAsia="Apple SD Gothic Neo" w:cs="Apple SD Gothic Neo" w:hint="eastAsia"/>
           <w:sz w:val="22"/>
           <w:lang w:val="en-US" w:eastAsia="ko-KR"/>
         </w:rPr>
@@ -960,7 +960,7 @@
       </w:pPr>
       <w:r>
         <w:rPr>
-          <w:rFonts w:ascii="Noto Sans KR" w:hAnsi="Noto Sans KR" w:eastAsia="Noto Sans KR" w:cs="Noto Sans KR" w:hint="eastAsia"/>
+          <w:rFonts w:ascii="Apple SD Gothic Neo" w:hAnsi="Apple SD Gothic Neo" w:eastAsia="Apple SD Gothic Neo" w:cs="Apple SD Gothic Neo" w:hint="eastAsia"/>
           <w:sz w:val="22"/>
           <w:lang w:val="en-US" w:eastAsia="ko-KR"/>
         </w:rPr>
@@ -1001,7 +1001,7 @@
             </w:pPr>
             <w:r>
               <w:rPr>
-                <w:rFonts w:ascii="Noto Sans KR" w:hAnsi="Noto Sans KR" w:eastAsia="Noto Sans KR" w:cs="Noto Sans KR" w:hint="eastAsia"/>
+                <w:rFonts w:ascii="Apple SD Gothic Neo" w:hAnsi="Apple SD Gothic Neo" w:eastAsia="Apple SD Gothic Neo" w:cs="Apple SD Gothic Neo" w:hint="eastAsia"/>
                 <w:b/>
                 <w:color w:val="66D3BA"/>
                 <w:sz w:val="21"/>
@@ -1012,7 +1012,7 @@
             </w:r>
             <w:r>
               <w:rPr>
-                <w:rFonts w:ascii="Noto Sans KR" w:hAnsi="Noto Sans KR" w:eastAsia="Noto Sans KR" w:cs="Noto Sans KR" w:hint="eastAsia"/>
+                <w:rFonts w:ascii="Apple SD Gothic Neo" w:hAnsi="Apple SD Gothic Neo" w:eastAsia="Apple SD Gothic Neo" w:cs="Apple SD Gothic Neo" w:hint="eastAsia"/>
                 <w:b/>
                 <w:color w:val="0B1F33"/>
                 <w:sz w:val="23"/>
@@ -1045,7 +1045,7 @@
     <w:p>
       <w:r>
         <w:rPr>
-          <w:rFonts w:ascii="Noto Sans KR" w:hAnsi="Noto Sans KR" w:eastAsia="Noto Sans KR" w:cs="Noto Sans KR" w:hint="eastAsia"/>
+          <w:rFonts w:ascii="Apple SD Gothic Neo" w:hAnsi="Apple SD Gothic Neo" w:eastAsia="Apple SD Gothic Neo" w:cs="Apple SD Gothic Neo" w:hint="eastAsia"/>
           <w:color w:val="5C6F7B"/>
           <w:sz w:val="20"/>
           <w:lang w:val="en-US" w:eastAsia="ko-KR"/>
@@ -1094,7 +1094,7 @@
             </w:pPr>
             <w:r>
               <w:rPr>
-                <w:rFonts w:ascii="Noto Sans KR" w:hAnsi="Noto Sans KR" w:eastAsia="Noto Sans KR" w:cs="Noto Sans KR" w:hint="eastAsia"/>
+                <w:rFonts w:ascii="Apple SD Gothic Neo" w:hAnsi="Apple SD Gothic Neo" w:eastAsia="Apple SD Gothic Neo" w:cs="Apple SD Gothic Neo" w:hint="eastAsia"/>
                 <w:b/>
                 <w:color w:val="0B2545"/>
                 <w:sz w:val="16"/>
@@ -1123,7 +1123,7 @@
             </w:pPr>
             <w:r>
               <w:rPr>
-                <w:rFonts w:ascii="Noto Sans KR" w:hAnsi="Noto Sans KR" w:eastAsia="Noto Sans KR" w:cs="Noto Sans KR" w:hint="eastAsia"/>
+                <w:rFonts w:ascii="Apple SD Gothic Neo" w:hAnsi="Apple SD Gothic Neo" w:eastAsia="Apple SD Gothic Neo" w:cs="Apple SD Gothic Neo" w:hint="eastAsia"/>
                 <w:b/>
                 <w:color w:val="0B2545"/>
                 <w:sz w:val="16"/>
@@ -1152,7 +1152,7 @@
             </w:pPr>
             <w:r>
               <w:rPr>
-                <w:rFonts w:ascii="Noto Sans KR" w:hAnsi="Noto Sans KR" w:eastAsia="Noto Sans KR" w:cs="Noto Sans KR" w:hint="eastAsia"/>
+                <w:rFonts w:ascii="Apple SD Gothic Neo" w:hAnsi="Apple SD Gothic Neo" w:eastAsia="Apple SD Gothic Neo" w:cs="Apple SD Gothic Neo" w:hint="eastAsia"/>
                 <w:b/>
                 <w:color w:val="0B2545"/>
                 <w:sz w:val="16"/>
@@ -1181,7 +1181,7 @@
             </w:pPr>
             <w:r>
               <w:rPr>
-                <w:rFonts w:ascii="Noto Sans KR" w:hAnsi="Noto Sans KR" w:eastAsia="Noto Sans KR" w:cs="Noto Sans KR" w:hint="eastAsia"/>
+                <w:rFonts w:ascii="Apple SD Gothic Neo" w:hAnsi="Apple SD Gothic Neo" w:eastAsia="Apple SD Gothic Neo" w:cs="Apple SD Gothic Neo" w:hint="eastAsia"/>
                 <w:b/>
                 <w:color w:val="0B2545"/>
                 <w:sz w:val="16"/>
@@ -1210,7 +1210,7 @@
             </w:pPr>
             <w:r>
               <w:rPr>
-                <w:rFonts w:ascii="Noto Sans KR" w:hAnsi="Noto Sans KR" w:eastAsia="Noto Sans KR" w:cs="Noto Sans KR" w:hint="eastAsia"/>
+                <w:rFonts w:ascii="Apple SD Gothic Neo" w:hAnsi="Apple SD Gothic Neo" w:eastAsia="Apple SD Gothic Neo" w:cs="Apple SD Gothic Neo" w:hint="eastAsia"/>
                 <w:b/>
                 <w:color w:val="0B2545"/>
                 <w:sz w:val="16"/>
@@ -1244,7 +1244,7 @@
             </w:pPr>
             <w:r>
               <w:rPr>
-                <w:rFonts w:ascii="Noto Sans KR" w:hAnsi="Noto Sans KR" w:eastAsia="Noto Sans KR" w:cs="Noto Sans KR" w:hint="eastAsia"/>
+                <w:rFonts w:ascii="Apple SD Gothic Neo" w:hAnsi="Apple SD Gothic Neo" w:eastAsia="Apple SD Gothic Neo" w:cs="Apple SD Gothic Neo" w:hint="eastAsia"/>
                 <w:b/>
                 <w:color w:val="F39A3D"/>
                 <w:sz w:val="15"/>
@@ -1274,7 +1274,7 @@
             </w:pPr>
             <w:r>
               <w:rPr>
-                <w:rFonts w:ascii="Noto Sans KR" w:hAnsi="Noto Sans KR" w:eastAsia="Noto Sans KR" w:cs="Noto Sans KR" w:hint="eastAsia"/>
+                <w:rFonts w:ascii="Apple SD Gothic Neo" w:hAnsi="Apple SD Gothic Neo" w:eastAsia="Apple SD Gothic Neo" w:cs="Apple SD Gothic Neo" w:hint="eastAsia"/>
                 <w:b/>
                 <w:color w:val="000000"/>
                 <w:sz w:val="15"/>
@@ -1304,7 +1304,7 @@
             </w:pPr>
             <w:r>
               <w:rPr>
-                <w:rFonts w:ascii="Noto Sans KR" w:hAnsi="Noto Sans KR" w:eastAsia="Noto Sans KR" w:cs="Noto Sans KR" w:hint="eastAsia"/>
+                <w:rFonts w:ascii="Apple SD Gothic Neo" w:hAnsi="Apple SD Gothic Neo" w:eastAsia="Apple SD Gothic Neo" w:cs="Apple SD Gothic Neo" w:hint="eastAsia"/>
                 <w:b w:val="0"/>
                 <w:color w:val="000000"/>
                 <w:sz w:val="15"/>
@@ -1332,7 +1332,7 @@
             </w:pPr>
             <w:r>
               <w:rPr>
-                <w:rFonts w:ascii="Noto Sans KR" w:hAnsi="Noto Sans KR" w:eastAsia="Noto Sans KR" w:cs="Noto Sans KR" w:hint="eastAsia"/>
+                <w:rFonts w:ascii="Apple SD Gothic Neo" w:hAnsi="Apple SD Gothic Neo" w:eastAsia="Apple SD Gothic Neo" w:cs="Apple SD Gothic Neo" w:hint="eastAsia"/>
                 <w:b w:val="0"/>
                 <w:color w:val="000000"/>
                 <w:sz w:val="15"/>
@@ -1360,7 +1360,7 @@
             </w:pPr>
             <w:r>
               <w:rPr>
-                <w:rFonts w:ascii="Noto Sans KR" w:hAnsi="Noto Sans KR" w:eastAsia="Noto Sans KR" w:cs="Noto Sans KR" w:hint="eastAsia"/>
+                <w:rFonts w:ascii="Apple SD Gothic Neo" w:hAnsi="Apple SD Gothic Neo" w:eastAsia="Apple SD Gothic Neo" w:cs="Apple SD Gothic Neo" w:hint="eastAsia"/>
                 <w:b w:val="0"/>
                 <w:color w:val="000000"/>
                 <w:sz w:val="15"/>
@@ -1394,7 +1394,7 @@
             </w:pPr>
             <w:r>
               <w:rPr>
-                <w:rFonts w:ascii="Noto Sans KR" w:hAnsi="Noto Sans KR" w:eastAsia="Noto Sans KR" w:cs="Noto Sans KR" w:hint="eastAsia"/>
+                <w:rFonts w:ascii="Apple SD Gothic Neo" w:hAnsi="Apple SD Gothic Neo" w:eastAsia="Apple SD Gothic Neo" w:cs="Apple SD Gothic Neo" w:hint="eastAsia"/>
                 <w:b/>
                 <w:color w:val="F39A3D"/>
                 <w:sz w:val="15"/>
@@ -1424,7 +1424,7 @@
             </w:pPr>
             <w:r>
               <w:rPr>
-                <w:rFonts w:ascii="Noto Sans KR" w:hAnsi="Noto Sans KR" w:eastAsia="Noto Sans KR" w:cs="Noto Sans KR" w:hint="eastAsia"/>
+                <w:rFonts w:ascii="Apple SD Gothic Neo" w:hAnsi="Apple SD Gothic Neo" w:eastAsia="Apple SD Gothic Neo" w:cs="Apple SD Gothic Neo" w:hint="eastAsia"/>
                 <w:b/>
                 <w:color w:val="000000"/>
                 <w:sz w:val="15"/>
@@ -1454,7 +1454,7 @@
             </w:pPr>
             <w:r>
               <w:rPr>
-                <w:rFonts w:ascii="Noto Sans KR" w:hAnsi="Noto Sans KR" w:eastAsia="Noto Sans KR" w:cs="Noto Sans KR" w:hint="eastAsia"/>
+                <w:rFonts w:ascii="Apple SD Gothic Neo" w:hAnsi="Apple SD Gothic Neo" w:eastAsia="Apple SD Gothic Neo" w:cs="Apple SD Gothic Neo" w:hint="eastAsia"/>
                 <w:b w:val="0"/>
                 <w:color w:val="000000"/>
                 <w:sz w:val="15"/>
@@ -1482,7 +1482,7 @@
             </w:pPr>
             <w:r>
               <w:rPr>
-                <w:rFonts w:ascii="Noto Sans KR" w:hAnsi="Noto Sans KR" w:eastAsia="Noto Sans KR" w:cs="Noto Sans KR" w:hint="eastAsia"/>
+                <w:rFonts w:ascii="Apple SD Gothic Neo" w:hAnsi="Apple SD Gothic Neo" w:eastAsia="Apple SD Gothic Neo" w:cs="Apple SD Gothic Neo" w:hint="eastAsia"/>
                 <w:b w:val="0"/>
                 <w:color w:val="000000"/>
                 <w:sz w:val="15"/>
@@ -1510,7 +1510,7 @@
             </w:pPr>
             <w:r>
               <w:rPr>
-                <w:rFonts w:ascii="Noto Sans KR" w:hAnsi="Noto Sans KR" w:eastAsia="Noto Sans KR" w:cs="Noto Sans KR" w:hint="eastAsia"/>
+                <w:rFonts w:ascii="Apple SD Gothic Neo" w:hAnsi="Apple SD Gothic Neo" w:eastAsia="Apple SD Gothic Neo" w:cs="Apple SD Gothic Neo" w:hint="eastAsia"/>
                 <w:b w:val="0"/>
                 <w:color w:val="000000"/>
                 <w:sz w:val="15"/>
@@ -1544,7 +1544,7 @@
             </w:pPr>
             <w:r>
               <w:rPr>
-                <w:rFonts w:ascii="Noto Sans KR" w:hAnsi="Noto Sans KR" w:eastAsia="Noto Sans KR" w:cs="Noto Sans KR" w:hint="eastAsia"/>
+                <w:rFonts w:ascii="Apple SD Gothic Neo" w:hAnsi="Apple SD Gothic Neo" w:eastAsia="Apple SD Gothic Neo" w:cs="Apple SD Gothic Neo" w:hint="eastAsia"/>
                 <w:b/>
                 <w:color w:val="F39A3D"/>
                 <w:sz w:val="15"/>
@@ -1574,7 +1574,7 @@
             </w:pPr>
             <w:r>
               <w:rPr>
-                <w:rFonts w:ascii="Noto Sans KR" w:hAnsi="Noto Sans KR" w:eastAsia="Noto Sans KR" w:cs="Noto Sans KR" w:hint="eastAsia"/>
+                <w:rFonts w:ascii="Apple SD Gothic Neo" w:hAnsi="Apple SD Gothic Neo" w:eastAsia="Apple SD Gothic Neo" w:cs="Apple SD Gothic Neo" w:hint="eastAsia"/>
                 <w:b/>
                 <w:color w:val="000000"/>
                 <w:sz w:val="15"/>
@@ -1604,7 +1604,7 @@
             </w:pPr>
             <w:r>
               <w:rPr>
-                <w:rFonts w:ascii="Noto Sans KR" w:hAnsi="Noto Sans KR" w:eastAsia="Noto Sans KR" w:cs="Noto Sans KR" w:hint="eastAsia"/>
+                <w:rFonts w:ascii="Apple SD Gothic Neo" w:hAnsi="Apple SD Gothic Neo" w:eastAsia="Apple SD Gothic Neo" w:cs="Apple SD Gothic Neo" w:hint="eastAsia"/>
                 <w:b w:val="0"/>
                 <w:color w:val="000000"/>
                 <w:sz w:val="15"/>
@@ -1632,7 +1632,7 @@
             </w:pPr>
             <w:r>
               <w:rPr>
-                <w:rFonts w:ascii="Noto Sans KR" w:hAnsi="Noto Sans KR" w:eastAsia="Noto Sans KR" w:cs="Noto Sans KR" w:hint="eastAsia"/>
+                <w:rFonts w:ascii="Apple SD Gothic Neo" w:hAnsi="Apple SD Gothic Neo" w:eastAsia="Apple SD Gothic Neo" w:cs="Apple SD Gothic Neo" w:hint="eastAsia"/>
                 <w:b w:val="0"/>
                 <w:color w:val="000000"/>
                 <w:sz w:val="15"/>
@@ -1660,7 +1660,7 @@
             </w:pPr>
             <w:r>
               <w:rPr>
-                <w:rFonts w:ascii="Noto Sans KR" w:hAnsi="Noto Sans KR" w:eastAsia="Noto Sans KR" w:cs="Noto Sans KR" w:hint="eastAsia"/>
+                <w:rFonts w:ascii="Apple SD Gothic Neo" w:hAnsi="Apple SD Gothic Neo" w:eastAsia="Apple SD Gothic Neo" w:cs="Apple SD Gothic Neo" w:hint="eastAsia"/>
                 <w:b w:val="0"/>
                 <w:color w:val="000000"/>
                 <w:sz w:val="15"/>
@@ -1694,7 +1694,7 @@
             </w:pPr>
             <w:r>
               <w:rPr>
-                <w:rFonts w:ascii="Noto Sans KR" w:hAnsi="Noto Sans KR" w:eastAsia="Noto Sans KR" w:cs="Noto Sans KR" w:hint="eastAsia"/>
+                <w:rFonts w:ascii="Apple SD Gothic Neo" w:hAnsi="Apple SD Gothic Neo" w:eastAsia="Apple SD Gothic Neo" w:cs="Apple SD Gothic Neo" w:hint="eastAsia"/>
                 <w:b/>
                 <w:color w:val="F39A3D"/>
                 <w:sz w:val="15"/>
@@ -1724,7 +1724,7 @@
             </w:pPr>
             <w:r>
               <w:rPr>
-                <w:rFonts w:ascii="Noto Sans KR" w:hAnsi="Noto Sans KR" w:eastAsia="Noto Sans KR" w:cs="Noto Sans KR" w:hint="eastAsia"/>
+                <w:rFonts w:ascii="Apple SD Gothic Neo" w:hAnsi="Apple SD Gothic Neo" w:eastAsia="Apple SD Gothic Neo" w:cs="Apple SD Gothic Neo" w:hint="eastAsia"/>
                 <w:b/>
                 <w:color w:val="000000"/>
                 <w:sz w:val="15"/>
@@ -1754,7 +1754,7 @@
             </w:pPr>
             <w:r>
               <w:rPr>
-                <w:rFonts w:ascii="Noto Sans KR" w:hAnsi="Noto Sans KR" w:eastAsia="Noto Sans KR" w:cs="Noto Sans KR" w:hint="eastAsia"/>
+                <w:rFonts w:ascii="Apple SD Gothic Neo" w:hAnsi="Apple SD Gothic Neo" w:eastAsia="Apple SD Gothic Neo" w:cs="Apple SD Gothic Neo" w:hint="eastAsia"/>
                 <w:b w:val="0"/>
                 <w:color w:val="000000"/>
                 <w:sz w:val="15"/>
@@ -1782,7 +1782,7 @@
             </w:pPr>
             <w:r>
               <w:rPr>
-                <w:rFonts w:ascii="Noto Sans KR" w:hAnsi="Noto Sans KR" w:eastAsia="Noto Sans KR" w:cs="Noto Sans KR" w:hint="eastAsia"/>
+                <w:rFonts w:ascii="Apple SD Gothic Neo" w:hAnsi="Apple SD Gothic Neo" w:eastAsia="Apple SD Gothic Neo" w:cs="Apple SD Gothic Neo" w:hint="eastAsia"/>
                 <w:b w:val="0"/>
                 <w:color w:val="000000"/>
                 <w:sz w:val="15"/>
@@ -1810,7 +1810,7 @@
             </w:pPr>
             <w:r>
               <w:rPr>
-                <w:rFonts w:ascii="Noto Sans KR" w:hAnsi="Noto Sans KR" w:eastAsia="Noto Sans KR" w:cs="Noto Sans KR" w:hint="eastAsia"/>
+                <w:rFonts w:ascii="Apple SD Gothic Neo" w:hAnsi="Apple SD Gothic Neo" w:eastAsia="Apple SD Gothic Neo" w:cs="Apple SD Gothic Neo" w:hint="eastAsia"/>
                 <w:b w:val="0"/>
                 <w:color w:val="000000"/>
                 <w:sz w:val="15"/>
@@ -1844,7 +1844,7 @@
             </w:pPr>
             <w:r>
               <w:rPr>
-                <w:rFonts w:ascii="Noto Sans KR" w:hAnsi="Noto Sans KR" w:eastAsia="Noto Sans KR" w:cs="Noto Sans KR" w:hint="eastAsia"/>
+                <w:rFonts w:ascii="Apple SD Gothic Neo" w:hAnsi="Apple SD Gothic Neo" w:eastAsia="Apple SD Gothic Neo" w:cs="Apple SD Gothic Neo" w:hint="eastAsia"/>
                 <w:b/>
                 <w:color w:val="F39A3D"/>
                 <w:sz w:val="15"/>
@@ -1874,7 +1874,7 @@
             </w:pPr>
             <w:r>
               <w:rPr>
-                <w:rFonts w:ascii="Noto Sans KR" w:hAnsi="Noto Sans KR" w:eastAsia="Noto Sans KR" w:cs="Noto Sans KR" w:hint="eastAsia"/>
+                <w:rFonts w:ascii="Apple SD Gothic Neo" w:hAnsi="Apple SD Gothic Neo" w:eastAsia="Apple SD Gothic Neo" w:cs="Apple SD Gothic Neo" w:hint="eastAsia"/>
                 <w:b/>
                 <w:color w:val="000000"/>
                 <w:sz w:val="15"/>
@@ -1904,7 +1904,7 @@
             </w:pPr>
             <w:r>
               <w:rPr>
-                <w:rFonts w:ascii="Noto Sans KR" w:hAnsi="Noto Sans KR" w:eastAsia="Noto Sans KR" w:cs="Noto Sans KR" w:hint="eastAsia"/>
+                <w:rFonts w:ascii="Apple SD Gothic Neo" w:hAnsi="Apple SD Gothic Neo" w:eastAsia="Apple SD Gothic Neo" w:cs="Apple SD Gothic Neo" w:hint="eastAsia"/>
                 <w:b w:val="0"/>
                 <w:color w:val="000000"/>
                 <w:sz w:val="15"/>
@@ -1932,7 +1932,7 @@
             </w:pPr>
             <w:r>
               <w:rPr>
-                <w:rFonts w:ascii="Noto Sans KR" w:hAnsi="Noto Sans KR" w:eastAsia="Noto Sans KR" w:cs="Noto Sans KR" w:hint="eastAsia"/>
+                <w:rFonts w:ascii="Apple SD Gothic Neo" w:hAnsi="Apple SD Gothic Neo" w:eastAsia="Apple SD Gothic Neo" w:cs="Apple SD Gothic Neo" w:hint="eastAsia"/>
                 <w:b w:val="0"/>
                 <w:color w:val="000000"/>
                 <w:sz w:val="15"/>
@@ -1960,7 +1960,7 @@
             </w:pPr>
             <w:r>
               <w:rPr>
-                <w:rFonts w:ascii="Noto Sans KR" w:hAnsi="Noto Sans KR" w:eastAsia="Noto Sans KR" w:cs="Noto Sans KR" w:hint="eastAsia"/>
+                <w:rFonts w:ascii="Apple SD Gothic Neo" w:hAnsi="Apple SD Gothic Neo" w:eastAsia="Apple SD Gothic Neo" w:cs="Apple SD Gothic Neo" w:hint="eastAsia"/>
                 <w:b w:val="0"/>
                 <w:color w:val="000000"/>
                 <w:sz w:val="15"/>
@@ -1994,7 +1994,7 @@
             </w:pPr>
             <w:r>
               <w:rPr>
-                <w:rFonts w:ascii="Noto Sans KR" w:hAnsi="Noto Sans KR" w:eastAsia="Noto Sans KR" w:cs="Noto Sans KR" w:hint="eastAsia"/>
+                <w:rFonts w:ascii="Apple SD Gothic Neo" w:hAnsi="Apple SD Gothic Neo" w:eastAsia="Apple SD Gothic Neo" w:cs="Apple SD Gothic Neo" w:hint="eastAsia"/>
                 <w:b/>
                 <w:color w:val="F39A3D"/>
                 <w:sz w:val="15"/>
@@ -2024,7 +2024,7 @@
             </w:pPr>
             <w:r>
               <w:rPr>
-                <w:rFonts w:ascii="Noto Sans KR" w:hAnsi="Noto Sans KR" w:eastAsia="Noto Sans KR" w:cs="Noto Sans KR" w:hint="eastAsia"/>
+                <w:rFonts w:ascii="Apple SD Gothic Neo" w:hAnsi="Apple SD Gothic Neo" w:eastAsia="Apple SD Gothic Neo" w:cs="Apple SD Gothic Neo" w:hint="eastAsia"/>
                 <w:b/>
                 <w:color w:val="000000"/>
                 <w:sz w:val="15"/>
@@ -2054,7 +2054,7 @@
             </w:pPr>
             <w:r>
               <w:rPr>
-                <w:rFonts w:ascii="Noto Sans KR" w:hAnsi="Noto Sans KR" w:eastAsia="Noto Sans KR" w:cs="Noto Sans KR" w:hint="eastAsia"/>
+                <w:rFonts w:ascii="Apple SD Gothic Neo" w:hAnsi="Apple SD Gothic Neo" w:eastAsia="Apple SD Gothic Neo" w:cs="Apple SD Gothic Neo" w:hint="eastAsia"/>
                 <w:b w:val="0"/>
                 <w:color w:val="000000"/>
                 <w:sz w:val="15"/>
@@ -2082,7 +2082,7 @@
             </w:pPr>
             <w:r>
               <w:rPr>
-                <w:rFonts w:ascii="Noto Sans KR" w:hAnsi="Noto Sans KR" w:eastAsia="Noto Sans KR" w:cs="Noto Sans KR" w:hint="eastAsia"/>
+                <w:rFonts w:ascii="Apple SD Gothic Neo" w:hAnsi="Apple SD Gothic Neo" w:eastAsia="Apple SD Gothic Neo" w:cs="Apple SD Gothic Neo" w:hint="eastAsia"/>
                 <w:b w:val="0"/>
                 <w:color w:val="000000"/>
                 <w:sz w:val="15"/>
@@ -2110,7 +2110,7 @@
             </w:pPr>
             <w:r>
               <w:rPr>
-                <w:rFonts w:ascii="Noto Sans KR" w:hAnsi="Noto Sans KR" w:eastAsia="Noto Sans KR" w:cs="Noto Sans KR" w:hint="eastAsia"/>
+                <w:rFonts w:ascii="Apple SD Gothic Neo" w:hAnsi="Apple SD Gothic Neo" w:eastAsia="Apple SD Gothic Neo" w:cs="Apple SD Gothic Neo" w:hint="eastAsia"/>
                 <w:b w:val="0"/>
                 <w:color w:val="000000"/>
                 <w:sz w:val="15"/>
@@ -2144,7 +2144,7 @@
             </w:pPr>
             <w:r>
               <w:rPr>
-                <w:rFonts w:ascii="Noto Sans KR" w:hAnsi="Noto Sans KR" w:eastAsia="Noto Sans KR" w:cs="Noto Sans KR" w:hint="eastAsia"/>
+                <w:rFonts w:ascii="Apple SD Gothic Neo" w:hAnsi="Apple SD Gothic Neo" w:eastAsia="Apple SD Gothic Neo" w:cs="Apple SD Gothic Neo" w:hint="eastAsia"/>
                 <w:b/>
                 <w:color w:val="F39A3D"/>
                 <w:sz w:val="15"/>
@@ -2174,7 +2174,7 @@
             </w:pPr>
             <w:r>
               <w:rPr>
-                <w:rFonts w:ascii="Noto Sans KR" w:hAnsi="Noto Sans KR" w:eastAsia="Noto Sans KR" w:cs="Noto Sans KR" w:hint="eastAsia"/>
+                <w:rFonts w:ascii="Apple SD Gothic Neo" w:hAnsi="Apple SD Gothic Neo" w:eastAsia="Apple SD Gothic Neo" w:cs="Apple SD Gothic Neo" w:hint="eastAsia"/>
                 <w:b/>
                 <w:color w:val="000000"/>
                 <w:sz w:val="15"/>
@@ -2204,7 +2204,7 @@
             </w:pPr>
             <w:r>
               <w:rPr>
-                <w:rFonts w:ascii="Noto Sans KR" w:hAnsi="Noto Sans KR" w:eastAsia="Noto Sans KR" w:cs="Noto Sans KR" w:hint="eastAsia"/>
+                <w:rFonts w:ascii="Apple SD Gothic Neo" w:hAnsi="Apple SD Gothic Neo" w:eastAsia="Apple SD Gothic Neo" w:cs="Apple SD Gothic Neo" w:hint="eastAsia"/>
                 <w:b w:val="0"/>
                 <w:color w:val="000000"/>
                 <w:sz w:val="15"/>
@@ -2232,7 +2232,7 @@
             </w:pPr>
             <w:r>
               <w:rPr>
-                <w:rFonts w:ascii="Noto Sans KR" w:hAnsi="Noto Sans KR" w:eastAsia="Noto Sans KR" w:cs="Noto Sans KR" w:hint="eastAsia"/>
+                <w:rFonts w:ascii="Apple SD Gothic Neo" w:hAnsi="Apple SD Gothic Neo" w:eastAsia="Apple SD Gothic Neo" w:cs="Apple SD Gothic Neo" w:hint="eastAsia"/>
                 <w:b w:val="0"/>
                 <w:color w:val="000000"/>
                 <w:sz w:val="15"/>
@@ -2260,7 +2260,7 @@
             </w:pPr>
             <w:r>
               <w:rPr>
-                <w:rFonts w:ascii="Noto Sans KR" w:hAnsi="Noto Sans KR" w:eastAsia="Noto Sans KR" w:cs="Noto Sans KR" w:hint="eastAsia"/>
+                <w:rFonts w:ascii="Apple SD Gothic Neo" w:hAnsi="Apple SD Gothic Neo" w:eastAsia="Apple SD Gothic Neo" w:cs="Apple SD Gothic Neo" w:hint="eastAsia"/>
                 <w:b w:val="0"/>
                 <w:color w:val="000000"/>
                 <w:sz w:val="15"/>
@@ -2294,7 +2294,7 @@
             </w:pPr>
             <w:r>
               <w:rPr>
-                <w:rFonts w:ascii="Noto Sans KR" w:hAnsi="Noto Sans KR" w:eastAsia="Noto Sans KR" w:cs="Noto Sans KR" w:hint="eastAsia"/>
+                <w:rFonts w:ascii="Apple SD Gothic Neo" w:hAnsi="Apple SD Gothic Neo" w:eastAsia="Apple SD Gothic Neo" w:cs="Apple SD Gothic Neo" w:hint="eastAsia"/>
                 <w:b/>
                 <w:color w:val="F39A3D"/>
                 <w:sz w:val="15"/>
@@ -2324,7 +2324,7 @@
             </w:pPr>
             <w:r>
               <w:rPr>
-                <w:rFonts w:ascii="Noto Sans KR" w:hAnsi="Noto Sans KR" w:eastAsia="Noto Sans KR" w:cs="Noto Sans KR" w:hint="eastAsia"/>
+                <w:rFonts w:ascii="Apple SD Gothic Neo" w:hAnsi="Apple SD Gothic Neo" w:eastAsia="Apple SD Gothic Neo" w:cs="Apple SD Gothic Neo" w:hint="eastAsia"/>
                 <w:b/>
                 <w:color w:val="000000"/>
                 <w:sz w:val="15"/>
@@ -2354,7 +2354,7 @@
             </w:pPr>
             <w:r>
               <w:rPr>
-                <w:rFonts w:ascii="Noto Sans KR" w:hAnsi="Noto Sans KR" w:eastAsia="Noto Sans KR" w:cs="Noto Sans KR" w:hint="eastAsia"/>
+                <w:rFonts w:ascii="Apple SD Gothic Neo" w:hAnsi="Apple SD Gothic Neo" w:eastAsia="Apple SD Gothic Neo" w:cs="Apple SD Gothic Neo" w:hint="eastAsia"/>
                 <w:b w:val="0"/>
                 <w:color w:val="000000"/>
                 <w:sz w:val="15"/>
@@ -2382,7 +2382,7 @@
             </w:pPr>
             <w:r>
               <w:rPr>
-                <w:rFonts w:ascii="Noto Sans KR" w:hAnsi="Noto Sans KR" w:eastAsia="Noto Sans KR" w:cs="Noto Sans KR" w:hint="eastAsia"/>
+                <w:rFonts w:ascii="Apple SD Gothic Neo" w:hAnsi="Apple SD Gothic Neo" w:eastAsia="Apple SD Gothic Neo" w:cs="Apple SD Gothic Neo" w:hint="eastAsia"/>
                 <w:b w:val="0"/>
                 <w:color w:val="000000"/>
                 <w:sz w:val="15"/>
@@ -2410,7 +2410,7 @@
             </w:pPr>
             <w:r>
               <w:rPr>
-                <w:rFonts w:ascii="Noto Sans KR" w:hAnsi="Noto Sans KR" w:eastAsia="Noto Sans KR" w:cs="Noto Sans KR" w:hint="eastAsia"/>
+                <w:rFonts w:ascii="Apple SD Gothic Neo" w:hAnsi="Apple SD Gothic Neo" w:eastAsia="Apple SD Gothic Neo" w:cs="Apple SD Gothic Neo" w:hint="eastAsia"/>
                 <w:b w:val="0"/>
                 <w:color w:val="000000"/>
                 <w:sz w:val="15"/>
@@ -2474,7 +2474,7 @@
             </w:pPr>
             <w:r>
               <w:rPr>
-                <w:rFonts w:ascii="Noto Sans KR" w:hAnsi="Noto Sans KR" w:eastAsia="Noto Sans KR" w:cs="Noto Sans KR" w:hint="eastAsia"/>
+                <w:rFonts w:ascii="Apple SD Gothic Neo" w:hAnsi="Apple SD Gothic Neo" w:eastAsia="Apple SD Gothic Neo" w:cs="Apple SD Gothic Neo" w:hint="eastAsia"/>
                 <w:b/>
                 <w:color w:val="0B2545"/>
                 <w:sz w:val="19"/>
@@ -2503,7 +2503,7 @@
             </w:pPr>
             <w:r>
               <w:rPr>
-                <w:rFonts w:ascii="Noto Sans KR" w:hAnsi="Noto Sans KR" w:eastAsia="Noto Sans KR" w:cs="Noto Sans KR" w:hint="eastAsia"/>
+                <w:rFonts w:ascii="Apple SD Gothic Neo" w:hAnsi="Apple SD Gothic Neo" w:eastAsia="Apple SD Gothic Neo" w:cs="Apple SD Gothic Neo" w:hint="eastAsia"/>
                 <w:b/>
                 <w:color w:val="0B2545"/>
                 <w:sz w:val="19"/>
@@ -2532,7 +2532,7 @@
             </w:pPr>
             <w:r>
               <w:rPr>
-                <w:rFonts w:ascii="Noto Sans KR" w:hAnsi="Noto Sans KR" w:eastAsia="Noto Sans KR" w:cs="Noto Sans KR" w:hint="eastAsia"/>
+                <w:rFonts w:ascii="Apple SD Gothic Neo" w:hAnsi="Apple SD Gothic Neo" w:eastAsia="Apple SD Gothic Neo" w:cs="Apple SD Gothic Neo" w:hint="eastAsia"/>
                 <w:b/>
                 <w:color w:val="0B2545"/>
                 <w:sz w:val="19"/>
@@ -2565,7 +2565,7 @@
             </w:pPr>
             <w:r>
               <w:rPr>
-                <w:rFonts w:ascii="Noto Sans KR" w:hAnsi="Noto Sans KR" w:eastAsia="Noto Sans KR" w:cs="Noto Sans KR" w:hint="eastAsia"/>
+                <w:rFonts w:ascii="Apple SD Gothic Neo" w:hAnsi="Apple SD Gothic Neo" w:eastAsia="Apple SD Gothic Neo" w:cs="Apple SD Gothic Neo" w:hint="eastAsia"/>
                 <w:b w:val="0"/>
                 <w:color w:val="000000"/>
                 <w:sz w:val="18"/>
@@ -2593,7 +2593,7 @@
             </w:pPr>
             <w:r>
               <w:rPr>
-                <w:rFonts w:ascii="Noto Sans KR" w:hAnsi="Noto Sans KR" w:eastAsia="Noto Sans KR" w:cs="Noto Sans KR" w:hint="eastAsia"/>
+                <w:rFonts w:ascii="Apple SD Gothic Neo" w:hAnsi="Apple SD Gothic Neo" w:eastAsia="Apple SD Gothic Neo" w:cs="Apple SD Gothic Neo" w:hint="eastAsia"/>
                 <w:b w:val="0"/>
                 <w:color w:val="000000"/>
                 <w:sz w:val="18"/>
@@ -2621,7 +2621,7 @@
             </w:pPr>
             <w:r>
               <w:rPr>
-                <w:rFonts w:ascii="Noto Sans KR" w:hAnsi="Noto Sans KR" w:eastAsia="Noto Sans KR" w:cs="Noto Sans KR" w:hint="eastAsia"/>
+                <w:rFonts w:ascii="Apple SD Gothic Neo" w:hAnsi="Apple SD Gothic Neo" w:eastAsia="Apple SD Gothic Neo" w:cs="Apple SD Gothic Neo" w:hint="eastAsia"/>
                 <w:b w:val="0"/>
                 <w:color w:val="000000"/>
                 <w:sz w:val="18"/>
@@ -2654,7 +2654,7 @@
             </w:pPr>
             <w:r>
               <w:rPr>
-                <w:rFonts w:ascii="Noto Sans KR" w:hAnsi="Noto Sans KR" w:eastAsia="Noto Sans KR" w:cs="Noto Sans KR" w:hint="eastAsia"/>
+                <w:rFonts w:ascii="Apple SD Gothic Neo" w:hAnsi="Apple SD Gothic Neo" w:eastAsia="Apple SD Gothic Neo" w:cs="Apple SD Gothic Neo" w:hint="eastAsia"/>
                 <w:b w:val="0"/>
                 <w:color w:val="000000"/>
                 <w:sz w:val="18"/>
@@ -2682,7 +2682,7 @@
             </w:pPr>
             <w:r>
               <w:rPr>
-                <w:rFonts w:ascii="Noto Sans KR" w:hAnsi="Noto Sans KR" w:eastAsia="Noto Sans KR" w:cs="Noto Sans KR" w:hint="eastAsia"/>
+                <w:rFonts w:ascii="Apple SD Gothic Neo" w:hAnsi="Apple SD Gothic Neo" w:eastAsia="Apple SD Gothic Neo" w:cs="Apple SD Gothic Neo" w:hint="eastAsia"/>
                 <w:b w:val="0"/>
                 <w:color w:val="000000"/>
                 <w:sz w:val="18"/>
@@ -2710,7 +2710,7 @@
             </w:pPr>
             <w:r>
               <w:rPr>
-                <w:rFonts w:ascii="Noto Sans KR" w:hAnsi="Noto Sans KR" w:eastAsia="Noto Sans KR" w:cs="Noto Sans KR" w:hint="eastAsia"/>
+                <w:rFonts w:ascii="Apple SD Gothic Neo" w:hAnsi="Apple SD Gothic Neo" w:eastAsia="Apple SD Gothic Neo" w:cs="Apple SD Gothic Neo" w:hint="eastAsia"/>
                 <w:b w:val="0"/>
                 <w:color w:val="000000"/>
                 <w:sz w:val="18"/>
@@ -2743,7 +2743,7 @@
             </w:pPr>
             <w:r>
               <w:rPr>
-                <w:rFonts w:ascii="Noto Sans KR" w:hAnsi="Noto Sans KR" w:eastAsia="Noto Sans KR" w:cs="Noto Sans KR" w:hint="eastAsia"/>
+                <w:rFonts w:ascii="Apple SD Gothic Neo" w:hAnsi="Apple SD Gothic Neo" w:eastAsia="Apple SD Gothic Neo" w:cs="Apple SD Gothic Neo" w:hint="eastAsia"/>
                 <w:b w:val="0"/>
                 <w:color w:val="000000"/>
                 <w:sz w:val="18"/>
@@ -2771,7 +2771,7 @@
             </w:pPr>
             <w:r>
               <w:rPr>
-                <w:rFonts w:ascii="Noto Sans KR" w:hAnsi="Noto Sans KR" w:eastAsia="Noto Sans KR" w:cs="Noto Sans KR" w:hint="eastAsia"/>
+                <w:rFonts w:ascii="Apple SD Gothic Neo" w:hAnsi="Apple SD Gothic Neo" w:eastAsia="Apple SD Gothic Neo" w:cs="Apple SD Gothic Neo" w:hint="eastAsia"/>
                 <w:b w:val="0"/>
                 <w:color w:val="000000"/>
                 <w:sz w:val="18"/>
@@ -2799,7 +2799,7 @@
             </w:pPr>
             <w:r>
               <w:rPr>
-                <w:rFonts w:ascii="Noto Sans KR" w:hAnsi="Noto Sans KR" w:eastAsia="Noto Sans KR" w:cs="Noto Sans KR" w:hint="eastAsia"/>
+                <w:rFonts w:ascii="Apple SD Gothic Neo" w:hAnsi="Apple SD Gothic Neo" w:eastAsia="Apple SD Gothic Neo" w:cs="Apple SD Gothic Neo" w:hint="eastAsia"/>
                 <w:b w:val="0"/>
                 <w:color w:val="000000"/>
                 <w:sz w:val="18"/>
@@ -2832,7 +2832,7 @@
             </w:pPr>
             <w:r>
               <w:rPr>
-                <w:rFonts w:ascii="Noto Sans KR" w:hAnsi="Noto Sans KR" w:eastAsia="Noto Sans KR" w:cs="Noto Sans KR" w:hint="eastAsia"/>
+                <w:rFonts w:ascii="Apple SD Gothic Neo" w:hAnsi="Apple SD Gothic Neo" w:eastAsia="Apple SD Gothic Neo" w:cs="Apple SD Gothic Neo" w:hint="eastAsia"/>
                 <w:b w:val="0"/>
                 <w:color w:val="000000"/>
                 <w:sz w:val="18"/>
@@ -2860,7 +2860,7 @@
             </w:pPr>
             <w:r>
               <w:rPr>
-                <w:rFonts w:ascii="Noto Sans KR" w:hAnsi="Noto Sans KR" w:eastAsia="Noto Sans KR" w:cs="Noto Sans KR" w:hint="eastAsia"/>
+                <w:rFonts w:ascii="Apple SD Gothic Neo" w:hAnsi="Apple SD Gothic Neo" w:eastAsia="Apple SD Gothic Neo" w:cs="Apple SD Gothic Neo" w:hint="eastAsia"/>
                 <w:b w:val="0"/>
                 <w:color w:val="000000"/>
                 <w:sz w:val="18"/>
@@ -2888,7 +2888,7 @@
             </w:pPr>
             <w:r>
               <w:rPr>
-                <w:rFonts w:ascii="Noto Sans KR" w:hAnsi="Noto Sans KR" w:eastAsia="Noto Sans KR" w:cs="Noto Sans KR" w:hint="eastAsia"/>
+                <w:rFonts w:ascii="Apple SD Gothic Neo" w:hAnsi="Apple SD Gothic Neo" w:eastAsia="Apple SD Gothic Neo" w:cs="Apple SD Gothic Neo" w:hint="eastAsia"/>
                 <w:b w:val="0"/>
                 <w:color w:val="000000"/>
                 <w:sz w:val="18"/>
@@ -2908,7 +2908,7 @@
       </w:pPr>
       <w:r>
         <w:rPr>
-          <w:rFonts w:ascii="Noto Sans KR" w:hAnsi="Noto Sans KR" w:eastAsia="Noto Sans KR" w:cs="Noto Sans KR" w:hint="eastAsia"/>
+          <w:rFonts w:ascii="Apple SD Gothic Neo" w:hAnsi="Apple SD Gothic Neo" w:eastAsia="Apple SD Gothic Neo" w:cs="Apple SD Gothic Neo" w:hint="eastAsia"/>
           <w:sz w:val="22"/>
           <w:lang w:val="en-US" w:eastAsia="ko-KR"/>
         </w:rPr>
@@ -2923,7 +2923,7 @@
       </w:pPr>
       <w:r>
         <w:rPr>
-          <w:rFonts w:ascii="Noto Sans KR" w:hAnsi="Noto Sans KR" w:eastAsia="Noto Sans KR" w:cs="Noto Sans KR" w:hint="eastAsia"/>
+          <w:rFonts w:ascii="Apple SD Gothic Neo" w:hAnsi="Apple SD Gothic Neo" w:eastAsia="Apple SD Gothic Neo" w:cs="Apple SD Gothic Neo" w:hint="eastAsia"/>
           <w:sz w:val="22"/>
           <w:lang w:val="en-US" w:eastAsia="ko-KR"/>
         </w:rPr>
@@ -2938,7 +2938,7 @@
       </w:pPr>
       <w:r>
         <w:rPr>
-          <w:rFonts w:ascii="Noto Sans KR" w:hAnsi="Noto Sans KR" w:eastAsia="Noto Sans KR" w:cs="Noto Sans KR" w:hint="eastAsia"/>
+          <w:rFonts w:ascii="Apple SD Gothic Neo" w:hAnsi="Apple SD Gothic Neo" w:eastAsia="Apple SD Gothic Neo" w:cs="Apple SD Gothic Neo" w:hint="eastAsia"/>
           <w:sz w:val="22"/>
           <w:lang w:val="en-US" w:eastAsia="ko-KR"/>
         </w:rPr>
@@ -2953,7 +2953,7 @@
       </w:pPr>
       <w:r>
         <w:rPr>
-          <w:rFonts w:ascii="Noto Sans KR" w:hAnsi="Noto Sans KR" w:eastAsia="Noto Sans KR" w:cs="Noto Sans KR" w:hint="eastAsia"/>
+          <w:rFonts w:ascii="Apple SD Gothic Neo" w:hAnsi="Apple SD Gothic Neo" w:eastAsia="Apple SD Gothic Neo" w:cs="Apple SD Gothic Neo" w:hint="eastAsia"/>
           <w:sz w:val="22"/>
           <w:lang w:val="en-US" w:eastAsia="ko-KR"/>
         </w:rPr>
@@ -2968,7 +2968,7 @@
       </w:pPr>
       <w:r>
         <w:rPr>
-          <w:rFonts w:ascii="Noto Sans KR" w:hAnsi="Noto Sans KR" w:eastAsia="Noto Sans KR" w:cs="Noto Sans KR" w:hint="eastAsia"/>
+          <w:rFonts w:ascii="Apple SD Gothic Neo" w:hAnsi="Apple SD Gothic Neo" w:eastAsia="Apple SD Gothic Neo" w:cs="Apple SD Gothic Neo" w:hint="eastAsia"/>
           <w:sz w:val="22"/>
           <w:lang w:val="en-US" w:eastAsia="ko-KR"/>
         </w:rPr>
@@ -3009,7 +3009,7 @@
             </w:pPr>
             <w:r>
               <w:rPr>
-                <w:rFonts w:ascii="Noto Sans KR" w:hAnsi="Noto Sans KR" w:eastAsia="Noto Sans KR" w:cs="Noto Sans KR" w:hint="eastAsia"/>
+                <w:rFonts w:ascii="Apple SD Gothic Neo" w:hAnsi="Apple SD Gothic Neo" w:eastAsia="Apple SD Gothic Neo" w:cs="Apple SD Gothic Neo" w:hint="eastAsia"/>
                 <w:b/>
                 <w:color w:val="F39A3D"/>
                 <w:sz w:val="21"/>
@@ -3020,7 +3020,7 @@
             </w:r>
             <w:r>
               <w:rPr>
-                <w:rFonts w:ascii="Noto Sans KR" w:hAnsi="Noto Sans KR" w:eastAsia="Noto Sans KR" w:cs="Noto Sans KR" w:hint="eastAsia"/>
+                <w:rFonts w:ascii="Apple SD Gothic Neo" w:hAnsi="Apple SD Gothic Neo" w:eastAsia="Apple SD Gothic Neo" w:cs="Apple SD Gothic Neo" w:hint="eastAsia"/>
                 <w:b/>
                 <w:color w:val="0B1F33"/>
                 <w:sz w:val="23"/>
@@ -3053,7 +3053,7 @@
     <w:p>
       <w:r>
         <w:rPr>
-          <w:rFonts w:ascii="Noto Sans KR" w:hAnsi="Noto Sans KR" w:eastAsia="Noto Sans KR" w:cs="Noto Sans KR" w:hint="eastAsia"/>
+          <w:rFonts w:ascii="Apple SD Gothic Neo" w:hAnsi="Apple SD Gothic Neo" w:eastAsia="Apple SD Gothic Neo" w:cs="Apple SD Gothic Neo" w:hint="eastAsia"/>
           <w:b/>
           <w:color w:val="0B1F33"/>
           <w:sz w:val="22"/>
@@ -3063,7 +3063,7 @@
       </w:r>
       <w:r>
         <w:rPr>
-          <w:rFonts w:ascii="Noto Sans KR" w:hAnsi="Noto Sans KR" w:eastAsia="Noto Sans KR" w:cs="Noto Sans KR" w:hint="eastAsia"/>
+          <w:rFonts w:ascii="Apple SD Gothic Neo" w:hAnsi="Apple SD Gothic Neo" w:eastAsia="Apple SD Gothic Neo" w:cs="Apple SD Gothic Neo" w:hint="eastAsia"/>
           <w:sz w:val="22"/>
           <w:lang w:val="en-US" w:eastAsia="ko-KR"/>
         </w:rPr>
@@ -3110,7 +3110,7 @@
             </w:pPr>
             <w:r>
               <w:rPr>
-                <w:rFonts w:ascii="Noto Sans KR" w:hAnsi="Noto Sans KR" w:eastAsia="Noto Sans KR" w:cs="Noto Sans KR" w:hint="eastAsia"/>
+                <w:rFonts w:ascii="Apple SD Gothic Neo" w:hAnsi="Apple SD Gothic Neo" w:eastAsia="Apple SD Gothic Neo" w:cs="Apple SD Gothic Neo" w:hint="eastAsia"/>
                 <w:b/>
                 <w:color w:val="0B2545"/>
                 <w:sz w:val="19"/>
@@ -3139,7 +3139,7 @@
             </w:pPr>
             <w:r>
               <w:rPr>
-                <w:rFonts w:ascii="Noto Sans KR" w:hAnsi="Noto Sans KR" w:eastAsia="Noto Sans KR" w:cs="Noto Sans KR" w:hint="eastAsia"/>
+                <w:rFonts w:ascii="Apple SD Gothic Neo" w:hAnsi="Apple SD Gothic Neo" w:eastAsia="Apple SD Gothic Neo" w:cs="Apple SD Gothic Neo" w:hint="eastAsia"/>
                 <w:b/>
                 <w:color w:val="0B2545"/>
                 <w:sz w:val="19"/>
@@ -3168,7 +3168,7 @@
             </w:pPr>
             <w:r>
               <w:rPr>
-                <w:rFonts w:ascii="Noto Sans KR" w:hAnsi="Noto Sans KR" w:eastAsia="Noto Sans KR" w:cs="Noto Sans KR" w:hint="eastAsia"/>
+                <w:rFonts w:ascii="Apple SD Gothic Neo" w:hAnsi="Apple SD Gothic Neo" w:eastAsia="Apple SD Gothic Neo" w:cs="Apple SD Gothic Neo" w:hint="eastAsia"/>
                 <w:b/>
                 <w:color w:val="0B2545"/>
                 <w:sz w:val="19"/>
@@ -3197,7 +3197,7 @@
             </w:pPr>
             <w:r>
               <w:rPr>
-                <w:rFonts w:ascii="Noto Sans KR" w:hAnsi="Noto Sans KR" w:eastAsia="Noto Sans KR" w:cs="Noto Sans KR" w:hint="eastAsia"/>
+                <w:rFonts w:ascii="Apple SD Gothic Neo" w:hAnsi="Apple SD Gothic Neo" w:eastAsia="Apple SD Gothic Neo" w:cs="Apple SD Gothic Neo" w:hint="eastAsia"/>
                 <w:b/>
                 <w:color w:val="0B2545"/>
                 <w:sz w:val="19"/>
@@ -3230,7 +3230,7 @@
             </w:pPr>
             <w:r>
               <w:rPr>
-                <w:rFonts w:ascii="Noto Sans KR" w:hAnsi="Noto Sans KR" w:eastAsia="Noto Sans KR" w:cs="Noto Sans KR" w:hint="eastAsia"/>
+                <w:rFonts w:ascii="Apple SD Gothic Neo" w:hAnsi="Apple SD Gothic Neo" w:eastAsia="Apple SD Gothic Neo" w:cs="Apple SD Gothic Neo" w:hint="eastAsia"/>
                 <w:b w:val="0"/>
                 <w:color w:val="000000"/>
                 <w:sz w:val="19"/>
@@ -3258,7 +3258,7 @@
             </w:pPr>
             <w:r>
               <w:rPr>
-                <w:rFonts w:ascii="Noto Sans KR" w:hAnsi="Noto Sans KR" w:eastAsia="Noto Sans KR" w:cs="Noto Sans KR" w:hint="eastAsia"/>
+                <w:rFonts w:ascii="Apple SD Gothic Neo" w:hAnsi="Apple SD Gothic Neo" w:eastAsia="Apple SD Gothic Neo" w:cs="Apple SD Gothic Neo" w:hint="eastAsia"/>
                 <w:b w:val="0"/>
                 <w:color w:val="000000"/>
                 <w:sz w:val="19"/>
@@ -3286,7 +3286,7 @@
             </w:pPr>
             <w:r>
               <w:rPr>
-                <w:rFonts w:ascii="Noto Sans KR" w:hAnsi="Noto Sans KR" w:eastAsia="Noto Sans KR" w:cs="Noto Sans KR" w:hint="eastAsia"/>
+                <w:rFonts w:ascii="Apple SD Gothic Neo" w:hAnsi="Apple SD Gothic Neo" w:eastAsia="Apple SD Gothic Neo" w:cs="Apple SD Gothic Neo" w:hint="eastAsia"/>
                 <w:b w:val="0"/>
                 <w:color w:val="000000"/>
                 <w:sz w:val="19"/>
@@ -3314,7 +3314,7 @@
             </w:pPr>
             <w:r>
               <w:rPr>
-                <w:rFonts w:ascii="Noto Sans KR" w:hAnsi="Noto Sans KR" w:eastAsia="Noto Sans KR" w:cs="Noto Sans KR" w:hint="eastAsia"/>
+                <w:rFonts w:ascii="Apple SD Gothic Neo" w:hAnsi="Apple SD Gothic Neo" w:eastAsia="Apple SD Gothic Neo" w:cs="Apple SD Gothic Neo" w:hint="eastAsia"/>
                 <w:b w:val="0"/>
                 <w:color w:val="000000"/>
                 <w:sz w:val="19"/>
@@ -3347,7 +3347,7 @@
             </w:pPr>
             <w:r>
               <w:rPr>
-                <w:rFonts w:ascii="Noto Sans KR" w:hAnsi="Noto Sans KR" w:eastAsia="Noto Sans KR" w:cs="Noto Sans KR" w:hint="eastAsia"/>
+                <w:rFonts w:ascii="Apple SD Gothic Neo" w:hAnsi="Apple SD Gothic Neo" w:eastAsia="Apple SD Gothic Neo" w:cs="Apple SD Gothic Neo" w:hint="eastAsia"/>
                 <w:b w:val="0"/>
                 <w:color w:val="000000"/>
                 <w:sz w:val="19"/>
@@ -3375,7 +3375,7 @@
             </w:pPr>
             <w:r>
               <w:rPr>
-                <w:rFonts w:ascii="Noto Sans KR" w:hAnsi="Noto Sans KR" w:eastAsia="Noto Sans KR" w:cs="Noto Sans KR" w:hint="eastAsia"/>
+                <w:rFonts w:ascii="Apple SD Gothic Neo" w:hAnsi="Apple SD Gothic Neo" w:eastAsia="Apple SD Gothic Neo" w:cs="Apple SD Gothic Neo" w:hint="eastAsia"/>
                 <w:b w:val="0"/>
                 <w:color w:val="000000"/>
                 <w:sz w:val="19"/>
@@ -3403,7 +3403,7 @@
             </w:pPr>
             <w:r>
               <w:rPr>
-                <w:rFonts w:ascii="Noto Sans KR" w:hAnsi="Noto Sans KR" w:eastAsia="Noto Sans KR" w:cs="Noto Sans KR" w:hint="eastAsia"/>
+                <w:rFonts w:ascii="Apple SD Gothic Neo" w:hAnsi="Apple SD Gothic Neo" w:eastAsia="Apple SD Gothic Neo" w:cs="Apple SD Gothic Neo" w:hint="eastAsia"/>
                 <w:b w:val="0"/>
                 <w:color w:val="000000"/>
                 <w:sz w:val="19"/>
@@ -3431,7 +3431,7 @@
             </w:pPr>
             <w:r>
               <w:rPr>
-                <w:rFonts w:ascii="Noto Sans KR" w:hAnsi="Noto Sans KR" w:eastAsia="Noto Sans KR" w:cs="Noto Sans KR" w:hint="eastAsia"/>
+                <w:rFonts w:ascii="Apple SD Gothic Neo" w:hAnsi="Apple SD Gothic Neo" w:eastAsia="Apple SD Gothic Neo" w:cs="Apple SD Gothic Neo" w:hint="eastAsia"/>
                 <w:b w:val="0"/>
                 <w:color w:val="000000"/>
                 <w:sz w:val="19"/>
@@ -3464,7 +3464,7 @@
             </w:pPr>
             <w:r>
               <w:rPr>
-                <w:rFonts w:ascii="Noto Sans KR" w:hAnsi="Noto Sans KR" w:eastAsia="Noto Sans KR" w:cs="Noto Sans KR" w:hint="eastAsia"/>
+                <w:rFonts w:ascii="Apple SD Gothic Neo" w:hAnsi="Apple SD Gothic Neo" w:eastAsia="Apple SD Gothic Neo" w:cs="Apple SD Gothic Neo" w:hint="eastAsia"/>
                 <w:b w:val="0"/>
                 <w:color w:val="000000"/>
                 <w:sz w:val="19"/>
@@ -3492,7 +3492,7 @@
             </w:pPr>
             <w:r>
               <w:rPr>
-                <w:rFonts w:ascii="Noto Sans KR" w:hAnsi="Noto Sans KR" w:eastAsia="Noto Sans KR" w:cs="Noto Sans KR" w:hint="eastAsia"/>
+                <w:rFonts w:ascii="Apple SD Gothic Neo" w:hAnsi="Apple SD Gothic Neo" w:eastAsia="Apple SD Gothic Neo" w:cs="Apple SD Gothic Neo" w:hint="eastAsia"/>
                 <w:b w:val="0"/>
                 <w:color w:val="000000"/>
                 <w:sz w:val="19"/>
@@ -3520,7 +3520,7 @@
             </w:pPr>
             <w:r>
               <w:rPr>
-                <w:rFonts w:ascii="Noto Sans KR" w:hAnsi="Noto Sans KR" w:eastAsia="Noto Sans KR" w:cs="Noto Sans KR" w:hint="eastAsia"/>
+                <w:rFonts w:ascii="Apple SD Gothic Neo" w:hAnsi="Apple SD Gothic Neo" w:eastAsia="Apple SD Gothic Neo" w:cs="Apple SD Gothic Neo" w:hint="eastAsia"/>
                 <w:b w:val="0"/>
                 <w:color w:val="000000"/>
                 <w:sz w:val="19"/>
@@ -3548,7 +3548,7 @@
             </w:pPr>
             <w:r>
               <w:rPr>
-                <w:rFonts w:ascii="Noto Sans KR" w:hAnsi="Noto Sans KR" w:eastAsia="Noto Sans KR" w:cs="Noto Sans KR" w:hint="eastAsia"/>
+                <w:rFonts w:ascii="Apple SD Gothic Neo" w:hAnsi="Apple SD Gothic Neo" w:eastAsia="Apple SD Gothic Neo" w:cs="Apple SD Gothic Neo" w:hint="eastAsia"/>
                 <w:b w:val="0"/>
                 <w:color w:val="000000"/>
                 <w:sz w:val="19"/>
@@ -3581,7 +3581,7 @@
             </w:pPr>
             <w:r>
               <w:rPr>
-                <w:rFonts w:ascii="Noto Sans KR" w:hAnsi="Noto Sans KR" w:eastAsia="Noto Sans KR" w:cs="Noto Sans KR" w:hint="eastAsia"/>
+                <w:rFonts w:ascii="Apple SD Gothic Neo" w:hAnsi="Apple SD Gothic Neo" w:eastAsia="Apple SD Gothic Neo" w:cs="Apple SD Gothic Neo" w:hint="eastAsia"/>
                 <w:b w:val="0"/>
                 <w:color w:val="000000"/>
                 <w:sz w:val="19"/>
@@ -3609,7 +3609,7 @@
             </w:pPr>
             <w:r>
               <w:rPr>
-                <w:rFonts w:ascii="Noto Sans KR" w:hAnsi="Noto Sans KR" w:eastAsia="Noto Sans KR" w:cs="Noto Sans KR" w:hint="eastAsia"/>
+                <w:rFonts w:ascii="Apple SD Gothic Neo" w:hAnsi="Apple SD Gothic Neo" w:eastAsia="Apple SD Gothic Neo" w:cs="Apple SD Gothic Neo" w:hint="eastAsia"/>
                 <w:b w:val="0"/>
                 <w:color w:val="000000"/>
                 <w:sz w:val="19"/>
@@ -3637,7 +3637,7 @@
             </w:pPr>
             <w:r>
               <w:rPr>
-                <w:rFonts w:ascii="Noto Sans KR" w:hAnsi="Noto Sans KR" w:eastAsia="Noto Sans KR" w:cs="Noto Sans KR" w:hint="eastAsia"/>
+                <w:rFonts w:ascii="Apple SD Gothic Neo" w:hAnsi="Apple SD Gothic Neo" w:eastAsia="Apple SD Gothic Neo" w:cs="Apple SD Gothic Neo" w:hint="eastAsia"/>
                 <w:b w:val="0"/>
                 <w:color w:val="000000"/>
                 <w:sz w:val="19"/>
@@ -3665,7 +3665,7 @@
             </w:pPr>
             <w:r>
               <w:rPr>
-                <w:rFonts w:ascii="Noto Sans KR" w:hAnsi="Noto Sans KR" w:eastAsia="Noto Sans KR" w:cs="Noto Sans KR" w:hint="eastAsia"/>
+                <w:rFonts w:ascii="Apple SD Gothic Neo" w:hAnsi="Apple SD Gothic Neo" w:eastAsia="Apple SD Gothic Neo" w:cs="Apple SD Gothic Neo" w:hint="eastAsia"/>
                 <w:b w:val="0"/>
                 <w:color w:val="000000"/>
                 <w:sz w:val="19"/>
@@ -3696,7 +3696,7 @@
       </w:pPr>
       <w:r>
         <w:rPr>
-          <w:rFonts w:ascii="Noto Sans KR" w:hAnsi="Noto Sans KR" w:eastAsia="Noto Sans KR" w:cs="Noto Sans KR" w:hint="eastAsia"/>
+          <w:rFonts w:ascii="Apple SD Gothic Neo" w:hAnsi="Apple SD Gothic Neo" w:eastAsia="Apple SD Gothic Neo" w:cs="Apple SD Gothic Neo" w:hint="eastAsia"/>
           <w:b/>
           <w:color w:val="58C9F2"/>
           <w:sz w:val="22"/>
@@ -3706,7 +3706,7 @@
       </w:r>
       <w:r>
         <w:rPr>
-          <w:rFonts w:ascii="Noto Sans KR" w:hAnsi="Noto Sans KR" w:eastAsia="Noto Sans KR" w:cs="Noto Sans KR" w:hint="eastAsia"/>
+          <w:rFonts w:ascii="Apple SD Gothic Neo" w:hAnsi="Apple SD Gothic Neo" w:eastAsia="Apple SD Gothic Neo" w:cs="Apple SD Gothic Neo" w:hint="eastAsia"/>
           <w:sz w:val="22"/>
           <w:lang w:val="en-US" w:eastAsia="ko-KR"/>
         </w:rPr>
@@ -3719,7 +3719,7 @@
       </w:pPr>
       <w:r>
         <w:rPr>
-          <w:rFonts w:ascii="Noto Sans KR" w:hAnsi="Noto Sans KR" w:eastAsia="Noto Sans KR" w:cs="Noto Sans KR" w:hint="eastAsia"/>
+          <w:rFonts w:ascii="Apple SD Gothic Neo" w:hAnsi="Apple SD Gothic Neo" w:eastAsia="Apple SD Gothic Neo" w:cs="Apple SD Gothic Neo" w:hint="eastAsia"/>
           <w:b/>
           <w:color w:val="58C9F2"/>
           <w:sz w:val="22"/>
@@ -3729,11 +3729,11 @@
       </w:r>
       <w:r>
         <w:rPr>
-          <w:rFonts w:ascii="Noto Sans KR" w:hAnsi="Noto Sans KR" w:eastAsia="Noto Sans KR" w:cs="Noto Sans KR" w:hint="eastAsia"/>
+          <w:rFonts w:ascii="Apple SD Gothic Neo" w:hAnsi="Apple SD Gothic Neo" w:eastAsia="Apple SD Gothic Neo" w:cs="Apple SD Gothic Neo" w:hint="eastAsia"/>
           <w:sz w:val="22"/>
           <w:lang w:val="en-US" w:eastAsia="ko-KR"/>
         </w:rPr>
-        <w:t>레이어를 유지한 Clip Studio .clip 원본, 필요 시 PSD</w:t>
+        <w:t>레이어를 유지한 Clip Studio .clip 원본</w:t>
       </w:r>
     </w:p>
     <w:p>
@@ -3742,7 +3742,7 @@
       </w:pPr>
       <w:r>
         <w:rPr>
-          <w:rFonts w:ascii="Noto Sans KR" w:hAnsi="Noto Sans KR" w:eastAsia="Noto Sans KR" w:cs="Noto Sans KR" w:hint="eastAsia"/>
+          <w:rFonts w:ascii="Apple SD Gothic Neo" w:hAnsi="Apple SD Gothic Neo" w:eastAsia="Apple SD Gothic Neo" w:cs="Apple SD Gothic Neo" w:hint="eastAsia"/>
           <w:b/>
           <w:color w:val="58C9F2"/>
           <w:sz w:val="22"/>
@@ -3752,7 +3752,7 @@
       </w:r>
       <w:r>
         <w:rPr>
-          <w:rFonts w:ascii="Noto Sans KR" w:hAnsi="Noto Sans KR" w:eastAsia="Noto Sans KR" w:cs="Noto Sans KR" w:hint="eastAsia"/>
+          <w:rFonts w:ascii="Apple SD Gothic Neo" w:hAnsi="Apple SD Gothic Neo" w:eastAsia="Apple SD Gothic Neo" w:cs="Apple SD Gothic Neo" w:hint="eastAsia"/>
           <w:sz w:val="22"/>
           <w:lang w:val="en-US" w:eastAsia="ko-KR"/>
         </w:rPr>
@@ -3765,7 +3765,7 @@
       </w:pPr>
       <w:r>
         <w:rPr>
-          <w:rFonts w:ascii="Noto Sans KR" w:hAnsi="Noto Sans KR" w:eastAsia="Noto Sans KR" w:cs="Noto Sans KR" w:hint="eastAsia"/>
+          <w:rFonts w:ascii="Apple SD Gothic Neo" w:hAnsi="Apple SD Gothic Neo" w:eastAsia="Apple SD Gothic Neo" w:cs="Apple SD Gothic Neo" w:hint="eastAsia"/>
           <w:b/>
           <w:color w:val="F39A3D"/>
           <w:sz w:val="22"/>
@@ -3775,7 +3775,7 @@
       </w:r>
       <w:r>
         <w:rPr>
-          <w:rFonts w:ascii="Noto Sans KR" w:hAnsi="Noto Sans KR" w:eastAsia="Noto Sans KR" w:cs="Noto Sans KR" w:hint="eastAsia"/>
+          <w:rFonts w:ascii="Apple SD Gothic Neo" w:hAnsi="Apple SD Gothic Neo" w:eastAsia="Apple SD Gothic Neo" w:cs="Apple SD Gothic Neo" w:hint="eastAsia"/>
           <w:sz w:val="22"/>
           <w:lang w:val="en-US" w:eastAsia="ko-KR"/>
         </w:rPr>
@@ -3816,7 +3816,7 @@
             </w:pPr>
             <w:r>
               <w:rPr>
-                <w:rFonts w:ascii="Noto Sans KR" w:hAnsi="Noto Sans KR" w:eastAsia="Noto Sans KR" w:cs="Noto Sans KR" w:hint="eastAsia"/>
+                <w:rFonts w:ascii="Apple SD Gothic Neo" w:hAnsi="Apple SD Gothic Neo" w:eastAsia="Apple SD Gothic Neo" w:cs="Apple SD Gothic Neo" w:hint="eastAsia"/>
                 <w:b/>
                 <w:color w:val="F39A3D"/>
                 <w:sz w:val="21"/>
@@ -3827,7 +3827,7 @@
             </w:r>
             <w:r>
               <w:rPr>
-                <w:rFonts w:ascii="Noto Sans KR" w:hAnsi="Noto Sans KR" w:eastAsia="Noto Sans KR" w:cs="Noto Sans KR" w:hint="eastAsia"/>
+                <w:rFonts w:ascii="Apple SD Gothic Neo" w:hAnsi="Apple SD Gothic Neo" w:eastAsia="Apple SD Gothic Neo" w:cs="Apple SD Gothic Neo" w:hint="eastAsia"/>
                 <w:b/>
                 <w:color w:val="0B1F33"/>
                 <w:sz w:val="23"/>
@@ -3865,7 +3865,7 @@
       </w:pPr>
       <w:r>
         <w:rPr>
-          <w:rFonts w:ascii="Noto Sans KR" w:hAnsi="Noto Sans KR" w:eastAsia="Noto Sans KR" w:cs="Noto Sans KR" w:hint="eastAsia"/>
+          <w:rFonts w:ascii="Apple SD Gothic Neo" w:hAnsi="Apple SD Gothic Neo" w:eastAsia="Apple SD Gothic Neo" w:cs="Apple SD Gothic Neo" w:hint="eastAsia"/>
           <w:sz w:val="22"/>
           <w:lang w:val="en-US" w:eastAsia="ko-KR"/>
         </w:rPr>
@@ -3880,7 +3880,7 @@
       </w:pPr>
       <w:r>
         <w:rPr>
-          <w:rFonts w:ascii="Noto Sans KR" w:hAnsi="Noto Sans KR" w:eastAsia="Noto Sans KR" w:cs="Noto Sans KR" w:hint="eastAsia"/>
+          <w:rFonts w:ascii="Apple SD Gothic Neo" w:hAnsi="Apple SD Gothic Neo" w:eastAsia="Apple SD Gothic Neo" w:cs="Apple SD Gothic Neo" w:hint="eastAsia"/>
           <w:sz w:val="22"/>
           <w:lang w:val="en-US" w:eastAsia="ko-KR"/>
         </w:rPr>
@@ -3895,7 +3895,7 @@
       </w:pPr>
       <w:r>
         <w:rPr>
-          <w:rFonts w:ascii="Noto Sans KR" w:hAnsi="Noto Sans KR" w:eastAsia="Noto Sans KR" w:cs="Noto Sans KR" w:hint="eastAsia"/>
+          <w:rFonts w:ascii="Apple SD Gothic Neo" w:hAnsi="Apple SD Gothic Neo" w:eastAsia="Apple SD Gothic Neo" w:cs="Apple SD Gothic Neo" w:hint="eastAsia"/>
           <w:sz w:val="22"/>
           <w:lang w:val="en-US" w:eastAsia="ko-KR"/>
         </w:rPr>
@@ -3910,7 +3910,7 @@
       </w:pPr>
       <w:r>
         <w:rPr>
-          <w:rFonts w:ascii="Noto Sans KR" w:hAnsi="Noto Sans KR" w:eastAsia="Noto Sans KR" w:cs="Noto Sans KR" w:hint="eastAsia"/>
+          <w:rFonts w:ascii="Apple SD Gothic Neo" w:hAnsi="Apple SD Gothic Neo" w:eastAsia="Apple SD Gothic Neo" w:cs="Apple SD Gothic Neo" w:hint="eastAsia"/>
           <w:sz w:val="22"/>
           <w:lang w:val="en-US" w:eastAsia="ko-KR"/>
         </w:rPr>
@@ -3925,7 +3925,7 @@
       </w:pPr>
       <w:r>
         <w:rPr>
-          <w:rFonts w:ascii="Noto Sans KR" w:hAnsi="Noto Sans KR" w:eastAsia="Noto Sans KR" w:cs="Noto Sans KR" w:hint="eastAsia"/>
+          <w:rFonts w:ascii="Apple SD Gothic Neo" w:hAnsi="Apple SD Gothic Neo" w:eastAsia="Apple SD Gothic Neo" w:cs="Apple SD Gothic Neo" w:hint="eastAsia"/>
           <w:sz w:val="22"/>
           <w:lang w:val="en-US" w:eastAsia="ko-KR"/>
         </w:rPr>
@@ -3940,7 +3940,7 @@
       </w:pPr>
       <w:r>
         <w:rPr>
-          <w:rFonts w:ascii="Noto Sans KR" w:hAnsi="Noto Sans KR" w:eastAsia="Noto Sans KR" w:cs="Noto Sans KR" w:hint="eastAsia"/>
+          <w:rFonts w:ascii="Apple SD Gothic Neo" w:hAnsi="Apple SD Gothic Neo" w:eastAsia="Apple SD Gothic Neo" w:cs="Apple SD Gothic Neo" w:hint="eastAsia"/>
           <w:sz w:val="22"/>
           <w:lang w:val="en-US" w:eastAsia="ko-KR"/>
         </w:rPr>
@@ -3955,7 +3955,7 @@
       </w:pPr>
       <w:r>
         <w:rPr>
-          <w:rFonts w:ascii="Noto Sans KR" w:hAnsi="Noto Sans KR" w:eastAsia="Noto Sans KR" w:cs="Noto Sans KR" w:hint="eastAsia"/>
+          <w:rFonts w:ascii="Apple SD Gothic Neo" w:hAnsi="Apple SD Gothic Neo" w:eastAsia="Apple SD Gothic Neo" w:cs="Apple SD Gothic Neo" w:hint="eastAsia"/>
           <w:sz w:val="22"/>
           <w:lang w:val="en-US" w:eastAsia="ko-KR"/>
         </w:rPr>
@@ -3970,7 +3970,7 @@
       </w:pPr>
       <w:r>
         <w:rPr>
-          <w:rFonts w:ascii="Noto Sans KR" w:hAnsi="Noto Sans KR" w:eastAsia="Noto Sans KR" w:cs="Noto Sans KR" w:hint="eastAsia"/>
+          <w:rFonts w:ascii="Apple SD Gothic Neo" w:hAnsi="Apple SD Gothic Neo" w:eastAsia="Apple SD Gothic Neo" w:cs="Apple SD Gothic Neo" w:hint="eastAsia"/>
           <w:sz w:val="22"/>
           <w:lang w:val="en-US" w:eastAsia="ko-KR"/>
         </w:rPr>
@@ -3993,7 +3993,7 @@
       </w:pPr>
       <w:r>
         <w:rPr>
-          <w:rFonts w:ascii="Noto Sans KR" w:hAnsi="Noto Sans KR" w:eastAsia="Noto Sans KR" w:cs="Noto Sans KR" w:hint="eastAsia"/>
+          <w:rFonts w:ascii="Apple SD Gothic Neo" w:hAnsi="Apple SD Gothic Neo" w:eastAsia="Apple SD Gothic Neo" w:cs="Apple SD Gothic Neo" w:hint="eastAsia"/>
           <w:sz w:val="22"/>
           <w:lang w:val="en-US" w:eastAsia="ko-KR"/>
         </w:rPr>
@@ -4008,7 +4008,7 @@
       </w:pPr>
       <w:r>
         <w:rPr>
-          <w:rFonts w:ascii="Noto Sans KR" w:hAnsi="Noto Sans KR" w:eastAsia="Noto Sans KR" w:cs="Noto Sans KR" w:hint="eastAsia"/>
+          <w:rFonts w:ascii="Apple SD Gothic Neo" w:hAnsi="Apple SD Gothic Neo" w:eastAsia="Apple SD Gothic Neo" w:cs="Apple SD Gothic Neo" w:hint="eastAsia"/>
           <w:sz w:val="22"/>
           <w:lang w:val="en-US" w:eastAsia="ko-KR"/>
         </w:rPr>
@@ -4023,7 +4023,7 @@
       </w:pPr>
       <w:r>
         <w:rPr>
-          <w:rFonts w:ascii="Noto Sans KR" w:hAnsi="Noto Sans KR" w:eastAsia="Noto Sans KR" w:cs="Noto Sans KR" w:hint="eastAsia"/>
+          <w:rFonts w:ascii="Apple SD Gothic Neo" w:hAnsi="Apple SD Gothic Neo" w:eastAsia="Apple SD Gothic Neo" w:cs="Apple SD Gothic Neo" w:hint="eastAsia"/>
           <w:sz w:val="22"/>
           <w:lang w:val="en-US" w:eastAsia="ko-KR"/>
         </w:rPr>
@@ -4038,11 +4038,11 @@
       </w:pPr>
       <w:r>
         <w:rPr>
-          <w:rFonts w:ascii="Noto Sans KR" w:hAnsi="Noto Sans KR" w:eastAsia="Noto Sans KR" w:cs="Noto Sans KR" w:hint="eastAsia"/>
+          <w:rFonts w:ascii="Apple SD Gothic Neo" w:hAnsi="Apple SD Gothic Neo" w:eastAsia="Apple SD Gothic Neo" w:cs="Apple SD Gothic Neo" w:hint="eastAsia"/>
           <w:sz w:val="22"/>
           <w:lang w:val="en-US" w:eastAsia="ko-KR"/>
         </w:rPr>
-        <w:t>04_UI_UX/ui_layout.md — 좌표 갱신 후 개발팀이 전달하는 최신 와이어만 사용</w:t>
+        <w:t>04_UI_UX/ui_layout.md — 800×72·960×540 최신 좌표와 안전 영역</w:t>
       </w:r>
     </w:p>
     <w:p>
@@ -4053,7 +4053,7 @@
       </w:pPr>
       <w:r>
         <w:rPr>
-          <w:rFonts w:ascii="Noto Sans KR" w:hAnsi="Noto Sans KR" w:eastAsia="Noto Sans KR" w:cs="Noto Sans KR" w:hint="eastAsia"/>
+          <w:rFonts w:ascii="Apple SD Gothic Neo" w:hAnsi="Apple SD Gothic Neo" w:eastAsia="Apple SD Gothic Neo" w:cs="Apple SD Gothic Neo" w:hint="eastAsia"/>
           <w:sz w:val="22"/>
           <w:lang w:val="en-US" w:eastAsia="ko-KR"/>
         </w:rPr>
@@ -4094,7 +4094,7 @@
             </w:pPr>
             <w:r>
               <w:rPr>
-                <w:rFonts w:ascii="Noto Sans KR" w:hAnsi="Noto Sans KR" w:eastAsia="Noto Sans KR" w:cs="Noto Sans KR" w:hint="eastAsia"/>
+                <w:rFonts w:ascii="Apple SD Gothic Neo" w:hAnsi="Apple SD Gothic Neo" w:eastAsia="Apple SD Gothic Neo" w:cs="Apple SD Gothic Neo" w:hint="eastAsia"/>
                 <w:b/>
                 <w:color w:val="66D3BA"/>
                 <w:sz w:val="21"/>
@@ -4105,7 +4105,7 @@
             </w:r>
             <w:r>
               <w:rPr>
-                <w:rFonts w:ascii="Noto Sans KR" w:hAnsi="Noto Sans KR" w:eastAsia="Noto Sans KR" w:cs="Noto Sans KR" w:hint="eastAsia"/>
+                <w:rFonts w:ascii="Apple SD Gothic Neo" w:hAnsi="Apple SD Gothic Neo" w:eastAsia="Apple SD Gothic Neo" w:cs="Apple SD Gothic Neo" w:hint="eastAsia"/>
                 <w:b/>
                 <w:color w:val="0B1F33"/>
                 <w:sz w:val="23"/>
@@ -4143,7 +4143,7 @@
     </w:pPr>
     <w:r>
       <w:rPr>
-        <w:rFonts w:ascii="Noto Sans KR" w:hAnsi="Noto Sans KR" w:eastAsia="Noto Sans KR" w:cs="Noto Sans KR" w:hint="eastAsia"/>
+        <w:rFonts w:ascii="Apple SD Gothic Neo" w:hAnsi="Apple SD Gothic Neo" w:eastAsia="Apple SD Gothic Neo" w:cs="Apple SD Gothic Neo" w:hint="eastAsia"/>
         <w:color w:val="5C6F7B"/>
         <w:sz w:val="18"/>
         <w:lang w:val="en-US" w:eastAsia="ko-KR"/>
@@ -4169,7 +4169,7 @@
     </w:pPr>
     <w:r>
       <w:rPr>
-        <w:rFonts w:ascii="Noto Sans KR" w:hAnsi="Noto Sans KR" w:eastAsia="Noto Sans KR" w:cs="Noto Sans KR" w:hint="eastAsia"/>
+        <w:rFonts w:ascii="Apple SD Gothic Neo" w:hAnsi="Apple SD Gothic Neo" w:eastAsia="Apple SD Gothic Neo" w:cs="Apple SD Gothic Neo" w:hint="eastAsia"/>
         <w:b/>
         <w:color w:val="5C6F7B"/>
         <w:sz w:val="18"/>
@@ -4548,7 +4548,7 @@
       <w:spacing w:before="0" w:after="120" w:line="300" w:lineRule="auto"/>
     </w:pPr>
     <w:rPr>
-      <w:rFonts w:ascii="Noto Sans KR" w:hAnsi="Noto Sans KR" w:eastAsia="Noto Sans KR"/>
+      <w:rFonts w:ascii="Apple SD Gothic Neo" w:hAnsi="Apple SD Gothic Neo" w:eastAsia="Apple SD Gothic Neo"/>
       <w:color w:val="000000"/>
       <w:sz w:val="22"/>
     </w:rPr>
@@ -4612,7 +4612,7 @@
       <w:outlineLvl w:val="0"/>
     </w:pPr>
     <w:rPr>
-      <w:rFonts w:asciiTheme="majorHAnsi" w:eastAsiaTheme="majorEastAsia" w:hAnsiTheme="majorHAnsi" w:cstheme="majorBidi" w:ascii="Noto Sans KR" w:hAnsi="Noto Sans KR" w:eastAsia="Noto Sans KR"/>
+      <w:rFonts w:asciiTheme="majorHAnsi" w:eastAsiaTheme="majorEastAsia" w:hAnsiTheme="majorHAnsi" w:cstheme="majorBidi" w:ascii="Apple SD Gothic Neo" w:hAnsi="Apple SD Gothic Neo" w:eastAsia="Apple SD Gothic Neo"/>
       <w:b/>
       <w:bCs/>
       <w:color w:val="2E74B5"/>
@@ -4636,7 +4636,7 @@
       <w:outlineLvl w:val="1"/>
     </w:pPr>
     <w:rPr>
-      <w:rFonts w:asciiTheme="majorHAnsi" w:eastAsiaTheme="majorEastAsia" w:hAnsiTheme="majorHAnsi" w:cstheme="majorBidi" w:ascii="Noto Sans KR" w:hAnsi="Noto Sans KR" w:eastAsia="Noto Sans KR"/>
+      <w:rFonts w:asciiTheme="majorHAnsi" w:eastAsiaTheme="majorEastAsia" w:hAnsiTheme="majorHAnsi" w:cstheme="majorBidi" w:ascii="Apple SD Gothic Neo" w:hAnsi="Apple SD Gothic Neo" w:eastAsia="Apple SD Gothic Neo"/>
       <w:b/>
       <w:bCs/>
       <w:color w:val="2E74B5"/>
@@ -4660,7 +4660,7 @@
       <w:outlineLvl w:val="2"/>
     </w:pPr>
     <w:rPr>
-      <w:rFonts w:asciiTheme="majorHAnsi" w:eastAsiaTheme="majorEastAsia" w:hAnsiTheme="majorHAnsi" w:cstheme="majorBidi" w:ascii="Noto Sans KR" w:hAnsi="Noto Sans KR" w:eastAsia="Noto Sans KR"/>
+      <w:rFonts w:asciiTheme="majorHAnsi" w:eastAsiaTheme="majorEastAsia" w:hAnsiTheme="majorHAnsi" w:cstheme="majorBidi" w:ascii="Apple SD Gothic Neo" w:hAnsi="Apple SD Gothic Neo" w:eastAsia="Apple SD Gothic Neo"/>
       <w:b/>
       <w:bCs/>
       <w:color w:val="1F4D78"/>
@@ -4899,7 +4899,7 @@
       <w:contextualSpacing/>
     </w:pPr>
     <w:rPr>
-      <w:rFonts w:asciiTheme="majorHAnsi" w:eastAsiaTheme="majorEastAsia" w:hAnsiTheme="majorHAnsi" w:cstheme="majorBidi" w:ascii="Noto Sans KR" w:hAnsi="Noto Sans KR" w:eastAsia="Noto Sans KR"/>
+      <w:rFonts w:asciiTheme="majorHAnsi" w:eastAsiaTheme="majorEastAsia" w:hAnsiTheme="majorHAnsi" w:cstheme="majorBidi" w:ascii="Apple SD Gothic Neo" w:hAnsi="Apple SD Gothic Neo" w:eastAsia="Apple SD Gothic Neo"/>
       <w:b/>
       <w:color w:val="0B1F33"/>
       <w:spacing w:val="5"/>
@@ -4938,7 +4938,7 @@
       <w:spacing w:before="0" w:after="360"/>
     </w:pPr>
     <w:rPr>
-      <w:rFonts w:asciiTheme="majorHAnsi" w:eastAsiaTheme="majorEastAsia" w:hAnsiTheme="majorHAnsi" w:cstheme="majorBidi" w:ascii="Noto Sans KR" w:hAnsi="Noto Sans KR" w:eastAsia="Noto Sans KR"/>
+      <w:rFonts w:asciiTheme="majorHAnsi" w:eastAsiaTheme="majorEastAsia" w:hAnsiTheme="majorHAnsi" w:cstheme="majorBidi" w:ascii="Apple SD Gothic Neo" w:hAnsi="Apple SD Gothic Neo" w:eastAsia="Apple SD Gothic Neo"/>
       <w:i/>
       <w:iCs/>
       <w:color w:val="5C6F7B"/>
@@ -5084,7 +5084,7 @@
       <w:contextualSpacing/>
     </w:pPr>
     <w:rPr>
-      <w:rFonts w:ascii="Noto Sans KR" w:hAnsi="Noto Sans KR" w:eastAsia="Noto Sans KR"/>
+      <w:rFonts w:ascii="Apple SD Gothic Neo" w:hAnsi="Apple SD Gothic Neo" w:eastAsia="Apple SD Gothic Neo"/>
       <w:sz w:val="22"/>
     </w:rPr>
   </w:style>
@@ -5129,7 +5129,7 @@
       <w:contextualSpacing/>
     </w:pPr>
     <w:rPr>
-      <w:rFonts w:ascii="Noto Sans KR" w:hAnsi="Noto Sans KR" w:eastAsia="Noto Sans KR"/>
+      <w:rFonts w:ascii="Apple SD Gothic Neo" w:hAnsi="Apple SD Gothic Neo" w:eastAsia="Apple SD Gothic Neo"/>
       <w:sz w:val="22"/>
     </w:rPr>
   </w:style>
@@ -5355,7 +5355,7 @@
       <w:spacing w:line="240" w:lineRule="auto" w:before="80" w:after="160"/>
     </w:pPr>
     <w:rPr>
-      <w:rFonts w:ascii="Noto Sans KR" w:hAnsi="Noto Sans KR" w:eastAsia="Noto Sans KR"/>
+      <w:rFonts w:ascii="Apple SD Gothic Neo" w:hAnsi="Apple SD Gothic Neo" w:eastAsia="Apple SD Gothic Neo"/>
       <w:b/>
       <w:bCs/>
       <w:i/>

--- a/temp_Proposal/11_Handoff/ICEBREAKER_아티스트_작업전달서.docx
+++ b/temp_Proposal/11_Handoff/ICEBREAKER_아티스트_작업전달서.docx
@@ -400,7 +400,7 @@
                 <w:sz w:val="19"/>
                 <w:lang w:val="en-US" w:eastAsia="ko-KR"/>
               </w:rPr>
-              <w:t>2× 제작·레이어 유지</w:t>
+              <w:t>가로·세로 2배·레이어 유지</w:t>
             </w:r>
           </w:p>
         </w:tc>
@@ -581,7 +581,7 @@
                 <w:sz w:val="23"/>
                 <w:lang w:val="en-US" w:eastAsia="ko-KR"/>
               </w:rPr>
-              <w:t>공용 온보딩 PPT를 본 뒤 확장 화면 1920×1080과 축소 런처 1600×144의 2× 콘셉트 마스터를 만들고, 960×540·800×72로 줄인 1× 합성본도 01_preview에 올립니다.</w:t>
+              <w:t>공용 온보딩 PPT를 본 뒤 확장 화면 1920×1080과 축소 런처 1600×144의 큰 콘셉트 마스터를 만들고, 이를 실제 게임 크기인 960×540·800×72로 줄인 미리보기도 01_preview에 올립니다.</w:t>
             </w:r>
           </w:p>
         </w:tc>
@@ -887,13 +887,13 @@
               </w:rPr>
               <w:t>800×72 / 960×540 실행 기준</w:t>
               <w:br/>
-              <w:t>2× 원본·레이어·부품 분리</w:t>
+              <w:t>가로·세로 2배 원본·레이어·부품 분리</w:t>
               <w:br/>
               <w:t>배·얼음·목적지·화물 판독 순서</w:t>
               <w:br/>
               <w:t>T1~T3와 필수 상태 수</w:t>
               <w:br/>
-              <w:t>PNG·알파·파일명·피벗 규격</w:t>
+              <w:t>PNG 투명 배경·파일명·그림 기준점 규칙</w:t>
             </w:r>
           </w:p>
         </w:tc>
@@ -904,7 +904,7 @@
         <w:pStyle w:val="Heading1"/>
       </w:pPr>
       <w:r>
-        <w:t>3. 화면이 5초 안에 말해야 하는 것</w:t>
+        <w:t>3. 처음 봤을 때 바로 구분되어야 하는 요소</w:t>
       </w:r>
     </w:p>
     <w:p>
@@ -1018,7 +1018,7 @@
                 <w:sz w:val="23"/>
                 <w:lang w:val="en-US" w:eastAsia="ko-KR"/>
               </w:rPr>
-              <w:t>2× 원본과 함께 1× 합성본을 봅니다. ‘예쁜가’보다 ‘5초 안에 읽히는가’, ‘크기를 바꿔도 재사용 가능한가’를 우선합니다.</w:t>
+              <w:t>큰 제작 원본과 실제 게임 크기로 줄인 미리보기를 함께 봅니다. ‘예쁜가’보다 ‘배·얼음·목적지·화물이 한눈에 구분되는가’, ‘크기를 바꿔도 재사용 가능한가’를 우선합니다.</w:t>
             </w:r>
           </w:p>
         </w:tc>
@@ -1050,7 +1050,7 @@
           <w:sz w:val="20"/>
           <w:lang w:val="en-US" w:eastAsia="ko-KR"/>
         </w:rPr>
-        <w:t>난이도 1~5 기준이며, 예상시간에는 제작·1× 합성·리뷰 반영 1회를 포함합니다.</w:t>
+        <w:t>난이도 1~5 기준이며, 예상시간에는 제작·실제 게임 크기 미리보기·리뷰 반영 1회를 포함합니다.</w:t>
       </w:r>
     </w:p>
     <w:tbl>
@@ -1187,7 +1187,7 @@
                 <w:sz w:val="16"/>
                 <w:lang w:val="en-US" w:eastAsia="ko-KR"/>
               </w:rPr>
-              <w:t>선행·입력</w:t>
+              <w:t>시작 전 필요한 것</w:t>
             </w:r>
           </w:p>
         </w:tc>
@@ -1366,7 +1366,7 @@
                 <w:sz w:val="15"/>
                 <w:lang w:val="en-US" w:eastAsia="ko-KR"/>
               </w:rPr>
-              <w:t>배·얼음·목적지·화물이 5초 안에 읽힘</w:t>
+              <w:t>배·얼음·목적지·화물이 한눈에 구분됨</w:t>
             </w:r>
           </w:p>
         </w:tc>
@@ -1516,7 +1516,7 @@
                 <w:sz w:val="15"/>
                 <w:lang w:val="en-US" w:eastAsia="ko-KR"/>
               </w:rPr>
-              <w:t>960×540 합성에서 겹쳐도 구분·알파 정리</w:t>
+              <w:t>960×540 미리보기에서 겹쳐도 구분·투명 가장자리 정리</w:t>
             </w:r>
           </w:p>
         </w:tc>
@@ -1760,7 +1760,7 @@
                 <w:sz w:val="15"/>
                 <w:lang w:val="en-US" w:eastAsia="ko-KR"/>
               </w:rPr>
-              <w:t>파괴·결정·균열·붕괴·보조 발사 시트</w:t>
+              <w:t>파괴·결정·균열·붕괴·보조 발사 애니메이션 PNG</w:t>
             </w:r>
           </w:p>
         </w:tc>
@@ -1788,7 +1788,7 @@
                 <w:sz w:val="15"/>
                 <w:lang w:val="en-US" w:eastAsia="ko-KR"/>
               </w:rPr>
-              <w:t>ART-01·프레임 규격</w:t>
+              <w:t>ART-01·개발팀의 장면 수/칸 크기 안내</w:t>
             </w:r>
           </w:p>
         </w:tc>
@@ -1816,7 +1816,7 @@
                 <w:sz w:val="15"/>
                 <w:lang w:val="en-US" w:eastAsia="ko-KR"/>
               </w:rPr>
-              <w:t>동일 셀·고정 피벗·비루프 0.2~0.45초</w:t>
+              <w:t>모든 장면의 칸 크기·그림 기준점 동일, 한 번 재생 0.2~0.45초</w:t>
             </w:r>
           </w:p>
         </w:tc>
@@ -2060,7 +2060,7 @@
                 <w:sz w:val="15"/>
                 <w:lang w:val="en-US" w:eastAsia="ko-KR"/>
               </w:rPr>
-              <w:t>원본·PNG·시트 정리</w:t>
+              <w:t>원본·PNG 파일 정리</w:t>
             </w:r>
           </w:p>
         </w:tc>
@@ -2894,7 +2894,7 @@
                 <w:sz w:val="18"/>
                 <w:lang w:val="en-US" w:eastAsia="ko-KR"/>
               </w:rPr>
-              <w:t>예상 표시 크기의 약 2×·고정 셀·피벗</w:t>
+              <w:t>예상 표시 크기의 가로·세로 약 2배·같은 칸·기준점</w:t>
             </w:r>
           </w:p>
         </w:tc>
@@ -2972,8 +2972,70 @@
           <w:sz w:val="22"/>
           <w:lang w:val="en-US" w:eastAsia="ko-KR"/>
         </w:rPr>
-        <w:t>1.25×·1.5×용 별도 에셋은 만들지 않습니다. 같은 2× 원본을 재사용합니다.</w:t>
+        <w:t>향후 더 큰 창 크기용 별도 에셋은 만들지 않습니다. 같은 큰 제작 원본을 재사용합니다.</w:t>
       </w:r>
+    </w:p>
+    <w:tbl>
+      <w:tblPr>
+        <w:tblStyle w:val="TableGrid"/>
+        <w:tblW w:type="dxa" w:w="9360"/>
+        <w:jc w:val="left"/>
+        <w:tblLayout w:type="fixed"/>
+        <w:tblLook w:firstColumn="1" w:firstRow="1" w:lastColumn="0" w:lastRow="0" w:noHBand="0" w:noVBand="1" w:val="04A0"/>
+        <w:tblInd w:w="0" w:type="dxa"/>
+      </w:tblPr>
+      <w:tblGrid>
+        <w:gridCol w:w="9360"/>
+      </w:tblGrid>
+      <w:tr>
+        <w:trPr>
+          <w:cantSplit/>
+        </w:trPr>
+        <w:tc>
+          <w:tcPr>
+            <w:tcW w:type="dxa" w:w="9360"/>
+            <w:vAlign w:val="center"/>
+            <w:tcMar>
+              <w:top w:w="80" w:type="dxa"/>
+              <w:start w:w="120" w:type="dxa"/>
+              <w:bottom w:w="80" w:type="dxa"/>
+              <w:end w:w="120" w:type="dxa"/>
+            </w:tcMar>
+            <w:shd w:fill="F4F6F9" w:val="clear"/>
+          </w:tcPr>
+          <w:p>
+            <w:pPr>
+              <w:spacing w:after="60"/>
+            </w:pPr>
+            <w:r>
+              <w:rPr>
+                <w:rFonts w:ascii="Apple SD Gothic Neo" w:hAnsi="Apple SD Gothic Neo" w:eastAsia="Apple SD Gothic Neo" w:cs="Apple SD Gothic Neo" w:hint="eastAsia"/>
+                <w:b/>
+                <w:color w:val="66D3BA"/>
+                <w:sz w:val="21"/>
+                <w:lang w:val="en-US" w:eastAsia="ko-KR"/>
+              </w:rPr>
+              <w:t>크기 용어</w:t>
+              <w:br/>
+            </w:r>
+            <w:r>
+              <w:rPr>
+                <w:rFonts w:ascii="Apple SD Gothic Neo" w:hAnsi="Apple SD Gothic Neo" w:eastAsia="Apple SD Gothic Neo" w:cs="Apple SD Gothic Neo" w:hint="eastAsia"/>
+                <w:b/>
+                <w:color w:val="0B1F33"/>
+                <w:sz w:val="23"/>
+                <w:lang w:val="en-US" w:eastAsia="ko-KR"/>
+              </w:rPr>
+              <w:t>실제 게임 크기는 800×72·960×540입니다. 제작 원본은 이를 가로와 세로로 각각 2배 크게 그린 1600×144·1920×1080입니다. 두 세트를 따로 그리는 것이 아니라, 크게 한 번 그리고 실제 게임 크기로 줄여 잘 보이는지 확인합니다.</w:t>
+            </w:r>
+          </w:p>
+        </w:tc>
+      </w:tr>
+    </w:tbl>
+    <w:p>
+      <w:pPr>
+        <w:spacing w:after="0"/>
+      </w:pPr>
     </w:p>
     <w:tbl>
       <w:tblPr>
@@ -3047,7 +3109,7 @@
         <w:pStyle w:val="Heading1"/>
       </w:pPr>
       <w:r>
-        <w:t>6. 스프라이트 시트 규격</w:t>
+        <w:t>6. 애니메이션 그림 납품 방식</w:t>
       </w:r>
     </w:p>
     <w:p>
@@ -3059,7 +3121,7 @@
           <w:sz w:val="22"/>
           <w:lang w:val="en-US" w:eastAsia="ko-KR"/>
         </w:rPr>
-        <w:t xml:space="preserve">착수 전 개발팀이 프레임 수·셀 크기·피벗을 확정합니다. </w:t>
+        <w:t xml:space="preserve">파괴·발사 애니메이션은 여러 장면을 같은 크기의 칸에 넣은 투명 PNG 한 장으로 납품합니다. </w:t>
       </w:r>
       <w:r>
         <w:rPr>
@@ -3067,7 +3129,7 @@
           <w:sz w:val="22"/>
           <w:lang w:val="en-US" w:eastAsia="ko-KR"/>
         </w:rPr>
-        <w:t>아티스트는 프레임당 예상 표시 크기의 약 2×, 동일 셀과 고정 피벗으로 제작합니다.</w:t>
+        <w:t>이 파일을 스프라이트 시트라고 합니다. 작업 전에 개발팀이 장면 수, 한 칸 크기, 가로·세로 배열, 그림의 기준점(피벗)을 알려드립니다. 아티스트는 각 장면을 같은 칸과 기준점에 맞춰 배치합니다.</w:t>
       </w:r>
     </w:p>
     <w:tbl>
@@ -3116,7 +3178,7 @@
                 <w:sz w:val="19"/>
                 <w:lang w:val="en-US" w:eastAsia="ko-KR"/>
               </w:rPr>
-              <w:t>시트</w:t>
+              <w:t>애니메이션</w:t>
             </w:r>
           </w:p>
         </w:tc>
@@ -3174,7 +3236,7 @@
                 <w:sz w:val="19"/>
                 <w:lang w:val="en-US" w:eastAsia="ko-KR"/>
               </w:rPr>
-              <w:t>루프</w:t>
+              <w:t>반복 여부</w:t>
             </w:r>
           </w:p>
         </w:tc>
@@ -3292,7 +3354,7 @@
                 <w:sz w:val="19"/>
                 <w:lang w:val="en-US" w:eastAsia="ko-KR"/>
               </w:rPr>
-              <w:t>비루프</w:t>
+              <w:t>한 번 재생</w:t>
             </w:r>
           </w:p>
         </w:tc>
@@ -3409,7 +3471,7 @@
                 <w:sz w:val="19"/>
                 <w:lang w:val="en-US" w:eastAsia="ko-KR"/>
               </w:rPr>
-              <w:t>비루프</w:t>
+              <w:t>한 번 재생</w:t>
             </w:r>
           </w:p>
         </w:tc>
@@ -3526,7 +3588,7 @@
                 <w:sz w:val="19"/>
                 <w:lang w:val="en-US" w:eastAsia="ko-KR"/>
               </w:rPr>
-              <w:t>비루프</w:t>
+              <w:t>한 번 재생</w:t>
             </w:r>
           </w:p>
         </w:tc>
@@ -3643,7 +3705,7 @@
                 <w:sz w:val="19"/>
                 <w:lang w:val="en-US" w:eastAsia="ko-KR"/>
               </w:rPr>
-              <w:t>비루프</w:t>
+              <w:t>한 번 재생</w:t>
             </w:r>
           </w:p>
         </w:tc>
@@ -3710,7 +3772,7 @@
           <w:sz w:val="22"/>
           <w:lang w:val="en-US" w:eastAsia="ko-KR"/>
         </w:rPr>
-        <w:t>960×540·800×72의 1× 합성본과 리뷰용 JPG/PNG</w:t>
+        <w:t>실제 게임 크기 960×540·800×72로 줄인 미리보기와 리뷰용 JPG/PNG</w:t>
       </w:r>
     </w:p>
     <w:p>
@@ -3756,7 +3818,7 @@
           <w:sz w:val="22"/>
           <w:lang w:val="en-US" w:eastAsia="ko-KR"/>
         </w:rPr>
-        <w:t>Unity용 2× 투명 PNG·스프라이트 시트</w:t>
+        <w:t>Unity용 큰 투명 PNG·애니메이션 스프라이트 시트</w:t>
       </w:r>
     </w:p>
     <w:p>
@@ -3869,7 +3931,7 @@
           <w:sz w:val="22"/>
           <w:lang w:val="en-US" w:eastAsia="ko-KR"/>
         </w:rPr>
-        <w:t>원본 .clip 레이어 파일과 2× PNG 출력물이 모두 있다.</w:t>
+        <w:t>원본 .clip 레이어 파일과 큰 PNG 출력물이 모두 있다.</w:t>
       </w:r>
     </w:p>
     <w:p>
@@ -3899,7 +3961,7 @@
           <w:sz w:val="22"/>
           <w:lang w:val="en-US" w:eastAsia="ko-KR"/>
         </w:rPr>
-        <w:t>960×540·800×72의 1× 합성본에서 T1~T3·특수빙·UI 상태를 구분할 수 있다.</w:t>
+        <w:t>실제 게임 크기 960×540·800×72 미리보기에서 T1~T3·특수빙·UI 상태를 구분할 수 있다.</w:t>
       </w:r>
     </w:p>
     <w:p>
@@ -4111,7 +4173,7 @@
                 <w:sz w:val="23"/>
                 <w:lang w:val="en-US" w:eastAsia="ko-KR"/>
               </w:rPr>
-              <w:t>2× 원본과 1× 합성본, 바뀐 파일 이름, 결정이 필요한 질문 1~3개를 보냅니다. 확대 원본만 보내지 않습니다.</w:t>
+              <w:t>큰 제작 원본과 실제 게임 크기로 줄인 미리보기, 바뀐 파일 이름, 결정이 필요한 질문 1~3개를 보냅니다. 큰 원본만 보내지 않습니다.</w:t>
             </w:r>
           </w:p>
         </w:tc>

--- a/temp_Proposal/11_Handoff/ICEBREAKER_아티스트_작업전달서.docx
+++ b/temp_Proposal/11_Handoff/ICEBREAKER_아티스트_작업전달서.docx
@@ -30,7 +30,7 @@
         <w:pStyle w:val="Subtitle"/>
       </w:pPr>
       <w:r>
-        <w:t>기획을 처음 보는 상태에서 오늘 바로 P0 아트를 시작하는 안내</w:t>
+        <w:t>기획을 처음 보는 상태에서 오늘 바로 게임잼 필수 아트를 시작하는 안내</w:t>
       </w:r>
     </w:p>
     <w:tbl>
@@ -662,6 +662,1038 @@
         <w:t>공용 온보딩 PPT 2~4쪽에서 화면 모드·쇄빙 구도·차가운 바다와 따뜻한 목적지 대비를 먼저 확인합니다.</w:t>
       </w:r>
     </w:p>
+    <w:p>
+      <w:r>
+        <w:br w:type="page"/>
+      </w:r>
+    </w:p>
+    <w:p>
+      <w:pPr>
+        <w:pStyle w:val="Heading1"/>
+      </w:pPr>
+      <w:r>
+        <w:t>먼저 알아둘 말</w:t>
+      </w:r>
+    </w:p>
+    <w:tbl>
+      <w:tblPr>
+        <w:tblStyle w:val="TableGrid"/>
+        <w:tblW w:type="dxa" w:w="9360"/>
+        <w:jc w:val="left"/>
+        <w:tblLayout w:type="fixed"/>
+        <w:tblLook w:firstColumn="1" w:firstRow="1" w:lastColumn="0" w:lastRow="0" w:noHBand="0" w:noVBand="1" w:val="04A0"/>
+        <w:tblInd w:w="0" w:type="dxa"/>
+      </w:tblPr>
+      <w:tblGrid>
+        <w:gridCol w:w="9360"/>
+      </w:tblGrid>
+      <w:tr>
+        <w:trPr>
+          <w:cantSplit/>
+        </w:trPr>
+        <w:tc>
+          <w:tcPr>
+            <w:tcW w:type="dxa" w:w="9360"/>
+            <w:vAlign w:val="center"/>
+            <w:tcMar>
+              <w:top w:w="80" w:type="dxa"/>
+              <w:start w:w="120" w:type="dxa"/>
+              <w:bottom w:w="80" w:type="dxa"/>
+              <w:end w:w="120" w:type="dxa"/>
+            </w:tcMar>
+            <w:shd w:fill="F4F6F9" w:val="clear"/>
+          </w:tcPr>
+          <w:p>
+            <w:pPr>
+              <w:spacing w:after="60"/>
+            </w:pPr>
+            <w:r>
+              <w:rPr>
+                <w:rFonts w:ascii="Apple SD Gothic Neo" w:hAnsi="Apple SD Gothic Neo" w:eastAsia="Apple SD Gothic Neo" w:cs="Apple SD Gothic Neo" w:hint="eastAsia"/>
+                <w:b/>
+                <w:color w:val="66D3BA"/>
+                <w:sz w:val="21"/>
+                <w:lang w:val="en-US" w:eastAsia="ko-KR"/>
+              </w:rPr>
+              <w:t>코드는 작업 이름표</w:t>
+              <w:br/>
+            </w:r>
+            <w:r>
+              <w:rPr>
+                <w:rFonts w:ascii="Apple SD Gothic Neo" w:hAnsi="Apple SD Gothic Neo" w:eastAsia="Apple SD Gothic Neo" w:cs="Apple SD Gothic Neo" w:hint="eastAsia"/>
+                <w:b/>
+                <w:color w:val="0B1F33"/>
+                <w:sz w:val="23"/>
+                <w:lang w:val="en-US" w:eastAsia="ko-KR"/>
+              </w:rPr>
+              <w:t>ART-00 같은 코드는 작업을 찾기 위한 이름표입니다. 뜻을 외울 필요 없이 표에서 같은 코드를 찾아 날짜·필요 자료·완료 조건만 확인하면 됩니다.</w:t>
+            </w:r>
+          </w:p>
+        </w:tc>
+      </w:tr>
+    </w:tbl>
+    <w:p>
+      <w:pPr>
+        <w:spacing w:after="0"/>
+      </w:pPr>
+    </w:p>
+    <w:tbl>
+      <w:tblPr>
+        <w:tblStyle w:val="TableGrid"/>
+        <w:tblW w:type="dxa" w:w="9360"/>
+        <w:tblLayout w:type="fixed"/>
+        <w:tblLook w:firstColumn="1" w:firstRow="1" w:lastColumn="0" w:lastRow="0" w:noHBand="0" w:noVBand="1" w:val="04A0"/>
+        <w:jc w:val="left"/>
+        <w:tblInd w:w="0" w:type="dxa"/>
+      </w:tblPr>
+      <w:tblGrid>
+        <w:gridCol w:w="1280"/>
+        <w:gridCol w:w="3400"/>
+        <w:gridCol w:w="1280"/>
+        <w:gridCol w:w="3400"/>
+      </w:tblGrid>
+      <w:tr>
+        <w:trPr>
+          <w:cantSplit/>
+          <w:cantSplit/>
+        </w:trPr>
+        <w:tc>
+          <w:tcPr>
+            <w:tcW w:type="dxa" w:w="1280"/>
+            <w:vAlign w:val="center"/>
+            <w:tcMar>
+              <w:top w:w="28" w:type="dxa"/>
+              <w:start w:w="90" w:type="dxa"/>
+              <w:bottom w:w="28" w:type="dxa"/>
+              <w:end w:w="90" w:type="dxa"/>
+            </w:tcMar>
+            <w:shd w:fill="E8EEF5" w:val="clear"/>
+          </w:tcPr>
+          <w:p>
+            <w:pPr>
+              <w:spacing w:before="0" w:after="0" w:line="259" w:lineRule="auto"/>
+              <w:jc w:val="center"/>
+            </w:pPr>
+            <w:r>
+              <w:rPr>
+                <w:rFonts w:ascii="Apple SD Gothic Neo" w:hAnsi="Apple SD Gothic Neo" w:eastAsia="Apple SD Gothic Neo" w:cs="Apple SD Gothic Neo" w:hint="eastAsia"/>
+                <w:b/>
+                <w:color w:val="0B2545"/>
+                <w:sz w:val="17"/>
+                <w:lang w:val="en-US" w:eastAsia="ko-KR"/>
+              </w:rPr>
+              <w:t>말</w:t>
+            </w:r>
+          </w:p>
+        </w:tc>
+        <w:tc>
+          <w:tcPr>
+            <w:tcW w:type="dxa" w:w="3400"/>
+            <w:vAlign w:val="center"/>
+            <w:tcMar>
+              <w:top w:w="28" w:type="dxa"/>
+              <w:start w:w="90" w:type="dxa"/>
+              <w:bottom w:w="28" w:type="dxa"/>
+              <w:end w:w="90" w:type="dxa"/>
+            </w:tcMar>
+            <w:shd w:fill="E8EEF5" w:val="clear"/>
+          </w:tcPr>
+          <w:p>
+            <w:pPr>
+              <w:spacing w:before="0" w:after="0" w:line="259" w:lineRule="auto"/>
+              <w:jc w:val="center"/>
+            </w:pPr>
+            <w:r>
+              <w:rPr>
+                <w:rFonts w:ascii="Apple SD Gothic Neo" w:hAnsi="Apple SD Gothic Neo" w:eastAsia="Apple SD Gothic Neo" w:cs="Apple SD Gothic Neo" w:hint="eastAsia"/>
+                <w:b/>
+                <w:color w:val="0B2545"/>
+                <w:sz w:val="17"/>
+                <w:lang w:val="en-US" w:eastAsia="ko-KR"/>
+              </w:rPr>
+              <w:t>뜻</w:t>
+            </w:r>
+          </w:p>
+        </w:tc>
+        <w:tc>
+          <w:tcPr>
+            <w:tcW w:type="dxa" w:w="1280"/>
+            <w:vAlign w:val="center"/>
+            <w:tcMar>
+              <w:top w:w="28" w:type="dxa"/>
+              <w:start w:w="90" w:type="dxa"/>
+              <w:bottom w:w="28" w:type="dxa"/>
+              <w:end w:w="90" w:type="dxa"/>
+            </w:tcMar>
+            <w:shd w:fill="E8EEF5" w:val="clear"/>
+          </w:tcPr>
+          <w:p>
+            <w:pPr>
+              <w:spacing w:before="0" w:after="0" w:line="259" w:lineRule="auto"/>
+              <w:jc w:val="center"/>
+            </w:pPr>
+            <w:r>
+              <w:rPr>
+                <w:rFonts w:ascii="Apple SD Gothic Neo" w:hAnsi="Apple SD Gothic Neo" w:eastAsia="Apple SD Gothic Neo" w:cs="Apple SD Gothic Neo" w:hint="eastAsia"/>
+                <w:b/>
+                <w:color w:val="0B2545"/>
+                <w:sz w:val="17"/>
+                <w:lang w:val="en-US" w:eastAsia="ko-KR"/>
+              </w:rPr>
+              <w:t>말</w:t>
+            </w:r>
+          </w:p>
+        </w:tc>
+        <w:tc>
+          <w:tcPr>
+            <w:tcW w:type="dxa" w:w="3400"/>
+            <w:vAlign w:val="center"/>
+            <w:tcMar>
+              <w:top w:w="28" w:type="dxa"/>
+              <w:start w:w="90" w:type="dxa"/>
+              <w:bottom w:w="28" w:type="dxa"/>
+              <w:end w:w="90" w:type="dxa"/>
+            </w:tcMar>
+            <w:shd w:fill="E8EEF5" w:val="clear"/>
+          </w:tcPr>
+          <w:p>
+            <w:pPr>
+              <w:spacing w:before="0" w:after="0" w:line="259" w:lineRule="auto"/>
+              <w:jc w:val="center"/>
+            </w:pPr>
+            <w:r>
+              <w:rPr>
+                <w:rFonts w:ascii="Apple SD Gothic Neo" w:hAnsi="Apple SD Gothic Neo" w:eastAsia="Apple SD Gothic Neo" w:cs="Apple SD Gothic Neo" w:hint="eastAsia"/>
+                <w:b/>
+                <w:color w:val="0B2545"/>
+                <w:sz w:val="17"/>
+                <w:lang w:val="en-US" w:eastAsia="ko-KR"/>
+              </w:rPr>
+              <w:t>뜻</w:t>
+            </w:r>
+          </w:p>
+        </w:tc>
+      </w:tr>
+      <w:tr>
+        <w:trPr>
+          <w:cantSplit/>
+        </w:trPr>
+        <w:tc>
+          <w:tcPr>
+            <w:tcW w:type="dxa" w:w="1280"/>
+            <w:vAlign w:val="center"/>
+            <w:tcMar>
+              <w:top w:w="28" w:type="dxa"/>
+              <w:start w:w="90" w:type="dxa"/>
+              <w:bottom w:w="28" w:type="dxa"/>
+              <w:end w:w="90" w:type="dxa"/>
+            </w:tcMar>
+          </w:tcPr>
+          <w:p>
+            <w:pPr>
+              <w:spacing w:before="0" w:after="0" w:line="259" w:lineRule="auto"/>
+              <w:jc w:val="left"/>
+            </w:pPr>
+            <w:r>
+              <w:rPr>
+                <w:rFonts w:ascii="Apple SD Gothic Neo" w:hAnsi="Apple SD Gothic Neo" w:eastAsia="Apple SD Gothic Neo" w:cs="Apple SD Gothic Neo" w:hint="eastAsia"/>
+                <w:b/>
+                <w:color w:val="F39A3D"/>
+                <w:sz w:val="16"/>
+                <w:lang w:val="en-US" w:eastAsia="ko-KR"/>
+              </w:rPr>
+              <w:t>P0</w:t>
+            </w:r>
+          </w:p>
+        </w:tc>
+        <w:tc>
+          <w:tcPr>
+            <w:tcW w:type="dxa" w:w="3400"/>
+            <w:vAlign w:val="center"/>
+            <w:tcMar>
+              <w:top w:w="28" w:type="dxa"/>
+              <w:start w:w="90" w:type="dxa"/>
+              <w:bottom w:w="28" w:type="dxa"/>
+              <w:end w:w="90" w:type="dxa"/>
+            </w:tcMar>
+          </w:tcPr>
+          <w:p>
+            <w:pPr>
+              <w:spacing w:before="0" w:after="0" w:line="259" w:lineRule="auto"/>
+              <w:jc w:val="left"/>
+            </w:pPr>
+            <w:r>
+              <w:rPr>
+                <w:rFonts w:ascii="Apple SD Gothic Neo" w:hAnsi="Apple SD Gothic Neo" w:eastAsia="Apple SD Gothic Neo" w:cs="Apple SD Gothic Neo" w:hint="eastAsia"/>
+                <w:b w:val="0"/>
+                <w:color w:val="000000"/>
+                <w:sz w:val="16"/>
+                <w:lang w:val="en-US" w:eastAsia="ko-KR"/>
+              </w:rPr>
+              <w:t>이번 게임잼에서 반드시 완성할 범위</w:t>
+            </w:r>
+          </w:p>
+        </w:tc>
+        <w:tc>
+          <w:tcPr>
+            <w:tcW w:type="dxa" w:w="1280"/>
+            <w:vAlign w:val="center"/>
+            <w:tcMar>
+              <w:top w:w="28" w:type="dxa"/>
+              <w:start w:w="90" w:type="dxa"/>
+              <w:bottom w:w="28" w:type="dxa"/>
+              <w:end w:w="90" w:type="dxa"/>
+            </w:tcMar>
+          </w:tcPr>
+          <w:p>
+            <w:pPr>
+              <w:spacing w:before="0" w:after="0" w:line="259" w:lineRule="auto"/>
+              <w:jc w:val="left"/>
+            </w:pPr>
+            <w:r>
+              <w:rPr>
+                <w:rFonts w:ascii="Apple SD Gothic Neo" w:hAnsi="Apple SD Gothic Neo" w:eastAsia="Apple SD Gothic Neo" w:cs="Apple SD Gothic Neo" w:hint="eastAsia"/>
+                <w:b/>
+                <w:color w:val="F39A3D"/>
+                <w:sz w:val="16"/>
+                <w:lang w:val="en-US" w:eastAsia="ko-KR"/>
+              </w:rPr>
+              <w:t>T1·T2·T3</w:t>
+            </w:r>
+          </w:p>
+        </w:tc>
+        <w:tc>
+          <w:tcPr>
+            <w:tcW w:type="dxa" w:w="3400"/>
+            <w:vAlign w:val="center"/>
+            <w:tcMar>
+              <w:top w:w="28" w:type="dxa"/>
+              <w:start w:w="90" w:type="dxa"/>
+              <w:bottom w:w="28" w:type="dxa"/>
+              <w:end w:w="90" w:type="dxa"/>
+            </w:tcMar>
+          </w:tcPr>
+          <w:p>
+            <w:pPr>
+              <w:spacing w:before="0" w:after="0" w:line="259" w:lineRule="auto"/>
+              <w:jc w:val="left"/>
+            </w:pPr>
+            <w:r>
+              <w:rPr>
+                <w:rFonts w:ascii="Apple SD Gothic Neo" w:hAnsi="Apple SD Gothic Neo" w:eastAsia="Apple SD Gothic Neo" w:cs="Apple SD Gothic Neo" w:hint="eastAsia"/>
+                <w:b w:val="0"/>
+                <w:color w:val="000000"/>
+                <w:sz w:val="16"/>
+                <w:lang w:val="en-US" w:eastAsia="ko-KR"/>
+              </w:rPr>
+              <w:t>기본·중간·단단한 얼음 단계</w:t>
+            </w:r>
+          </w:p>
+        </w:tc>
+      </w:tr>
+      <w:tr>
+        <w:trPr>
+          <w:cantSplit/>
+        </w:trPr>
+        <w:tc>
+          <w:tcPr>
+            <w:tcW w:type="dxa" w:w="1280"/>
+            <w:vAlign w:val="center"/>
+            <w:tcMar>
+              <w:top w:w="28" w:type="dxa"/>
+              <w:start w:w="90" w:type="dxa"/>
+              <w:bottom w:w="28" w:type="dxa"/>
+              <w:end w:w="90" w:type="dxa"/>
+            </w:tcMar>
+          </w:tcPr>
+          <w:p>
+            <w:pPr>
+              <w:spacing w:before="0" w:after="0" w:line="259" w:lineRule="auto"/>
+              <w:jc w:val="left"/>
+            </w:pPr>
+            <w:r>
+              <w:rPr>
+                <w:rFonts w:ascii="Apple SD Gothic Neo" w:hAnsi="Apple SD Gothic Neo" w:eastAsia="Apple SD Gothic Neo" w:cs="Apple SD Gothic Neo" w:hint="eastAsia"/>
+                <w:b/>
+                <w:color w:val="F39A3D"/>
+                <w:sz w:val="16"/>
+                <w:lang w:val="en-US" w:eastAsia="ko-KR"/>
+              </w:rPr>
+              <w:t>HUD</w:t>
+            </w:r>
+          </w:p>
+        </w:tc>
+        <w:tc>
+          <w:tcPr>
+            <w:tcW w:type="dxa" w:w="3400"/>
+            <w:vAlign w:val="center"/>
+            <w:tcMar>
+              <w:top w:w="28" w:type="dxa"/>
+              <w:start w:w="90" w:type="dxa"/>
+              <w:bottom w:w="28" w:type="dxa"/>
+              <w:end w:w="90" w:type="dxa"/>
+            </w:tcMar>
+          </w:tcPr>
+          <w:p>
+            <w:pPr>
+              <w:spacing w:before="0" w:after="0" w:line="259" w:lineRule="auto"/>
+              <w:jc w:val="left"/>
+            </w:pPr>
+            <w:r>
+              <w:rPr>
+                <w:rFonts w:ascii="Apple SD Gothic Neo" w:hAnsi="Apple SD Gothic Neo" w:eastAsia="Apple SD Gothic Neo" w:cs="Apple SD Gothic Neo" w:hint="eastAsia"/>
+                <w:b w:val="0"/>
+                <w:color w:val="000000"/>
+                <w:sz w:val="16"/>
+                <w:lang w:val="en-US" w:eastAsia="ko-KR"/>
+              </w:rPr>
+              <w:t>플레이 중 화면 위에 뜨는 자금·시간 표시</w:t>
+            </w:r>
+          </w:p>
+        </w:tc>
+        <w:tc>
+          <w:tcPr>
+            <w:tcW w:type="dxa" w:w="1280"/>
+            <w:vAlign w:val="center"/>
+            <w:tcMar>
+              <w:top w:w="28" w:type="dxa"/>
+              <w:start w:w="90" w:type="dxa"/>
+              <w:bottom w:w="28" w:type="dxa"/>
+              <w:end w:w="90" w:type="dxa"/>
+            </w:tcMar>
+          </w:tcPr>
+          <w:p>
+            <w:pPr>
+              <w:spacing w:before="0" w:after="0" w:line="259" w:lineRule="auto"/>
+              <w:jc w:val="left"/>
+            </w:pPr>
+            <w:r>
+              <w:rPr>
+                <w:rFonts w:ascii="Apple SD Gothic Neo" w:hAnsi="Apple SD Gothic Neo" w:eastAsia="Apple SD Gothic Neo" w:cs="Apple SD Gothic Neo" w:hint="eastAsia"/>
+                <w:b/>
+                <w:color w:val="F39A3D"/>
+                <w:sz w:val="16"/>
+                <w:lang w:val="en-US" w:eastAsia="ko-KR"/>
+              </w:rPr>
+              <w:t>UI 와이어</w:t>
+            </w:r>
+          </w:p>
+        </w:tc>
+        <w:tc>
+          <w:tcPr>
+            <w:tcW w:type="dxa" w:w="3400"/>
+            <w:vAlign w:val="center"/>
+            <w:tcMar>
+              <w:top w:w="28" w:type="dxa"/>
+              <w:start w:w="90" w:type="dxa"/>
+              <w:bottom w:w="28" w:type="dxa"/>
+              <w:end w:w="90" w:type="dxa"/>
+            </w:tcMar>
+          </w:tcPr>
+          <w:p>
+            <w:pPr>
+              <w:spacing w:before="0" w:after="0" w:line="259" w:lineRule="auto"/>
+              <w:jc w:val="left"/>
+            </w:pPr>
+            <w:r>
+              <w:rPr>
+                <w:rFonts w:ascii="Apple SD Gothic Neo" w:hAnsi="Apple SD Gothic Neo" w:eastAsia="Apple SD Gothic Neo" w:cs="Apple SD Gothic Neo" w:hint="eastAsia"/>
+                <w:b w:val="0"/>
+                <w:color w:val="000000"/>
+                <w:sz w:val="16"/>
+                <w:lang w:val="en-US" w:eastAsia="ko-KR"/>
+              </w:rPr>
+              <w:t>버튼과 패널 위치만 잡은 화면 초안</w:t>
+            </w:r>
+          </w:p>
+        </w:tc>
+      </w:tr>
+      <w:tr>
+        <w:trPr>
+          <w:cantSplit/>
+        </w:trPr>
+        <w:tc>
+          <w:tcPr>
+            <w:tcW w:type="dxa" w:w="1280"/>
+            <w:vAlign w:val="center"/>
+            <w:tcMar>
+              <w:top w:w="28" w:type="dxa"/>
+              <w:start w:w="90" w:type="dxa"/>
+              <w:bottom w:w="28" w:type="dxa"/>
+              <w:end w:w="90" w:type="dxa"/>
+            </w:tcMar>
+          </w:tcPr>
+          <w:p>
+            <w:pPr>
+              <w:spacing w:before="0" w:after="0" w:line="259" w:lineRule="auto"/>
+              <w:jc w:val="left"/>
+            </w:pPr>
+            <w:r>
+              <w:rPr>
+                <w:rFonts w:ascii="Apple SD Gothic Neo" w:hAnsi="Apple SD Gothic Neo" w:eastAsia="Apple SD Gothic Neo" w:cs="Apple SD Gothic Neo" w:hint="eastAsia"/>
+                <w:b/>
+                <w:color w:val="F39A3D"/>
+                <w:sz w:val="16"/>
+                <w:lang w:val="en-US" w:eastAsia="ko-KR"/>
+              </w:rPr>
+              <w:t>스프라이트 시트</w:t>
+            </w:r>
+          </w:p>
+        </w:tc>
+        <w:tc>
+          <w:tcPr>
+            <w:tcW w:type="dxa" w:w="3400"/>
+            <w:vAlign w:val="center"/>
+            <w:tcMar>
+              <w:top w:w="28" w:type="dxa"/>
+              <w:start w:w="90" w:type="dxa"/>
+              <w:bottom w:w="28" w:type="dxa"/>
+              <w:end w:w="90" w:type="dxa"/>
+            </w:tcMar>
+          </w:tcPr>
+          <w:p>
+            <w:pPr>
+              <w:spacing w:before="0" w:after="0" w:line="259" w:lineRule="auto"/>
+              <w:jc w:val="left"/>
+            </w:pPr>
+            <w:r>
+              <w:rPr>
+                <w:rFonts w:ascii="Apple SD Gothic Neo" w:hAnsi="Apple SD Gothic Neo" w:eastAsia="Apple SD Gothic Neo" w:cs="Apple SD Gothic Neo" w:hint="eastAsia"/>
+                <w:b w:val="0"/>
+                <w:color w:val="000000"/>
+                <w:sz w:val="16"/>
+                <w:lang w:val="en-US" w:eastAsia="ko-KR"/>
+              </w:rPr>
+              <w:t>애니메이션 장면을 여러 칸에 모은 투명 PNG 한 장</w:t>
+            </w:r>
+          </w:p>
+        </w:tc>
+        <w:tc>
+          <w:tcPr>
+            <w:tcW w:type="dxa" w:w="1280"/>
+            <w:vAlign w:val="center"/>
+            <w:tcMar>
+              <w:top w:w="28" w:type="dxa"/>
+              <w:start w:w="90" w:type="dxa"/>
+              <w:bottom w:w="28" w:type="dxa"/>
+              <w:end w:w="90" w:type="dxa"/>
+            </w:tcMar>
+          </w:tcPr>
+          <w:p>
+            <w:pPr>
+              <w:spacing w:before="0" w:after="0" w:line="259" w:lineRule="auto"/>
+              <w:jc w:val="left"/>
+            </w:pPr>
+            <w:r>
+              <w:rPr>
+                <w:rFonts w:ascii="Apple SD Gothic Neo" w:hAnsi="Apple SD Gothic Neo" w:eastAsia="Apple SD Gothic Neo" w:cs="Apple SD Gothic Neo" w:hint="eastAsia"/>
+                <w:b/>
+                <w:color w:val="F39A3D"/>
+                <w:sz w:val="16"/>
+                <w:lang w:val="en-US" w:eastAsia="ko-KR"/>
+              </w:rPr>
+              <w:t>장면/프레임</w:t>
+            </w:r>
+          </w:p>
+        </w:tc>
+        <w:tc>
+          <w:tcPr>
+            <w:tcW w:type="dxa" w:w="3400"/>
+            <w:vAlign w:val="center"/>
+            <w:tcMar>
+              <w:top w:w="28" w:type="dxa"/>
+              <w:start w:w="90" w:type="dxa"/>
+              <w:bottom w:w="28" w:type="dxa"/>
+              <w:end w:w="90" w:type="dxa"/>
+            </w:tcMar>
+          </w:tcPr>
+          <w:p>
+            <w:pPr>
+              <w:spacing w:before="0" w:after="0" w:line="259" w:lineRule="auto"/>
+              <w:jc w:val="left"/>
+            </w:pPr>
+            <w:r>
+              <w:rPr>
+                <w:rFonts w:ascii="Apple SD Gothic Neo" w:hAnsi="Apple SD Gothic Neo" w:eastAsia="Apple SD Gothic Neo" w:cs="Apple SD Gothic Neo" w:hint="eastAsia"/>
+                <w:b w:val="0"/>
+                <w:color w:val="000000"/>
+                <w:sz w:val="16"/>
+                <w:lang w:val="en-US" w:eastAsia="ko-KR"/>
+              </w:rPr>
+              <w:t>애니메이션을 이루는 그림 한 장</w:t>
+            </w:r>
+          </w:p>
+        </w:tc>
+      </w:tr>
+      <w:tr>
+        <w:trPr>
+          <w:cantSplit/>
+        </w:trPr>
+        <w:tc>
+          <w:tcPr>
+            <w:tcW w:type="dxa" w:w="1280"/>
+            <w:vAlign w:val="center"/>
+            <w:tcMar>
+              <w:top w:w="28" w:type="dxa"/>
+              <w:start w:w="90" w:type="dxa"/>
+              <w:bottom w:w="28" w:type="dxa"/>
+              <w:end w:w="90" w:type="dxa"/>
+            </w:tcMar>
+          </w:tcPr>
+          <w:p>
+            <w:pPr>
+              <w:spacing w:before="0" w:after="0" w:line="259" w:lineRule="auto"/>
+              <w:jc w:val="left"/>
+            </w:pPr>
+            <w:r>
+              <w:rPr>
+                <w:rFonts w:ascii="Apple SD Gothic Neo" w:hAnsi="Apple SD Gothic Neo" w:eastAsia="Apple SD Gothic Neo" w:cs="Apple SD Gothic Neo" w:hint="eastAsia"/>
+                <w:b/>
+                <w:color w:val="F39A3D"/>
+                <w:sz w:val="16"/>
+                <w:lang w:val="en-US" w:eastAsia="ko-KR"/>
+              </w:rPr>
+              <w:t>칸/셀</w:t>
+            </w:r>
+          </w:p>
+        </w:tc>
+        <w:tc>
+          <w:tcPr>
+            <w:tcW w:type="dxa" w:w="3400"/>
+            <w:vAlign w:val="center"/>
+            <w:tcMar>
+              <w:top w:w="28" w:type="dxa"/>
+              <w:start w:w="90" w:type="dxa"/>
+              <w:bottom w:w="28" w:type="dxa"/>
+              <w:end w:w="90" w:type="dxa"/>
+            </w:tcMar>
+          </w:tcPr>
+          <w:p>
+            <w:pPr>
+              <w:spacing w:before="0" w:after="0" w:line="259" w:lineRule="auto"/>
+              <w:jc w:val="left"/>
+            </w:pPr>
+            <w:r>
+              <w:rPr>
+                <w:rFonts w:ascii="Apple SD Gothic Neo" w:hAnsi="Apple SD Gothic Neo" w:eastAsia="Apple SD Gothic Neo" w:cs="Apple SD Gothic Neo" w:hint="eastAsia"/>
+                <w:b w:val="0"/>
+                <w:color w:val="000000"/>
+                <w:sz w:val="16"/>
+                <w:lang w:val="en-US" w:eastAsia="ko-KR"/>
+              </w:rPr>
+              <w:t>각 장면을 넣는 같은 크기의 네모 영역</w:t>
+            </w:r>
+          </w:p>
+        </w:tc>
+        <w:tc>
+          <w:tcPr>
+            <w:tcW w:type="dxa" w:w="1280"/>
+            <w:vAlign w:val="center"/>
+            <w:tcMar>
+              <w:top w:w="28" w:type="dxa"/>
+              <w:start w:w="90" w:type="dxa"/>
+              <w:bottom w:w="28" w:type="dxa"/>
+              <w:end w:w="90" w:type="dxa"/>
+            </w:tcMar>
+          </w:tcPr>
+          <w:p>
+            <w:pPr>
+              <w:spacing w:before="0" w:after="0" w:line="259" w:lineRule="auto"/>
+              <w:jc w:val="left"/>
+            </w:pPr>
+            <w:r>
+              <w:rPr>
+                <w:rFonts w:ascii="Apple SD Gothic Neo" w:hAnsi="Apple SD Gothic Neo" w:eastAsia="Apple SD Gothic Neo" w:cs="Apple SD Gothic Neo" w:hint="eastAsia"/>
+                <w:b/>
+                <w:color w:val="F39A3D"/>
+                <w:sz w:val="16"/>
+                <w:lang w:val="en-US" w:eastAsia="ko-KR"/>
+              </w:rPr>
+              <w:t>그림 기준점/피벗</w:t>
+            </w:r>
+          </w:p>
+        </w:tc>
+        <w:tc>
+          <w:tcPr>
+            <w:tcW w:type="dxa" w:w="3400"/>
+            <w:vAlign w:val="center"/>
+            <w:tcMar>
+              <w:top w:w="28" w:type="dxa"/>
+              <w:start w:w="90" w:type="dxa"/>
+              <w:bottom w:w="28" w:type="dxa"/>
+              <w:end w:w="90" w:type="dxa"/>
+            </w:tcMar>
+          </w:tcPr>
+          <w:p>
+            <w:pPr>
+              <w:spacing w:before="0" w:after="0" w:line="259" w:lineRule="auto"/>
+              <w:jc w:val="left"/>
+            </w:pPr>
+            <w:r>
+              <w:rPr>
+                <w:rFonts w:ascii="Apple SD Gothic Neo" w:hAnsi="Apple SD Gothic Neo" w:eastAsia="Apple SD Gothic Neo" w:cs="Apple SD Gothic Neo" w:hint="eastAsia"/>
+                <w:b w:val="0"/>
+                <w:color w:val="000000"/>
+                <w:sz w:val="16"/>
+                <w:lang w:val="en-US" w:eastAsia="ko-KR"/>
+              </w:rPr>
+              <w:t>Unity가 그림을 배치할 때 맞추는 기준 위치</w:t>
+            </w:r>
+          </w:p>
+        </w:tc>
+      </w:tr>
+      <w:tr>
+        <w:trPr>
+          <w:cantSplit/>
+        </w:trPr>
+        <w:tc>
+          <w:tcPr>
+            <w:tcW w:type="dxa" w:w="1280"/>
+            <w:vAlign w:val="center"/>
+            <w:tcMar>
+              <w:top w:w="28" w:type="dxa"/>
+              <w:start w:w="90" w:type="dxa"/>
+              <w:bottom w:w="28" w:type="dxa"/>
+              <w:end w:w="90" w:type="dxa"/>
+            </w:tcMar>
+          </w:tcPr>
+          <w:p>
+            <w:pPr>
+              <w:spacing w:before="0" w:after="0" w:line="259" w:lineRule="auto"/>
+              <w:jc w:val="left"/>
+            </w:pPr>
+            <w:r>
+              <w:rPr>
+                <w:rFonts w:ascii="Apple SD Gothic Neo" w:hAnsi="Apple SD Gothic Neo" w:eastAsia="Apple SD Gothic Neo" w:cs="Apple SD Gothic Neo" w:hint="eastAsia"/>
+                <w:b/>
+                <w:color w:val="F39A3D"/>
+                <w:sz w:val="16"/>
+                <w:lang w:val="en-US" w:eastAsia="ko-KR"/>
+              </w:rPr>
+              <w:t>투명 배경/알파</w:t>
+            </w:r>
+          </w:p>
+        </w:tc>
+        <w:tc>
+          <w:tcPr>
+            <w:tcW w:type="dxa" w:w="3400"/>
+            <w:vAlign w:val="center"/>
+            <w:tcMar>
+              <w:top w:w="28" w:type="dxa"/>
+              <w:start w:w="90" w:type="dxa"/>
+              <w:bottom w:w="28" w:type="dxa"/>
+              <w:end w:w="90" w:type="dxa"/>
+            </w:tcMar>
+          </w:tcPr>
+          <w:p>
+            <w:pPr>
+              <w:spacing w:before="0" w:after="0" w:line="259" w:lineRule="auto"/>
+              <w:jc w:val="left"/>
+            </w:pPr>
+            <w:r>
+              <w:rPr>
+                <w:rFonts w:ascii="Apple SD Gothic Neo" w:hAnsi="Apple SD Gothic Neo" w:eastAsia="Apple SD Gothic Neo" w:cs="Apple SD Gothic Neo" w:hint="eastAsia"/>
+                <w:b w:val="0"/>
+                <w:color w:val="000000"/>
+                <w:sz w:val="16"/>
+                <w:lang w:val="en-US" w:eastAsia="ko-KR"/>
+              </w:rPr>
+              <w:t>그림 밖 배경이 보이지 않게 비워 둔 상태</w:t>
+            </w:r>
+          </w:p>
+        </w:tc>
+        <w:tc>
+          <w:tcPr>
+            <w:tcW w:type="dxa" w:w="1280"/>
+            <w:vAlign w:val="center"/>
+            <w:tcMar>
+              <w:top w:w="28" w:type="dxa"/>
+              <w:start w:w="90" w:type="dxa"/>
+              <w:bottom w:w="28" w:type="dxa"/>
+              <w:end w:w="90" w:type="dxa"/>
+            </w:tcMar>
+          </w:tcPr>
+          <w:p>
+            <w:pPr>
+              <w:spacing w:before="0" w:after="0" w:line="259" w:lineRule="auto"/>
+              <w:jc w:val="left"/>
+            </w:pPr>
+            <w:r>
+              <w:rPr>
+                <w:rFonts w:ascii="Apple SD Gothic Neo" w:hAnsi="Apple SD Gothic Neo" w:eastAsia="Apple SD Gothic Neo" w:cs="Apple SD Gothic Neo" w:hint="eastAsia"/>
+                <w:b/>
+                <w:color w:val="F39A3D"/>
+                <w:sz w:val="16"/>
+                <w:lang w:val="en-US" w:eastAsia="ko-KR"/>
+              </w:rPr>
+              <w:t>9-slice</w:t>
+            </w:r>
+          </w:p>
+        </w:tc>
+        <w:tc>
+          <w:tcPr>
+            <w:tcW w:type="dxa" w:w="3400"/>
+            <w:vAlign w:val="center"/>
+            <w:tcMar>
+              <w:top w:w="28" w:type="dxa"/>
+              <w:start w:w="90" w:type="dxa"/>
+              <w:bottom w:w="28" w:type="dxa"/>
+              <w:end w:w="90" w:type="dxa"/>
+            </w:tcMar>
+          </w:tcPr>
+          <w:p>
+            <w:pPr>
+              <w:spacing w:before="0" w:after="0" w:line="259" w:lineRule="auto"/>
+              <w:jc w:val="left"/>
+            </w:pPr>
+            <w:r>
+              <w:rPr>
+                <w:rFonts w:ascii="Apple SD Gothic Neo" w:hAnsi="Apple SD Gothic Neo" w:eastAsia="Apple SD Gothic Neo" w:cs="Apple SD Gothic Neo" w:hint="eastAsia"/>
+                <w:b w:val="0"/>
+                <w:color w:val="000000"/>
+                <w:sz w:val="16"/>
+                <w:lang w:val="en-US" w:eastAsia="ko-KR"/>
+              </w:rPr>
+              <w:t>모서리는 유지하고 가운데만 늘리는 UI 제작 방식</w:t>
+            </w:r>
+          </w:p>
+        </w:tc>
+      </w:tr>
+      <w:tr>
+        <w:trPr>
+          <w:cantSplit/>
+        </w:trPr>
+        <w:tc>
+          <w:tcPr>
+            <w:tcW w:type="dxa" w:w="1280"/>
+            <w:vAlign w:val="center"/>
+            <w:tcMar>
+              <w:top w:w="28" w:type="dxa"/>
+              <w:start w:w="90" w:type="dxa"/>
+              <w:bottom w:w="28" w:type="dxa"/>
+              <w:end w:w="90" w:type="dxa"/>
+            </w:tcMar>
+          </w:tcPr>
+          <w:p>
+            <w:pPr>
+              <w:spacing w:before="0" w:after="0" w:line="259" w:lineRule="auto"/>
+              <w:jc w:val="left"/>
+            </w:pPr>
+            <w:r>
+              <w:rPr>
+                <w:rFonts w:ascii="Apple SD Gothic Neo" w:hAnsi="Apple SD Gothic Neo" w:eastAsia="Apple SD Gothic Neo" w:cs="Apple SD Gothic Neo" w:hint="eastAsia"/>
+                <w:b/>
+                <w:color w:val="F39A3D"/>
+                <w:sz w:val="16"/>
+                <w:lang w:val="en-US" w:eastAsia="ko-KR"/>
+              </w:rPr>
+              <w:t>화면에 맞춰 자르기/크롭</w:t>
+            </w:r>
+          </w:p>
+        </w:tc>
+        <w:tc>
+          <w:tcPr>
+            <w:tcW w:type="dxa" w:w="3400"/>
+            <w:vAlign w:val="center"/>
+            <w:tcMar>
+              <w:top w:w="28" w:type="dxa"/>
+              <w:start w:w="90" w:type="dxa"/>
+              <w:bottom w:w="28" w:type="dxa"/>
+              <w:end w:w="90" w:type="dxa"/>
+            </w:tcMar>
+          </w:tcPr>
+          <w:p>
+            <w:pPr>
+              <w:spacing w:before="0" w:after="0" w:line="259" w:lineRule="auto"/>
+              <w:jc w:val="left"/>
+            </w:pPr>
+            <w:r>
+              <w:rPr>
+                <w:rFonts w:ascii="Apple SD Gothic Neo" w:hAnsi="Apple SD Gothic Neo" w:eastAsia="Apple SD Gothic Neo" w:cs="Apple SD Gothic Neo" w:hint="eastAsia"/>
+                <w:b w:val="0"/>
+                <w:color w:val="000000"/>
+                <w:sz w:val="16"/>
+                <w:lang w:val="en-US" w:eastAsia="ko-KR"/>
+              </w:rPr>
+              <w:t>큰 원본 중 실제 화면에 보일 부분을 잘라 쓰는 것</w:t>
+            </w:r>
+          </w:p>
+        </w:tc>
+        <w:tc>
+          <w:tcPr>
+            <w:tcW w:type="dxa" w:w="1280"/>
+            <w:vAlign w:val="center"/>
+            <w:tcMar>
+              <w:top w:w="28" w:type="dxa"/>
+              <w:start w:w="90" w:type="dxa"/>
+              <w:bottom w:w="28" w:type="dxa"/>
+              <w:end w:w="90" w:type="dxa"/>
+            </w:tcMar>
+          </w:tcPr>
+          <w:p>
+            <w:pPr>
+              <w:spacing w:before="0" w:after="0" w:line="259" w:lineRule="auto"/>
+              <w:jc w:val="left"/>
+            </w:pPr>
+            <w:r>
+              <w:rPr>
+                <w:rFonts w:ascii="Apple SD Gothic Neo" w:hAnsi="Apple SD Gothic Neo" w:eastAsia="Apple SD Gothic Neo" w:cs="Apple SD Gothic Neo" w:hint="eastAsia"/>
+                <w:b/>
+                <w:color w:val="F39A3D"/>
+                <w:sz w:val="16"/>
+                <w:lang w:val="en-US" w:eastAsia="ko-KR"/>
+              </w:rPr>
+              <w:t>마감 보완/폴리시</w:t>
+            </w:r>
+          </w:p>
+        </w:tc>
+        <w:tc>
+          <w:tcPr>
+            <w:tcW w:type="dxa" w:w="3400"/>
+            <w:vAlign w:val="center"/>
+            <w:tcMar>
+              <w:top w:w="28" w:type="dxa"/>
+              <w:start w:w="90" w:type="dxa"/>
+              <w:bottom w:w="28" w:type="dxa"/>
+              <w:end w:w="90" w:type="dxa"/>
+            </w:tcMar>
+          </w:tcPr>
+          <w:p>
+            <w:pPr>
+              <w:spacing w:before="0" w:after="0" w:line="259" w:lineRule="auto"/>
+              <w:jc w:val="left"/>
+            </w:pPr>
+            <w:r>
+              <w:rPr>
+                <w:rFonts w:ascii="Apple SD Gothic Neo" w:hAnsi="Apple SD Gothic Neo" w:eastAsia="Apple SD Gothic Neo" w:cs="Apple SD Gothic Neo" w:hint="eastAsia"/>
+                <w:b w:val="0"/>
+                <w:color w:val="000000"/>
+                <w:sz w:val="16"/>
+                <w:lang w:val="en-US" w:eastAsia="ko-KR"/>
+              </w:rPr>
+              <w:t>필수 작업 뒤 색·조명·장식을 다듬는 일</w:t>
+            </w:r>
+          </w:p>
+        </w:tc>
+      </w:tr>
+      <w:tr>
+        <w:trPr>
+          <w:cantSplit/>
+        </w:trPr>
+        <w:tc>
+          <w:tcPr>
+            <w:tcW w:type="dxa" w:w="1280"/>
+            <w:vAlign w:val="center"/>
+            <w:tcMar>
+              <w:top w:w="28" w:type="dxa"/>
+              <w:start w:w="90" w:type="dxa"/>
+              <w:bottom w:w="28" w:type="dxa"/>
+              <w:end w:w="90" w:type="dxa"/>
+            </w:tcMar>
+          </w:tcPr>
+          <w:p>
+            <w:pPr>
+              <w:spacing w:before="0" w:after="0" w:line="259" w:lineRule="auto"/>
+              <w:jc w:val="left"/>
+            </w:pPr>
+            <w:r>
+              <w:rPr>
+                <w:rFonts w:ascii="Apple SD Gothic Neo" w:hAnsi="Apple SD Gothic Neo" w:eastAsia="Apple SD Gothic Neo" w:cs="Apple SD Gothic Neo" w:hint="eastAsia"/>
+                <w:b/>
+                <w:color w:val="F39A3D"/>
+                <w:sz w:val="16"/>
+                <w:lang w:val="en-US" w:eastAsia="ko-KR"/>
+              </w:rPr>
+              <w:t>C01~H03</w:t>
+            </w:r>
+          </w:p>
+        </w:tc>
+        <w:tc>
+          <w:tcPr>
+            <w:tcW w:type="dxa" w:w="3400"/>
+            <w:vAlign w:val="center"/>
+            <w:tcMar>
+              <w:top w:w="28" w:type="dxa"/>
+              <w:start w:w="90" w:type="dxa"/>
+              <w:bottom w:w="28" w:type="dxa"/>
+              <w:end w:w="90" w:type="dxa"/>
+            </w:tcMar>
+          </w:tcPr>
+          <w:p>
+            <w:pPr>
+              <w:spacing w:before="0" w:after="0" w:line="259" w:lineRule="auto"/>
+              <w:jc w:val="left"/>
+            </w:pPr>
+            <w:r>
+              <w:rPr>
+                <w:rFonts w:ascii="Apple SD Gothic Neo" w:hAnsi="Apple SD Gothic Neo" w:eastAsia="Apple SD Gothic Neo" w:cs="Apple SD Gothic Neo" w:hint="eastAsia"/>
+                <w:b w:val="0"/>
+                <w:color w:val="000000"/>
+                <w:sz w:val="16"/>
+                <w:lang w:val="en-US" w:eastAsia="ko-KR"/>
+              </w:rPr>
+              <w:t>정비 항목 13개를 구분하는 ID</w:t>
+            </w:r>
+          </w:p>
+        </w:tc>
+        <w:tc>
+          <w:tcPr>
+            <w:tcW w:type="dxa" w:w="1280"/>
+            <w:vAlign w:val="center"/>
+            <w:tcMar>
+              <w:top w:w="28" w:type="dxa"/>
+              <w:start w:w="90" w:type="dxa"/>
+              <w:bottom w:w="28" w:type="dxa"/>
+              <w:end w:w="90" w:type="dxa"/>
+            </w:tcMar>
+          </w:tcPr>
+          <w:p>
+            <w:pPr>
+              <w:spacing w:before="0" w:after="0" w:line="259" w:lineRule="auto"/>
+              <w:jc w:val="left"/>
+            </w:pPr>
+            <w:r>
+              <w:rPr>
+                <w:rFonts w:ascii="Apple SD Gothic Neo" w:hAnsi="Apple SD Gothic Neo" w:eastAsia="Apple SD Gothic Neo" w:cs="Apple SD Gothic Neo" w:hint="eastAsia"/>
+                <w:b/>
+                <w:color w:val="F39A3D"/>
+                <w:sz w:val="16"/>
+                <w:lang w:val="en-US" w:eastAsia="ko-KR"/>
+              </w:rPr>
+              <w:t>INT-03</w:t>
+            </w:r>
+          </w:p>
+        </w:tc>
+        <w:tc>
+          <w:tcPr>
+            <w:tcW w:type="dxa" w:w="3400"/>
+            <w:vAlign w:val="center"/>
+            <w:tcMar>
+              <w:top w:w="28" w:type="dxa"/>
+              <w:start w:w="90" w:type="dxa"/>
+              <w:bottom w:w="28" w:type="dxa"/>
+              <w:end w:w="90" w:type="dxa"/>
+            </w:tcMar>
+          </w:tcPr>
+          <w:p>
+            <w:pPr>
+              <w:spacing w:before="0" w:after="0" w:line="259" w:lineRule="auto"/>
+              <w:jc w:val="left"/>
+            </w:pPr>
+            <w:r>
+              <w:rPr>
+                <w:rFonts w:ascii="Apple SD Gothic Neo" w:hAnsi="Apple SD Gothic Neo" w:eastAsia="Apple SD Gothic Neo" w:cs="Apple SD Gothic Neo" w:hint="eastAsia"/>
+                <w:b w:val="0"/>
+                <w:color w:val="000000"/>
+                <w:sz w:val="16"/>
+                <w:lang w:val="en-US" w:eastAsia="ko-KR"/>
+              </w:rPr>
+              <w:t>화요일에 모든 필수 기능을 연결한 통합 빌드</w:t>
+            </w:r>
+          </w:p>
+        </w:tc>
+      </w:tr>
+    </w:tbl>
     <w:p>
       <w:r>
         <w:br w:type="page"/>
@@ -1460,7 +2492,7 @@
                 <w:sz w:val="15"/>
                 <w:lang w:val="en-US" w:eastAsia="ko-KR"/>
               </w:rPr>
-              <w:t>배경·선박·T1~T3·특수빙</w:t>
+              <w:t>배경·선박·기본/중간/단단한 얼음(T1~T3)·특수빙</w:t>
             </w:r>
           </w:p>
         </w:tc>
@@ -1610,7 +2642,7 @@
                 <w:sz w:val="15"/>
                 <w:lang w:val="en-US" w:eastAsia="ko-KR"/>
               </w:rPr>
-              <w:t>축소 런처·HUD·정산 UI</w:t>
+              <w:t>축소 런처·플레이 중 자금/시간 표시·정산 UI</w:t>
             </w:r>
           </w:p>
         </w:tc>
@@ -1638,7 +2670,7 @@
                 <w:sz w:val="15"/>
                 <w:lang w:val="en-US" w:eastAsia="ko-KR"/>
               </w:rPr>
-              <w:t>ART-00·최신 UI 와이어</w:t>
+              <w:t>ART-00·최신 버튼/패널 위치 초안</w:t>
             </w:r>
           </w:p>
         </w:tc>
@@ -1910,7 +2942,7 @@
                 <w:sz w:val="15"/>
                 <w:lang w:val="en-US" w:eastAsia="ko-KR"/>
               </w:rPr>
-              <w:t>정비 13개·상태 프레임·운항 아이콘</w:t>
+              <w:t>정비 항목 13개·상태 표시·운항 아이콘</w:t>
             </w:r>
           </w:p>
         </w:tc>
@@ -1938,7 +2970,7 @@
                 <w:sz w:val="15"/>
                 <w:lang w:val="en-US" w:eastAsia="ko-KR"/>
               </w:rPr>
-              <w:t>ART-00·UI 와이어</w:t>
+              <w:t>ART-00·버튼/패널 위치 초안</w:t>
             </w:r>
           </w:p>
         </w:tc>
@@ -1966,7 +2998,7 @@
                 <w:sz w:val="15"/>
                 <w:lang w:val="en-US" w:eastAsia="ko-KR"/>
               </w:rPr>
-              <w:t>C01~H03와 상태가 한 화면에서 식별됨</w:t>
+              <w:t>정비 ID(C01~H03)와 상태가 한 화면에서 식별됨</w:t>
             </w:r>
           </w:p>
         </w:tc>
@@ -2238,7 +3270,7 @@
                 <w:sz w:val="15"/>
                 <w:lang w:val="en-US" w:eastAsia="ko-KR"/>
               </w:rPr>
-              <w:t>INT-03 빌드</w:t>
+              <w:t>화요일 전체 통합 빌드(INT-03)</w:t>
             </w:r>
           </w:p>
         </w:tc>
@@ -2266,7 +3298,7 @@
                 <w:sz w:val="15"/>
                 <w:lang w:val="en-US" w:eastAsia="ko-KR"/>
               </w:rPr>
-              <w:t>플레이 판독을 막는 잘림·대비 문제 우선 수정</w:t>
+              <w:t>플레이 이해를 막는 잘림·대비 문제 우선 수정</w:t>
             </w:r>
           </w:p>
         </w:tc>
@@ -2360,7 +3392,7 @@
                 <w:sz w:val="15"/>
                 <w:lang w:val="en-US" w:eastAsia="ko-KR"/>
               </w:rPr>
-              <w:t>캐릭터·목적지·대표 이미지 폴리시</w:t>
+              <w:t>캐릭터·목적지·대표 이미지 마감 보완</w:t>
             </w:r>
           </w:p>
         </w:tc>
@@ -2388,7 +3420,7 @@
                 <w:sz w:val="15"/>
                 <w:lang w:val="en-US" w:eastAsia="ko-KR"/>
               </w:rPr>
-              <w:t>P0 누락 0</w:t>
+              <w:t>필수 범위(P0) 누락 0</w:t>
             </w:r>
           </w:p>
         </w:tc>
@@ -2777,7 +3809,7 @@
                 <w:sz w:val="18"/>
                 <w:lang w:val="en-US" w:eastAsia="ko-KR"/>
               </w:rPr>
-              <w:t>960×540 크롭</w:t>
+              <w:t>960×540에 보이도록 잘라 사용</w:t>
             </w:r>
           </w:p>
         </w:tc>
@@ -2927,7 +3959,7 @@
           <w:sz w:val="22"/>
           <w:lang w:val="en-US" w:eastAsia="ko-KR"/>
         </w:rPr>
-        <w:t>패널과 버튼 배경은 Unity 9-slice가 가능하도록 모서리·테두리·가운데를 구분합니다.</w:t>
+        <w:t>패널과 버튼 배경은 모서리·테두리는 그대로 두고 가운데만 늘려도 깨지지 않도록 구역을 나눕니다. Unity에서는 이를 9-slice라고 부릅니다.</w:t>
       </w:r>
     </w:p>
     <w:p>
@@ -3129,7 +4161,7 @@
           <w:sz w:val="22"/>
           <w:lang w:val="en-US" w:eastAsia="ko-KR"/>
         </w:rPr>
-        <w:t>이 파일을 스프라이트 시트라고 합니다. 작업 전에 개발팀이 장면 수, 한 칸 크기, 가로·세로 배열, 그림의 기준점(피벗)을 알려드립니다. 아티스트는 각 장면을 같은 칸과 기준점에 맞춰 배치합니다.</w:t>
+        <w:t>이 파일을 스프라이트 시트라고 합니다. 작업 전에 개발팀이 장면 수, 한 칸 크기, 가로·세로 배열, Unity가 배치할 때 맞추는 그림 기준점을 알려드립니다. 아티스트는 각 장면을 같은 칸과 기준점에 맞춰 배치합니다.</w:t>
       </w:r>
     </w:p>
     <w:tbl>
@@ -3895,7 +4927,7 @@
                 <w:sz w:val="23"/>
                 <w:lang w:val="en-US" w:eastAsia="ko-KR"/>
               </w:rPr>
-              <w:t>오디오 제작·편집은 아티스트 담당이 아닙니다. 개발팀이 소스를 선정하고 UIQA가 Unity에 연결합니다.</w:t>
+              <w:t>오디오 제작·편집은 아티스트 담당이 아닙니다. 개발팀이 소스를 선정하고 정환이 Unity에 연결합니다.</w:t>
             </w:r>
           </w:p>
         </w:tc>
@@ -3976,7 +5008,7 @@
           <w:sz w:val="22"/>
           <w:lang w:val="en-US" w:eastAsia="ko-KR"/>
         </w:rPr>
-        <w:t>UI 부품과 텍스트가 분리되어 있고 패널·버튼이 9-slice 가능하다.</w:t>
+        <w:t>UI 부품과 텍스트가 분리되어 있고 패널·버튼은 모서리를 유지한 채 가운데만 늘릴 수 있다.</w:t>
       </w:r>
     </w:p>
     <w:p>
@@ -3991,7 +5023,7 @@
           <w:sz w:val="22"/>
           <w:lang w:val="en-US" w:eastAsia="ko-KR"/>
         </w:rPr>
-        <w:t>배경·선박·장비가 분리되어 크롭과 위치 조정이 가능하다.</w:t>
+        <w:t>배경·선박·장비가 분리되어 화면에 보일 부분과 위치를 조정할 수 있다.</w:t>
       </w:r>
     </w:p>
     <w:p>
@@ -4021,7 +5053,7 @@
           <w:sz w:val="22"/>
           <w:lang w:val="en-US" w:eastAsia="ko-KR"/>
         </w:rPr>
-        <w:t>얼음은 중앙, 선박은 화면 아래 중앙, 파편은 질량 중심 피벗을 사용한다.</w:t>
+        <w:t>그림 기준점은 얼음 중앙, 선박 화면 아래 중앙, 파편 질량 중심에 맞춘다.</w:t>
       </w:r>
     </w:p>
     <w:p>
@@ -4119,7 +5151,7 @@
           <w:sz w:val="22"/>
           <w:lang w:val="en-US" w:eastAsia="ko-KR"/>
         </w:rPr>
-        <w:t>09_MVP/wbs.md — 날짜별 Task·의존성·완료 조건</w:t>
+        <w:t>09_MVP/wbs.md — 날짜별 Task·시작 전 필요한 것·완료 조건</w:t>
       </w:r>
     </w:p>
     <w:tbl>
